--- a/docs/EPC System.docx
+++ b/docs/EPC System.docx
@@ -108,8 +108,13 @@
         </w:numPr>
         <w:spacing w:after="120" w:line="240" w:lineRule="auto"/>
       </w:pPr>
-      <w:r>
-        <w:t xml:space="preserve">[ ] </w:t>
+      <w:proofErr w:type="gramStart"/>
+      <w:r>
+        <w:t>[ ]</w:t>
+      </w:r>
+      <w:proofErr w:type="gramEnd"/>
+      <w:r>
+        <w:t xml:space="preserve"> </w:t>
       </w:r>
       <w:r>
         <w:rPr>
@@ -178,8 +183,13 @@
         </w:numPr>
         <w:spacing w:after="120" w:line="240" w:lineRule="auto"/>
       </w:pPr>
-      <w:r>
-        <w:t xml:space="preserve">[ ] </w:t>
+      <w:proofErr w:type="gramStart"/>
+      <w:r>
+        <w:t>[ ]</w:t>
+      </w:r>
+      <w:proofErr w:type="gramEnd"/>
+      <w:r>
+        <w:t xml:space="preserve"> </w:t>
       </w:r>
       <w:r>
         <w:rPr>
@@ -224,8 +234,13 @@
         </w:numPr>
         <w:spacing w:after="120" w:line="240" w:lineRule="auto"/>
       </w:pPr>
-      <w:r>
-        <w:t xml:space="preserve">[ ] </w:t>
+      <w:proofErr w:type="gramStart"/>
+      <w:r>
+        <w:t>[ ]</w:t>
+      </w:r>
+      <w:proofErr w:type="gramEnd"/>
+      <w:r>
+        <w:t xml:space="preserve"> </w:t>
       </w:r>
       <w:r>
         <w:rPr>
@@ -270,8 +285,13 @@
         </w:numPr>
         <w:spacing w:after="120" w:line="240" w:lineRule="auto"/>
       </w:pPr>
-      <w:r>
-        <w:t xml:space="preserve">[ ] </w:t>
+      <w:proofErr w:type="gramStart"/>
+      <w:r>
+        <w:t>[ ]</w:t>
+      </w:r>
+      <w:proofErr w:type="gramEnd"/>
+      <w:r>
+        <w:t xml:space="preserve"> </w:t>
       </w:r>
       <w:r>
         <w:rPr>
@@ -316,8 +336,13 @@
         </w:numPr>
         <w:spacing w:after="120" w:line="240" w:lineRule="auto"/>
       </w:pPr>
-      <w:r>
-        <w:t xml:space="preserve">[ ] </w:t>
+      <w:proofErr w:type="gramStart"/>
+      <w:r>
+        <w:t>[ ]</w:t>
+      </w:r>
+      <w:proofErr w:type="gramEnd"/>
+      <w:r>
+        <w:t xml:space="preserve"> </w:t>
       </w:r>
       <w:r>
         <w:rPr>
@@ -355,8 +380,13 @@
         </w:numPr>
         <w:spacing w:after="120" w:line="240" w:lineRule="auto"/>
       </w:pPr>
-      <w:r>
-        <w:t xml:space="preserve">[ ] </w:t>
+      <w:proofErr w:type="gramStart"/>
+      <w:r>
+        <w:t>[ ]</w:t>
+      </w:r>
+      <w:proofErr w:type="gramEnd"/>
+      <w:r>
+        <w:t xml:space="preserve"> </w:t>
       </w:r>
       <w:r>
         <w:rPr>
@@ -444,19 +474,24 @@
           <w:b/>
           <w:bCs/>
         </w:rPr>
-        <w:t xml:space="preserve">Product Offering Module </w:t>
-      </w:r>
-    </w:p>
-    <w:p>
-      <w:pPr>
-        <w:numPr>
-          <w:ilvl w:val="0"/>
-          <w:numId w:val="5"/>
-        </w:numPr>
-        <w:spacing w:after="120" w:line="240" w:lineRule="auto"/>
-      </w:pPr>
-      <w:r>
-        <w:t>[ ] Create backend/</w:t>
+        <w:t xml:space="preserve">Pricing Module </w:t>
+      </w:r>
+    </w:p>
+    <w:p>
+      <w:pPr>
+        <w:numPr>
+          <w:ilvl w:val="0"/>
+          <w:numId w:val="7"/>
+        </w:numPr>
+        <w:spacing w:after="120" w:line="240" w:lineRule="auto"/>
+      </w:pPr>
+      <w:proofErr w:type="gramStart"/>
+      <w:r>
+        <w:t>[ ]</w:t>
+      </w:r>
+      <w:proofErr w:type="gramEnd"/>
+      <w:r>
+        <w:t xml:space="preserve"> Create backend/</w:t>
       </w:r>
       <w:proofErr w:type="spellStart"/>
       <w:r>
@@ -464,11 +499,11 @@
       </w:r>
       <w:proofErr w:type="spellEnd"/>
       <w:r>
-        <w:t>/product-offering/product-</w:t>
+        <w:t>/pricing/</w:t>
       </w:r>
       <w:proofErr w:type="spellStart"/>
       <w:r>
-        <w:t>offering.module.ts</w:t>
+        <w:t>pricing.module.ts</w:t>
       </w:r>
       <w:proofErr w:type="spellEnd"/>
     </w:p>
@@ -476,12 +511,17 @@
       <w:pPr>
         <w:numPr>
           <w:ilvl w:val="0"/>
-          <w:numId w:val="5"/>
-        </w:numPr>
-        <w:spacing w:after="120" w:line="240" w:lineRule="auto"/>
-      </w:pPr>
-      <w:r>
-        <w:t>[ ] Create backend/</w:t>
+          <w:numId w:val="7"/>
+        </w:numPr>
+        <w:spacing w:after="120" w:line="240" w:lineRule="auto"/>
+      </w:pPr>
+      <w:proofErr w:type="gramStart"/>
+      <w:r>
+        <w:t>[ ]</w:t>
+      </w:r>
+      <w:proofErr w:type="gramEnd"/>
+      <w:r>
+        <w:t xml:space="preserve"> Create backend/</w:t>
       </w:r>
       <w:proofErr w:type="spellStart"/>
       <w:r>
@@ -489,7 +529,7 @@
       </w:r>
       <w:proofErr w:type="spellEnd"/>
       <w:r>
-        <w:t>/product-offering/</w:t>
+        <w:t>/pricing/</w:t>
       </w:r>
       <w:proofErr w:type="spellStart"/>
       <w:r>
@@ -497,1057 +537,1095 @@
       </w:r>
       <w:proofErr w:type="spellEnd"/>
       <w:r>
-        <w:t>/update-product-</w:t>
+        <w:t>/*</w:t>
+      </w:r>
+    </w:p>
+    <w:p>
+      <w:pPr>
+        <w:spacing w:after="120" w:line="240" w:lineRule="auto"/>
+        <w:rPr>
+          <w:b/>
+          <w:bCs/>
+        </w:rPr>
+      </w:pPr>
+      <w:r>
+        <w:rPr>
+          <w:b/>
+          <w:bCs/>
+        </w:rPr>
+        <w:t>Category Module</w:t>
+      </w:r>
+    </w:p>
+    <w:p>
+      <w:pPr>
+        <w:numPr>
+          <w:ilvl w:val="0"/>
+          <w:numId w:val="8"/>
+        </w:numPr>
+        <w:spacing w:after="120" w:line="240" w:lineRule="auto"/>
+      </w:pPr>
+      <w:proofErr w:type="gramStart"/>
+      <w:r>
+        <w:t>[ ]</w:t>
+      </w:r>
+      <w:proofErr w:type="gramEnd"/>
+      <w:r>
+        <w:t xml:space="preserve"> Create backend/</w:t>
       </w:r>
       <w:proofErr w:type="spellStart"/>
       <w:r>
-        <w:t>offering.dto.ts</w:t>
+        <w:t>src</w:t>
       </w:r>
       <w:proofErr w:type="spellEnd"/>
-    </w:p>
-    <w:p>
-      <w:pPr>
-        <w:numPr>
-          <w:ilvl w:val="0"/>
-          <w:numId w:val="5"/>
-        </w:numPr>
-        <w:spacing w:after="120" w:line="240" w:lineRule="auto"/>
-      </w:pPr>
-      <w:r>
-        <w:t>[ ] Create backend/</w:t>
+      <w:r>
+        <w:t>/category/</w:t>
       </w:r>
       <w:proofErr w:type="spellStart"/>
       <w:r>
+        <w:t>category.module.ts</w:t>
+      </w:r>
+      <w:proofErr w:type="spellEnd"/>
+    </w:p>
+    <w:p>
+      <w:pPr>
+        <w:numPr>
+          <w:ilvl w:val="0"/>
+          <w:numId w:val="8"/>
+        </w:numPr>
+        <w:spacing w:after="120" w:line="240" w:lineRule="auto"/>
+      </w:pPr>
+      <w:proofErr w:type="gramStart"/>
+      <w:r>
+        <w:lastRenderedPageBreak/>
+        <w:t>[ ]</w:t>
+      </w:r>
+      <w:proofErr w:type="gramEnd"/>
+      <w:r>
+        <w:t xml:space="preserve"> Create backend/</w:t>
+      </w:r>
+      <w:proofErr w:type="spellStart"/>
+      <w:r>
         <w:t>src</w:t>
       </w:r>
       <w:proofErr w:type="spellEnd"/>
       <w:r>
-        <w:t>/product-offering/</w:t>
+        <w:t>/category/</w:t>
       </w:r>
       <w:proofErr w:type="spellStart"/>
       <w:r>
+        <w:t>category.service.ts</w:t>
+      </w:r>
+      <w:proofErr w:type="spellEnd"/>
+    </w:p>
+    <w:p>
+      <w:pPr>
+        <w:numPr>
+          <w:ilvl w:val="0"/>
+          <w:numId w:val="8"/>
+        </w:numPr>
+        <w:spacing w:after="120" w:line="240" w:lineRule="auto"/>
+      </w:pPr>
+      <w:proofErr w:type="gramStart"/>
+      <w:r>
+        <w:t>[ ]</w:t>
+      </w:r>
+      <w:proofErr w:type="gramEnd"/>
+      <w:r>
+        <w:t xml:space="preserve"> Create backend/</w:t>
+      </w:r>
+      <w:proofErr w:type="spellStart"/>
+      <w:r>
+        <w:t>src</w:t>
+      </w:r>
+      <w:proofErr w:type="spellEnd"/>
+      <w:r>
+        <w:t>/category/</w:t>
+      </w:r>
+      <w:proofErr w:type="spellStart"/>
+      <w:r>
+        <w:t>category.controller.ts</w:t>
+      </w:r>
+      <w:proofErr w:type="spellEnd"/>
+    </w:p>
+    <w:p>
+      <w:pPr>
+        <w:numPr>
+          <w:ilvl w:val="0"/>
+          <w:numId w:val="8"/>
+        </w:numPr>
+        <w:spacing w:after="120" w:line="240" w:lineRule="auto"/>
+      </w:pPr>
+      <w:proofErr w:type="gramStart"/>
+      <w:r>
+        <w:t>[ ]</w:t>
+      </w:r>
+      <w:proofErr w:type="gramEnd"/>
+      <w:r>
+        <w:t xml:space="preserve"> Create backend/</w:t>
+      </w:r>
+      <w:proofErr w:type="spellStart"/>
+      <w:r>
+        <w:t>src</w:t>
+      </w:r>
+      <w:proofErr w:type="spellEnd"/>
+      <w:r>
+        <w:t>/category/</w:t>
+      </w:r>
+      <w:proofErr w:type="spellStart"/>
+      <w:r>
         <w:t>dto</w:t>
       </w:r>
       <w:proofErr w:type="spellEnd"/>
       <w:r>
-        <w:t>/product-offering-</w:t>
+        <w:t>/*</w:t>
+      </w:r>
+    </w:p>
+    <w:p>
+      <w:pPr>
+        <w:spacing w:after="120" w:line="240" w:lineRule="auto"/>
+        <w:rPr>
+          <w:b/>
+          <w:bCs/>
+        </w:rPr>
+      </w:pPr>
+      <w:r>
+        <w:rPr>
+          <w:b/>
+          <w:bCs/>
+        </w:rPr>
+        <w:t>Rules Module</w:t>
+      </w:r>
+    </w:p>
+    <w:p>
+      <w:pPr>
+        <w:numPr>
+          <w:ilvl w:val="0"/>
+          <w:numId w:val="9"/>
+        </w:numPr>
+        <w:spacing w:after="120" w:line="240" w:lineRule="auto"/>
+      </w:pPr>
+      <w:proofErr w:type="gramStart"/>
+      <w:r>
+        <w:t>[ ]</w:t>
+      </w:r>
+      <w:proofErr w:type="gramEnd"/>
+      <w:r>
+        <w:t xml:space="preserve"> Create backend/</w:t>
       </w:r>
       <w:proofErr w:type="spellStart"/>
       <w:r>
-        <w:t>query.dto.ts</w:t>
+        <w:t>src</w:t>
       </w:r>
       <w:proofErr w:type="spellEnd"/>
-    </w:p>
-    <w:p>
-      <w:pPr>
-        <w:spacing w:after="120" w:line="240" w:lineRule="auto"/>
-        <w:rPr>
-          <w:b/>
-          <w:bCs/>
-        </w:rPr>
-      </w:pPr>
-      <w:r>
-        <w:rPr>
-          <w:b/>
-          <w:bCs/>
-        </w:rPr>
-        <w:t xml:space="preserve">Subscription Module </w:t>
-      </w:r>
-    </w:p>
-    <w:p>
-      <w:pPr>
-        <w:numPr>
-          <w:ilvl w:val="0"/>
-          <w:numId w:val="6"/>
-        </w:numPr>
-        <w:spacing w:after="120" w:line="240" w:lineRule="auto"/>
-      </w:pPr>
-      <w:r>
+      <w:r>
+        <w:t>/rules/</w:t>
+      </w:r>
+      <w:proofErr w:type="spellStart"/>
+      <w:r>
+        <w:t>rules.module.ts</w:t>
+      </w:r>
+      <w:proofErr w:type="spellEnd"/>
+    </w:p>
+    <w:p>
+      <w:pPr>
+        <w:numPr>
+          <w:ilvl w:val="0"/>
+          <w:numId w:val="9"/>
+        </w:numPr>
+        <w:spacing w:after="120" w:line="240" w:lineRule="auto"/>
+      </w:pPr>
+      <w:proofErr w:type="gramStart"/>
+      <w:r>
+        <w:t>[ ]</w:t>
+      </w:r>
+      <w:proofErr w:type="gramEnd"/>
+      <w:r>
+        <w:t xml:space="preserve"> Create backend/</w:t>
+      </w:r>
+      <w:proofErr w:type="spellStart"/>
+      <w:r>
+        <w:t>src</w:t>
+      </w:r>
+      <w:proofErr w:type="spellEnd"/>
+      <w:r>
+        <w:t>/rules/</w:t>
+      </w:r>
+      <w:proofErr w:type="spellStart"/>
+      <w:r>
+        <w:t>rules.service.ts</w:t>
+      </w:r>
+      <w:proofErr w:type="spellEnd"/>
+    </w:p>
+    <w:p>
+      <w:pPr>
+        <w:numPr>
+          <w:ilvl w:val="0"/>
+          <w:numId w:val="9"/>
+        </w:numPr>
+        <w:spacing w:after="120" w:line="240" w:lineRule="auto"/>
+      </w:pPr>
+      <w:proofErr w:type="gramStart"/>
+      <w:r>
+        <w:t>[ ]</w:t>
+      </w:r>
+      <w:proofErr w:type="gramEnd"/>
+      <w:r>
+        <w:t xml:space="preserve"> Create backend/</w:t>
+      </w:r>
+      <w:proofErr w:type="spellStart"/>
+      <w:r>
+        <w:t>src</w:t>
+      </w:r>
+      <w:proofErr w:type="spellEnd"/>
+      <w:r>
+        <w:t>/rules/</w:t>
+      </w:r>
+      <w:proofErr w:type="spellStart"/>
+      <w:r>
+        <w:t>rules.controller.ts</w:t>
+      </w:r>
+      <w:proofErr w:type="spellEnd"/>
+    </w:p>
+    <w:p>
+      <w:pPr>
+        <w:numPr>
+          <w:ilvl w:val="0"/>
+          <w:numId w:val="9"/>
+        </w:numPr>
+        <w:spacing w:after="120" w:line="240" w:lineRule="auto"/>
+      </w:pPr>
+      <w:proofErr w:type="gramStart"/>
+      <w:r>
+        <w:t>[ ]</w:t>
+      </w:r>
+      <w:proofErr w:type="gramEnd"/>
+      <w:r>
+        <w:t xml:space="preserve"> Create backend/</w:t>
+      </w:r>
+      <w:proofErr w:type="spellStart"/>
+      <w:r>
+        <w:t>src</w:t>
+      </w:r>
+      <w:proofErr w:type="spellEnd"/>
+      <w:r>
+        <w:t>/rules/</w:t>
+      </w:r>
+      <w:proofErr w:type="spellStart"/>
+      <w:r>
+        <w:t>dto</w:t>
+      </w:r>
+      <w:proofErr w:type="spellEnd"/>
+      <w:r>
+        <w:t>/*</w:t>
+      </w:r>
+    </w:p>
+    <w:p>
+      <w:pPr>
+        <w:numPr>
+          <w:ilvl w:val="0"/>
+          <w:numId w:val="9"/>
+        </w:numPr>
+        <w:spacing w:after="120" w:line="240" w:lineRule="auto"/>
+      </w:pPr>
+      <w:proofErr w:type="gramStart"/>
+      <w:r>
+        <w:t>[ ]</w:t>
+      </w:r>
+      <w:proofErr w:type="gramEnd"/>
+      <w:r>
+        <w:t xml:space="preserve"> Implement JSON Logic or similar rules engine</w:t>
+      </w:r>
+    </w:p>
+    <w:p>
+      <w:pPr>
+        <w:spacing w:after="120" w:line="240" w:lineRule="auto"/>
+        <w:rPr>
+          <w:b/>
+          <w:bCs/>
+        </w:rPr>
+      </w:pPr>
+      <w:r>
+        <w:rPr>
+          <w:b/>
+          <w:bCs/>
+        </w:rPr>
+        <w:t>Lifecycle Module</w:t>
+      </w:r>
+    </w:p>
+    <w:p>
+      <w:pPr>
+        <w:numPr>
+          <w:ilvl w:val="0"/>
+          <w:numId w:val="10"/>
+        </w:numPr>
+        <w:spacing w:after="120" w:line="240" w:lineRule="auto"/>
+      </w:pPr>
+      <w:proofErr w:type="gramStart"/>
+      <w:r>
+        <w:t>[ ]</w:t>
+      </w:r>
+      <w:proofErr w:type="gramEnd"/>
+      <w:r>
+        <w:t xml:space="preserve"> Create backend/</w:t>
+      </w:r>
+      <w:proofErr w:type="spellStart"/>
+      <w:r>
+        <w:t>src</w:t>
+      </w:r>
+      <w:proofErr w:type="spellEnd"/>
+      <w:r>
+        <w:t>/lifecycle/</w:t>
+      </w:r>
+      <w:proofErr w:type="spellStart"/>
+      <w:r>
+        <w:t>lifecycle.module.ts</w:t>
+      </w:r>
+      <w:proofErr w:type="spellEnd"/>
+    </w:p>
+    <w:p>
+      <w:pPr>
+        <w:numPr>
+          <w:ilvl w:val="0"/>
+          <w:numId w:val="10"/>
+        </w:numPr>
+        <w:spacing w:after="120" w:line="240" w:lineRule="auto"/>
+      </w:pPr>
+      <w:proofErr w:type="gramStart"/>
+      <w:r>
+        <w:t>[ ]</w:t>
+      </w:r>
+      <w:proofErr w:type="gramEnd"/>
+      <w:r>
+        <w:t xml:space="preserve"> Create backend/</w:t>
+      </w:r>
+      <w:proofErr w:type="spellStart"/>
+      <w:r>
+        <w:t>src</w:t>
+      </w:r>
+      <w:proofErr w:type="spellEnd"/>
+      <w:r>
+        <w:t>/lifecycle/</w:t>
+      </w:r>
+      <w:proofErr w:type="spellStart"/>
+      <w:r>
+        <w:t>lifecycle.service.ts</w:t>
+      </w:r>
+      <w:proofErr w:type="spellEnd"/>
+    </w:p>
+    <w:p>
+      <w:pPr>
+        <w:numPr>
+          <w:ilvl w:val="0"/>
+          <w:numId w:val="10"/>
+        </w:numPr>
+        <w:spacing w:after="120" w:line="240" w:lineRule="auto"/>
+      </w:pPr>
+      <w:proofErr w:type="gramStart"/>
+      <w:r>
+        <w:t>[ ]</w:t>
+      </w:r>
+      <w:proofErr w:type="gramEnd"/>
+      <w:r>
+        <w:t xml:space="preserve"> Create backend/</w:t>
+      </w:r>
+      <w:proofErr w:type="spellStart"/>
+      <w:r>
+        <w:t>src</w:t>
+      </w:r>
+      <w:proofErr w:type="spellEnd"/>
+      <w:r>
+        <w:t>/lifecycle/</w:t>
+      </w:r>
+      <w:proofErr w:type="spellStart"/>
+      <w:r>
+        <w:t>lifecycle.controller.ts</w:t>
+      </w:r>
+      <w:proofErr w:type="spellEnd"/>
+    </w:p>
+    <w:p>
+      <w:pPr>
+        <w:numPr>
+          <w:ilvl w:val="0"/>
+          <w:numId w:val="10"/>
+        </w:numPr>
+        <w:spacing w:after="120" w:line="240" w:lineRule="auto"/>
+      </w:pPr>
+      <w:proofErr w:type="gramStart"/>
+      <w:r>
+        <w:t>[ ]</w:t>
+      </w:r>
+      <w:proofErr w:type="gramEnd"/>
+      <w:r>
+        <w:t xml:space="preserve"> Create backend/</w:t>
+      </w:r>
+      <w:proofErr w:type="spellStart"/>
+      <w:r>
+        <w:t>src</w:t>
+      </w:r>
+      <w:proofErr w:type="spellEnd"/>
+      <w:r>
+        <w:t>/lifecycle/</w:t>
+      </w:r>
+      <w:proofErr w:type="spellStart"/>
+      <w:r>
+        <w:t>dto</w:t>
+      </w:r>
+      <w:proofErr w:type="spellEnd"/>
+      <w:r>
+        <w:t>/*</w:t>
+      </w:r>
+    </w:p>
+    <w:p>
+      <w:pPr>
+        <w:spacing w:after="120" w:line="240" w:lineRule="auto"/>
+        <w:rPr>
+          <w:b/>
+          <w:bCs/>
+        </w:rPr>
+      </w:pPr>
+      <w:r>
+        <w:rPr>
+          <w:b/>
+          <w:bCs/>
+        </w:rPr>
+        <w:t>Service Module (CFS/RFS)</w:t>
+      </w:r>
+    </w:p>
+    <w:p>
+      <w:pPr>
+        <w:numPr>
+          <w:ilvl w:val="0"/>
+          <w:numId w:val="11"/>
+        </w:numPr>
+        <w:spacing w:after="120" w:line="240" w:lineRule="auto"/>
+      </w:pPr>
+      <w:proofErr w:type="gramStart"/>
+      <w:r>
+        <w:t>[ ]</w:t>
+      </w:r>
+      <w:proofErr w:type="gramEnd"/>
+      <w:r>
+        <w:t xml:space="preserve"> Create backend/</w:t>
+      </w:r>
+      <w:proofErr w:type="spellStart"/>
+      <w:r>
+        <w:t>src</w:t>
+      </w:r>
+      <w:proofErr w:type="spellEnd"/>
+      <w:r>
+        <w:t>/service/</w:t>
+      </w:r>
+      <w:proofErr w:type="spellStart"/>
+      <w:r>
+        <w:t>service.module.ts</w:t>
+      </w:r>
+      <w:proofErr w:type="spellEnd"/>
+    </w:p>
+    <w:p>
+      <w:pPr>
+        <w:numPr>
+          <w:ilvl w:val="0"/>
+          <w:numId w:val="11"/>
+        </w:numPr>
+        <w:spacing w:after="120" w:line="240" w:lineRule="auto"/>
+      </w:pPr>
+      <w:proofErr w:type="gramStart"/>
+      <w:r>
+        <w:t>[ ]</w:t>
+      </w:r>
+      <w:proofErr w:type="gramEnd"/>
+      <w:r>
+        <w:t xml:space="preserve"> Create backend/</w:t>
+      </w:r>
+      <w:proofErr w:type="spellStart"/>
+      <w:r>
+        <w:t>src</w:t>
+      </w:r>
+      <w:proofErr w:type="spellEnd"/>
+      <w:r>
+        <w:t>/service/</w:t>
+      </w:r>
+      <w:proofErr w:type="spellStart"/>
+      <w:r>
+        <w:t>cfs.service.ts</w:t>
+      </w:r>
+      <w:proofErr w:type="spellEnd"/>
+    </w:p>
+    <w:p>
+      <w:pPr>
+        <w:numPr>
+          <w:ilvl w:val="0"/>
+          <w:numId w:val="11"/>
+        </w:numPr>
+        <w:spacing w:after="120" w:line="240" w:lineRule="auto"/>
+      </w:pPr>
+      <w:proofErr w:type="gramStart"/>
+      <w:r>
+        <w:t>[ ]</w:t>
+      </w:r>
+      <w:proofErr w:type="gramEnd"/>
+      <w:r>
+        <w:t xml:space="preserve"> Create backend/</w:t>
+      </w:r>
+      <w:proofErr w:type="spellStart"/>
+      <w:r>
+        <w:t>src</w:t>
+      </w:r>
+      <w:proofErr w:type="spellEnd"/>
+      <w:r>
+        <w:t>/service/</w:t>
+      </w:r>
+      <w:proofErr w:type="spellStart"/>
+      <w:r>
+        <w:t>rfs.service.ts</w:t>
+      </w:r>
+      <w:proofErr w:type="spellEnd"/>
+    </w:p>
+    <w:p>
+      <w:pPr>
+        <w:numPr>
+          <w:ilvl w:val="0"/>
+          <w:numId w:val="11"/>
+        </w:numPr>
+        <w:spacing w:after="120" w:line="240" w:lineRule="auto"/>
+      </w:pPr>
+      <w:proofErr w:type="gramStart"/>
+      <w:r>
+        <w:t>[ ]</w:t>
+      </w:r>
+      <w:proofErr w:type="gramEnd"/>
+      <w:r>
+        <w:t xml:space="preserve"> Create backend/</w:t>
+      </w:r>
+      <w:proofErr w:type="spellStart"/>
+      <w:r>
+        <w:t>src</w:t>
+      </w:r>
+      <w:proofErr w:type="spellEnd"/>
+      <w:r>
+        <w:t>/service/</w:t>
+      </w:r>
+      <w:proofErr w:type="spellStart"/>
+      <w:r>
+        <w:t>service.controller.ts</w:t>
+      </w:r>
+      <w:proofErr w:type="spellEnd"/>
+    </w:p>
+    <w:p>
+      <w:pPr>
+        <w:numPr>
+          <w:ilvl w:val="0"/>
+          <w:numId w:val="11"/>
+        </w:numPr>
+        <w:spacing w:after="120" w:line="240" w:lineRule="auto"/>
+      </w:pPr>
+      <w:proofErr w:type="gramStart"/>
+      <w:r>
+        <w:t>[ ]</w:t>
+      </w:r>
+      <w:proofErr w:type="gramEnd"/>
+      <w:r>
+        <w:t xml:space="preserve"> Create backend/</w:t>
+      </w:r>
+      <w:proofErr w:type="spellStart"/>
+      <w:r>
+        <w:t>src</w:t>
+      </w:r>
+      <w:proofErr w:type="spellEnd"/>
+      <w:r>
+        <w:t>/service/</w:t>
+      </w:r>
+      <w:proofErr w:type="spellStart"/>
+      <w:r>
+        <w:t>dto</w:t>
+      </w:r>
+      <w:proofErr w:type="spellEnd"/>
+      <w:r>
+        <w:t>/*</w:t>
+      </w:r>
+    </w:p>
+    <w:p>
+      <w:pPr>
+        <w:spacing w:after="120" w:line="240" w:lineRule="auto"/>
+        <w:rPr>
+          <w:b/>
+          <w:bCs/>
+        </w:rPr>
+      </w:pPr>
+      <w:r>
+        <w:rPr>
+          <w:b/>
+          <w:bCs/>
+        </w:rPr>
+        <w:t>Resource Module</w:t>
+      </w:r>
+    </w:p>
+    <w:p>
+      <w:pPr>
+        <w:numPr>
+          <w:ilvl w:val="0"/>
+          <w:numId w:val="12"/>
+        </w:numPr>
+        <w:spacing w:after="120" w:line="240" w:lineRule="auto"/>
+      </w:pPr>
+      <w:proofErr w:type="gramStart"/>
+      <w:r>
+        <w:t>[ ]</w:t>
+      </w:r>
+      <w:proofErr w:type="gramEnd"/>
+      <w:r>
+        <w:t xml:space="preserve"> Create backend/</w:t>
+      </w:r>
+      <w:proofErr w:type="spellStart"/>
+      <w:r>
+        <w:t>src</w:t>
+      </w:r>
+      <w:proofErr w:type="spellEnd"/>
+      <w:r>
+        <w:t>/resource/</w:t>
+      </w:r>
+      <w:proofErr w:type="spellStart"/>
+      <w:r>
+        <w:t>resource.module.ts</w:t>
+      </w:r>
+      <w:proofErr w:type="spellEnd"/>
+    </w:p>
+    <w:p>
+      <w:pPr>
+        <w:numPr>
+          <w:ilvl w:val="0"/>
+          <w:numId w:val="12"/>
+        </w:numPr>
+        <w:spacing w:after="120" w:line="240" w:lineRule="auto"/>
+      </w:pPr>
+      <w:proofErr w:type="gramStart"/>
+      <w:r>
+        <w:t>[ ]</w:t>
+      </w:r>
+      <w:proofErr w:type="gramEnd"/>
+      <w:r>
+        <w:t xml:space="preserve"> Create backend/</w:t>
+      </w:r>
+      <w:proofErr w:type="spellStart"/>
+      <w:r>
+        <w:t>src</w:t>
+      </w:r>
+      <w:proofErr w:type="spellEnd"/>
+      <w:r>
+        <w:t>/resource/</w:t>
+      </w:r>
+      <w:proofErr w:type="spellStart"/>
+      <w:r>
+        <w:t>resource.service.ts</w:t>
+      </w:r>
+      <w:proofErr w:type="spellEnd"/>
+    </w:p>
+    <w:p>
+      <w:pPr>
+        <w:numPr>
+          <w:ilvl w:val="0"/>
+          <w:numId w:val="12"/>
+        </w:numPr>
+        <w:spacing w:after="120" w:line="240" w:lineRule="auto"/>
+      </w:pPr>
+      <w:proofErr w:type="gramStart"/>
+      <w:r>
+        <w:t>[ ]</w:t>
+      </w:r>
+      <w:proofErr w:type="gramEnd"/>
+      <w:r>
+        <w:t xml:space="preserve"> Create backend/</w:t>
+      </w:r>
+      <w:proofErr w:type="spellStart"/>
+      <w:r>
+        <w:t>src</w:t>
+      </w:r>
+      <w:proofErr w:type="spellEnd"/>
+      <w:r>
+        <w:t>/resource/</w:t>
+      </w:r>
+      <w:proofErr w:type="spellStart"/>
+      <w:r>
+        <w:t>resource.controller.ts</w:t>
+      </w:r>
+      <w:proofErr w:type="spellEnd"/>
+    </w:p>
+    <w:p>
+      <w:pPr>
+        <w:numPr>
+          <w:ilvl w:val="0"/>
+          <w:numId w:val="12"/>
+        </w:numPr>
+        <w:spacing w:after="120" w:line="240" w:lineRule="auto"/>
+      </w:pPr>
+      <w:proofErr w:type="gramStart"/>
+      <w:r>
+        <w:t>[ ]</w:t>
+      </w:r>
+      <w:proofErr w:type="gramEnd"/>
+      <w:r>
+        <w:t xml:space="preserve"> Create backend/</w:t>
+      </w:r>
+      <w:proofErr w:type="spellStart"/>
+      <w:r>
+        <w:t>src</w:t>
+      </w:r>
+      <w:proofErr w:type="spellEnd"/>
+      <w:r>
+        <w:t>/resource/</w:t>
+      </w:r>
+      <w:proofErr w:type="spellStart"/>
+      <w:r>
+        <w:t>dto</w:t>
+      </w:r>
+      <w:proofErr w:type="spellEnd"/>
+      <w:r>
+        <w:t>/*</w:t>
+      </w:r>
+    </w:p>
+    <w:p>
+      <w:pPr>
+        <w:spacing w:after="120" w:line="240" w:lineRule="auto"/>
+        <w:rPr>
+          <w:b/>
+          <w:bCs/>
+        </w:rPr>
+      </w:pPr>
+      <w:r>
+        <w:rPr>
+          <w:b/>
+          <w:bCs/>
+        </w:rPr>
+        <w:t>Prisma Module</w:t>
+      </w:r>
+    </w:p>
+    <w:p>
+      <w:pPr>
+        <w:numPr>
+          <w:ilvl w:val="0"/>
+          <w:numId w:val="13"/>
+        </w:numPr>
+        <w:spacing w:after="120" w:line="240" w:lineRule="auto"/>
+      </w:pPr>
+      <w:proofErr w:type="gramStart"/>
+      <w:r>
+        <w:t>[ ]</w:t>
+      </w:r>
+      <w:proofErr w:type="gramEnd"/>
+      <w:r>
+        <w:t xml:space="preserve"> Create backend/</w:t>
+      </w:r>
+      <w:proofErr w:type="spellStart"/>
+      <w:r>
+        <w:t>src</w:t>
+      </w:r>
+      <w:proofErr w:type="spellEnd"/>
+      <w:r>
+        <w:t>/</w:t>
+      </w:r>
+      <w:proofErr w:type="spellStart"/>
+      <w:r>
+        <w:t>prisma</w:t>
+      </w:r>
+      <w:proofErr w:type="spellEnd"/>
+      <w:r>
+        <w:t>/</w:t>
+      </w:r>
+      <w:proofErr w:type="spellStart"/>
+      <w:r>
+        <w:t>prisma.module.ts</w:t>
+      </w:r>
+      <w:proofErr w:type="spellEnd"/>
+    </w:p>
+    <w:p>
+      <w:pPr>
+        <w:numPr>
+          <w:ilvl w:val="0"/>
+          <w:numId w:val="13"/>
+        </w:numPr>
+        <w:spacing w:after="120" w:line="240" w:lineRule="auto"/>
+      </w:pPr>
+      <w:proofErr w:type="gramStart"/>
+      <w:r>
+        <w:t>[ ]</w:t>
+      </w:r>
+      <w:proofErr w:type="gramEnd"/>
+      <w:r>
+        <w:t xml:space="preserve"> Create backend/</w:t>
+      </w:r>
+      <w:proofErr w:type="spellStart"/>
+      <w:r>
+        <w:t>src</w:t>
+      </w:r>
+      <w:proofErr w:type="spellEnd"/>
+      <w:r>
+        <w:t>/</w:t>
+      </w:r>
+      <w:proofErr w:type="spellStart"/>
+      <w:r>
+        <w:t>prisma</w:t>
+      </w:r>
+      <w:proofErr w:type="spellEnd"/>
+      <w:r>
+        <w:t>/</w:t>
+      </w:r>
+      <w:proofErr w:type="spellStart"/>
+      <w:r>
+        <w:t>prisma.service.ts</w:t>
+      </w:r>
+      <w:proofErr w:type="spellEnd"/>
+    </w:p>
+    <w:p>
+      <w:pPr>
+        <w:spacing w:after="120" w:line="240" w:lineRule="auto"/>
+        <w:rPr>
+          <w:b/>
+          <w:bCs/>
+        </w:rPr>
+      </w:pPr>
+      <w:r>
+        <w:rPr>
+          <w:b/>
+          <w:bCs/>
+        </w:rPr>
+        <w:t>Health Module</w:t>
+      </w:r>
+    </w:p>
+    <w:p>
+      <w:pPr>
+        <w:numPr>
+          <w:ilvl w:val="0"/>
+          <w:numId w:val="14"/>
+        </w:numPr>
+        <w:spacing w:after="120" w:line="240" w:lineRule="auto"/>
+      </w:pPr>
+      <w:proofErr w:type="gramStart"/>
+      <w:r>
+        <w:t>[ ]</w:t>
+      </w:r>
+      <w:proofErr w:type="gramEnd"/>
+      <w:r>
+        <w:t xml:space="preserve"> Create backend/</w:t>
+      </w:r>
+      <w:proofErr w:type="spellStart"/>
+      <w:r>
+        <w:t>src</w:t>
+      </w:r>
+      <w:proofErr w:type="spellEnd"/>
+      <w:r>
+        <w:t>/health/</w:t>
+      </w:r>
+      <w:proofErr w:type="spellStart"/>
+      <w:r>
+        <w:t>health.module.ts</w:t>
+      </w:r>
+      <w:proofErr w:type="spellEnd"/>
+    </w:p>
+    <w:p>
+      <w:pPr>
+        <w:numPr>
+          <w:ilvl w:val="0"/>
+          <w:numId w:val="14"/>
+        </w:numPr>
+        <w:spacing w:after="120" w:line="240" w:lineRule="auto"/>
+      </w:pPr>
+      <w:proofErr w:type="gramStart"/>
+      <w:r>
+        <w:t>[ ]</w:t>
+      </w:r>
+      <w:proofErr w:type="gramEnd"/>
+      <w:r>
+        <w:t xml:space="preserve"> Create backend/</w:t>
+      </w:r>
+      <w:proofErr w:type="spellStart"/>
+      <w:r>
+        <w:t>src</w:t>
+      </w:r>
+      <w:proofErr w:type="spellEnd"/>
+      <w:r>
+        <w:t>/health/</w:t>
+      </w:r>
+      <w:proofErr w:type="spellStart"/>
+      <w:r>
+        <w:t>health.controller.ts</w:t>
+      </w:r>
+      <w:proofErr w:type="spellEnd"/>
+    </w:p>
+    <w:p>
+      <w:pPr>
+        <w:numPr>
+          <w:ilvl w:val="0"/>
+          <w:numId w:val="14"/>
+        </w:numPr>
+        <w:spacing w:after="120" w:line="240" w:lineRule="auto"/>
+      </w:pPr>
+      <w:proofErr w:type="gramStart"/>
+      <w:r>
+        <w:t>[ ]</w:t>
+      </w:r>
+      <w:proofErr w:type="gramEnd"/>
+      <w:r>
+        <w:t xml:space="preserve"> Implement /health endpoint</w:t>
+      </w:r>
+    </w:p>
+    <w:p>
+      <w:pPr>
+        <w:numPr>
+          <w:ilvl w:val="0"/>
+          <w:numId w:val="14"/>
+        </w:numPr>
+        <w:spacing w:after="120" w:line="240" w:lineRule="auto"/>
+      </w:pPr>
+      <w:proofErr w:type="gramStart"/>
+      <w:r>
+        <w:t>[ ]</w:t>
+      </w:r>
+      <w:proofErr w:type="gramEnd"/>
+      <w:r>
+        <w:t xml:space="preserve"> Implement /ready endpoint with dependency checks</w:t>
+      </w:r>
+    </w:p>
+    <w:p>
+      <w:pPr>
+        <w:spacing w:after="120" w:line="240" w:lineRule="auto"/>
+        <w:rPr>
+          <w:b/>
+          <w:bCs/>
+        </w:rPr>
+      </w:pPr>
+      <w:r>
+        <w:rPr>
+          <w:b/>
+          <w:bCs/>
+        </w:rPr>
         <w:lastRenderedPageBreak/>
-        <w:t>[ ] Create backend/</w:t>
+        <w:t>3. Database</w:t>
+      </w:r>
+    </w:p>
+    <w:p>
+      <w:pPr>
+        <w:numPr>
+          <w:ilvl w:val="0"/>
+          <w:numId w:val="15"/>
+        </w:numPr>
+        <w:spacing w:after="120" w:line="240" w:lineRule="auto"/>
+      </w:pPr>
+      <w:proofErr w:type="gramStart"/>
+      <w:r>
+        <w:t>[ ]</w:t>
+      </w:r>
+      <w:proofErr w:type="gramEnd"/>
+      <w:r>
+        <w:t xml:space="preserve"> </w:t>
+      </w:r>
+      <w:r>
+        <w:rPr>
+          <w:b/>
+          <w:bCs/>
+        </w:rPr>
+        <w:t>Create initial migration</w:t>
+      </w:r>
+      <w:r>
+        <w:t xml:space="preserve"> </w:t>
+      </w:r>
+    </w:p>
+    <w:p>
+      <w:pPr>
+        <w:numPr>
+          <w:ilvl w:val="0"/>
+          <w:numId w:val="15"/>
+        </w:numPr>
+        <w:spacing w:after="120" w:line="240" w:lineRule="auto"/>
+      </w:pPr>
+      <w:r>
+        <w:t xml:space="preserve">cd </w:t>
       </w:r>
       <w:proofErr w:type="spellStart"/>
       <w:r>
-        <w:t>src</w:t>
+        <w:t>backendnpx</w:t>
       </w:r>
       <w:proofErr w:type="spellEnd"/>
       <w:r>
-        <w:t>/subscription/</w:t>
+        <w:t xml:space="preserve"> </w:t>
       </w:r>
       <w:proofErr w:type="spellStart"/>
       <w:r>
-        <w:t>subscription.module.ts</w:t>
+        <w:t>prisma</w:t>
       </w:r>
       <w:proofErr w:type="spellEnd"/>
-    </w:p>
-    <w:p>
-      <w:pPr>
-        <w:numPr>
-          <w:ilvl w:val="0"/>
-          <w:numId w:val="6"/>
-        </w:numPr>
-        <w:spacing w:after="120" w:line="240" w:lineRule="auto"/>
-      </w:pPr>
-      <w:r>
-        <w:t>[ ] Create backend/</w:t>
+      <w:r>
+        <w:t xml:space="preserve"> migrate dev --name </w:t>
       </w:r>
       <w:proofErr w:type="spellStart"/>
       <w:r>
-        <w:t>src</w:t>
+        <w:t>init</w:t>
       </w:r>
       <w:proofErr w:type="spellEnd"/>
-      <w:r>
-        <w:t>/subscription/</w:t>
+    </w:p>
+    <w:p>
+      <w:pPr>
+        <w:numPr>
+          <w:ilvl w:val="0"/>
+          <w:numId w:val="15"/>
+        </w:numPr>
+        <w:spacing w:after="120" w:line="240" w:lineRule="auto"/>
+      </w:pPr>
+      <w:proofErr w:type="gramStart"/>
+      <w:r>
+        <w:t>[ ]</w:t>
+      </w:r>
+      <w:proofErr w:type="gramEnd"/>
+      <w:r>
+        <w:t xml:space="preserve"> </w:t>
+      </w:r>
+      <w:r>
+        <w:rPr>
+          <w:b/>
+          <w:bCs/>
+        </w:rPr>
+        <w:t>Test seed script</w:t>
+      </w:r>
+      <w:r>
+        <w:t xml:space="preserve"> </w:t>
+      </w:r>
+    </w:p>
+    <w:p>
+      <w:pPr>
+        <w:numPr>
+          <w:ilvl w:val="1"/>
+          <w:numId w:val="15"/>
+        </w:numPr>
+        <w:spacing w:after="120" w:line="240" w:lineRule="auto"/>
+      </w:pPr>
+      <w:r>
+        <w:t xml:space="preserve">Run: </w:t>
       </w:r>
       <w:proofErr w:type="spellStart"/>
       <w:r>
-        <w:t>subscription.controller.ts</w:t>
+        <w:t>npm</w:t>
       </w:r>
       <w:proofErr w:type="spellEnd"/>
-    </w:p>
-    <w:p>
-      <w:pPr>
-        <w:numPr>
-          <w:ilvl w:val="0"/>
-          <w:numId w:val="6"/>
-        </w:numPr>
-        <w:spacing w:after="120" w:line="240" w:lineRule="auto"/>
-      </w:pPr>
-      <w:r>
-        <w:t>[ ] Create backend/</w:t>
+      <w:r>
+        <w:t xml:space="preserve"> run </w:t>
       </w:r>
       <w:proofErr w:type="spellStart"/>
-      <w:r>
-        <w:t>src</w:t>
+      <w:proofErr w:type="gramStart"/>
+      <w:r>
+        <w:t>prisma:seed</w:t>
       </w:r>
       <w:proofErr w:type="spellEnd"/>
-      <w:r>
-        <w:t>/subscription/</w:t>
-      </w:r>
-      <w:proofErr w:type="spellStart"/>
-      <w:r>
-        <w:t>dto</w:t>
-      </w:r>
-      <w:proofErr w:type="spellEnd"/>
-      <w:r>
-        <w:t>/update-</w:t>
-      </w:r>
-      <w:proofErr w:type="spellStart"/>
-      <w:r>
-        <w:t>subscription.dto.ts</w:t>
-      </w:r>
-      <w:proofErr w:type="spellEnd"/>
-    </w:p>
-    <w:p>
-      <w:pPr>
-        <w:spacing w:after="120" w:line="240" w:lineRule="auto"/>
-        <w:rPr>
-          <w:b/>
-          <w:bCs/>
-        </w:rPr>
-      </w:pPr>
-      <w:r>
-        <w:rPr>
-          <w:b/>
-          <w:bCs/>
-        </w:rPr>
-        <w:t xml:space="preserve">Pricing Module </w:t>
-      </w:r>
-    </w:p>
-    <w:p>
-      <w:pPr>
-        <w:numPr>
-          <w:ilvl w:val="0"/>
-          <w:numId w:val="7"/>
-        </w:numPr>
-        <w:spacing w:after="120" w:line="240" w:lineRule="auto"/>
-      </w:pPr>
-      <w:r>
-        <w:t>[ ] Create backend/</w:t>
-      </w:r>
-      <w:proofErr w:type="spellStart"/>
-      <w:r>
-        <w:t>src</w:t>
-      </w:r>
-      <w:proofErr w:type="spellEnd"/>
-      <w:r>
-        <w:t>/pricing/</w:t>
-      </w:r>
-      <w:proofErr w:type="spellStart"/>
-      <w:r>
-        <w:t>pricing.module.ts</w:t>
-      </w:r>
-      <w:proofErr w:type="spellEnd"/>
-    </w:p>
-    <w:p>
-      <w:pPr>
-        <w:numPr>
-          <w:ilvl w:val="0"/>
-          <w:numId w:val="7"/>
-        </w:numPr>
-        <w:spacing w:after="120" w:line="240" w:lineRule="auto"/>
-      </w:pPr>
-      <w:r>
-        <w:t>[ ] Create backend/</w:t>
-      </w:r>
-      <w:proofErr w:type="spellStart"/>
-      <w:r>
-        <w:t>src</w:t>
-      </w:r>
-      <w:proofErr w:type="spellEnd"/>
-      <w:r>
-        <w:t>/pricing/</w:t>
-      </w:r>
-      <w:proofErr w:type="spellStart"/>
-      <w:r>
-        <w:t>dto</w:t>
-      </w:r>
-      <w:proofErr w:type="spellEnd"/>
-      <w:r>
-        <w:t>/*</w:t>
-      </w:r>
-    </w:p>
-    <w:p>
-      <w:pPr>
-        <w:spacing w:after="120" w:line="240" w:lineRule="auto"/>
-        <w:rPr>
-          <w:b/>
-          <w:bCs/>
-        </w:rPr>
-      </w:pPr>
-      <w:r>
-        <w:rPr>
-          <w:b/>
-          <w:bCs/>
-        </w:rPr>
-        <w:t>Category Module</w:t>
-      </w:r>
-    </w:p>
-    <w:p>
-      <w:pPr>
-        <w:numPr>
-          <w:ilvl w:val="0"/>
-          <w:numId w:val="8"/>
-        </w:numPr>
-        <w:spacing w:after="120" w:line="240" w:lineRule="auto"/>
-      </w:pPr>
-      <w:r>
-        <w:t>[ ] Create backend/</w:t>
-      </w:r>
-      <w:proofErr w:type="spellStart"/>
-      <w:r>
-        <w:t>src</w:t>
-      </w:r>
-      <w:proofErr w:type="spellEnd"/>
-      <w:r>
-        <w:t>/category/</w:t>
-      </w:r>
-      <w:proofErr w:type="spellStart"/>
-      <w:r>
-        <w:t>category.module.ts</w:t>
-      </w:r>
-      <w:proofErr w:type="spellEnd"/>
-    </w:p>
-    <w:p>
-      <w:pPr>
-        <w:numPr>
-          <w:ilvl w:val="0"/>
-          <w:numId w:val="8"/>
-        </w:numPr>
-        <w:spacing w:after="120" w:line="240" w:lineRule="auto"/>
-      </w:pPr>
-      <w:r>
-        <w:t>[ ] Create backend/</w:t>
-      </w:r>
-      <w:proofErr w:type="spellStart"/>
-      <w:r>
-        <w:t>src</w:t>
-      </w:r>
-      <w:proofErr w:type="spellEnd"/>
-      <w:r>
-        <w:t>/category/</w:t>
-      </w:r>
-      <w:proofErr w:type="spellStart"/>
-      <w:r>
-        <w:t>category.service.ts</w:t>
-      </w:r>
-      <w:proofErr w:type="spellEnd"/>
-    </w:p>
-    <w:p>
-      <w:pPr>
-        <w:numPr>
-          <w:ilvl w:val="0"/>
-          <w:numId w:val="8"/>
-        </w:numPr>
-        <w:spacing w:after="120" w:line="240" w:lineRule="auto"/>
-      </w:pPr>
-      <w:r>
-        <w:t>[ ] Create backend/</w:t>
-      </w:r>
-      <w:proofErr w:type="spellStart"/>
-      <w:r>
-        <w:t>src</w:t>
-      </w:r>
-      <w:proofErr w:type="spellEnd"/>
-      <w:r>
-        <w:t>/category/</w:t>
-      </w:r>
-      <w:proofErr w:type="spellStart"/>
-      <w:r>
-        <w:t>category.controller.ts</w:t>
-      </w:r>
-      <w:proofErr w:type="spellEnd"/>
-    </w:p>
-    <w:p>
-      <w:pPr>
-        <w:numPr>
-          <w:ilvl w:val="0"/>
-          <w:numId w:val="8"/>
-        </w:numPr>
-        <w:spacing w:after="120" w:line="240" w:lineRule="auto"/>
-      </w:pPr>
-      <w:r>
-        <w:t>[ ] Create backend/</w:t>
-      </w:r>
-      <w:proofErr w:type="spellStart"/>
-      <w:r>
-        <w:t>src</w:t>
-      </w:r>
-      <w:proofErr w:type="spellEnd"/>
-      <w:r>
-        <w:t>/category/</w:t>
-      </w:r>
-      <w:proofErr w:type="spellStart"/>
-      <w:r>
-        <w:t>dto</w:t>
-      </w:r>
-      <w:proofErr w:type="spellEnd"/>
-      <w:r>
-        <w:t>/*</w:t>
-      </w:r>
-    </w:p>
-    <w:p>
-      <w:pPr>
-        <w:spacing w:after="120" w:line="240" w:lineRule="auto"/>
-        <w:rPr>
-          <w:b/>
-          <w:bCs/>
-        </w:rPr>
-      </w:pPr>
-      <w:r>
-        <w:rPr>
-          <w:b/>
-          <w:bCs/>
-        </w:rPr>
-        <w:t>Rules Module</w:t>
-      </w:r>
-    </w:p>
-    <w:p>
-      <w:pPr>
-        <w:numPr>
-          <w:ilvl w:val="0"/>
-          <w:numId w:val="9"/>
-        </w:numPr>
-        <w:spacing w:after="120" w:line="240" w:lineRule="auto"/>
-      </w:pPr>
-      <w:r>
-        <w:t>[ ] Create backend/</w:t>
-      </w:r>
-      <w:proofErr w:type="spellStart"/>
-      <w:r>
-        <w:t>src</w:t>
-      </w:r>
-      <w:proofErr w:type="spellEnd"/>
-      <w:r>
-        <w:t>/rules/</w:t>
-      </w:r>
-      <w:proofErr w:type="spellStart"/>
-      <w:r>
-        <w:t>rules.module.ts</w:t>
-      </w:r>
-      <w:proofErr w:type="spellEnd"/>
-    </w:p>
-    <w:p>
-      <w:pPr>
-        <w:numPr>
-          <w:ilvl w:val="0"/>
-          <w:numId w:val="9"/>
-        </w:numPr>
-        <w:spacing w:after="120" w:line="240" w:lineRule="auto"/>
-      </w:pPr>
-      <w:r>
-        <w:t>[ ] Create backend/</w:t>
-      </w:r>
-      <w:proofErr w:type="spellStart"/>
-      <w:r>
-        <w:t>src</w:t>
-      </w:r>
-      <w:proofErr w:type="spellEnd"/>
-      <w:r>
-        <w:t>/rules/</w:t>
-      </w:r>
-      <w:proofErr w:type="spellStart"/>
-      <w:r>
-        <w:t>rules.service.ts</w:t>
-      </w:r>
-      <w:proofErr w:type="spellEnd"/>
-    </w:p>
-    <w:p>
-      <w:pPr>
-        <w:numPr>
-          <w:ilvl w:val="0"/>
-          <w:numId w:val="9"/>
-        </w:numPr>
-        <w:spacing w:after="120" w:line="240" w:lineRule="auto"/>
-      </w:pPr>
-      <w:r>
-        <w:t>[ ] Create backend/</w:t>
-      </w:r>
-      <w:proofErr w:type="spellStart"/>
-      <w:r>
-        <w:t>src</w:t>
-      </w:r>
-      <w:proofErr w:type="spellEnd"/>
-      <w:r>
-        <w:t>/rules/</w:t>
-      </w:r>
-      <w:proofErr w:type="spellStart"/>
-      <w:r>
-        <w:t>rules.controller.ts</w:t>
-      </w:r>
-      <w:proofErr w:type="spellEnd"/>
-    </w:p>
-    <w:p>
-      <w:pPr>
-        <w:numPr>
-          <w:ilvl w:val="0"/>
-          <w:numId w:val="9"/>
-        </w:numPr>
-        <w:spacing w:after="120" w:line="240" w:lineRule="auto"/>
-      </w:pPr>
-      <w:r>
-        <w:t>[ ] Create backend/</w:t>
-      </w:r>
-      <w:proofErr w:type="spellStart"/>
-      <w:r>
-        <w:t>src</w:t>
-      </w:r>
-      <w:proofErr w:type="spellEnd"/>
-      <w:r>
-        <w:t>/rules/</w:t>
-      </w:r>
-      <w:proofErr w:type="spellStart"/>
-      <w:r>
-        <w:t>dto</w:t>
-      </w:r>
-      <w:proofErr w:type="spellEnd"/>
-      <w:r>
-        <w:t>/*</w:t>
-      </w:r>
-    </w:p>
-    <w:p>
-      <w:pPr>
-        <w:numPr>
-          <w:ilvl w:val="0"/>
-          <w:numId w:val="9"/>
-        </w:numPr>
-        <w:spacing w:after="120" w:line="240" w:lineRule="auto"/>
-      </w:pPr>
-      <w:r>
-        <w:t>[ ] Implement JSON Logic or similar rules engine</w:t>
-      </w:r>
-    </w:p>
-    <w:p>
-      <w:pPr>
-        <w:spacing w:after="120" w:line="240" w:lineRule="auto"/>
-        <w:rPr>
-          <w:b/>
-          <w:bCs/>
-        </w:rPr>
-      </w:pPr>
-      <w:r>
-        <w:rPr>
-          <w:b/>
-          <w:bCs/>
-        </w:rPr>
-        <w:t>Lifecycle Module</w:t>
-      </w:r>
-    </w:p>
-    <w:p>
-      <w:pPr>
-        <w:numPr>
-          <w:ilvl w:val="0"/>
-          <w:numId w:val="10"/>
-        </w:numPr>
-        <w:spacing w:after="120" w:line="240" w:lineRule="auto"/>
-      </w:pPr>
-      <w:r>
-        <w:t>[ ] Create backend/</w:t>
-      </w:r>
-      <w:proofErr w:type="spellStart"/>
-      <w:r>
-        <w:t>src</w:t>
-      </w:r>
-      <w:proofErr w:type="spellEnd"/>
-      <w:r>
-        <w:t>/lifecycle/</w:t>
-      </w:r>
-      <w:proofErr w:type="spellStart"/>
-      <w:r>
-        <w:t>lifecycle.module.ts</w:t>
-      </w:r>
-      <w:proofErr w:type="spellEnd"/>
-    </w:p>
-    <w:p>
-      <w:pPr>
-        <w:numPr>
-          <w:ilvl w:val="0"/>
-          <w:numId w:val="10"/>
-        </w:numPr>
-        <w:spacing w:after="120" w:line="240" w:lineRule="auto"/>
-      </w:pPr>
-      <w:r>
-        <w:t>[ ] Create backend/</w:t>
-      </w:r>
-      <w:proofErr w:type="spellStart"/>
-      <w:r>
-        <w:t>src</w:t>
-      </w:r>
-      <w:proofErr w:type="spellEnd"/>
-      <w:r>
-        <w:t>/lifecycle/</w:t>
-      </w:r>
-      <w:proofErr w:type="spellStart"/>
-      <w:r>
-        <w:t>lifecycle.service.ts</w:t>
-      </w:r>
-      <w:proofErr w:type="spellEnd"/>
-    </w:p>
-    <w:p>
-      <w:pPr>
-        <w:numPr>
-          <w:ilvl w:val="0"/>
-          <w:numId w:val="10"/>
-        </w:numPr>
-        <w:spacing w:after="120" w:line="240" w:lineRule="auto"/>
-      </w:pPr>
-      <w:r>
-        <w:t>[ ] Create backend/</w:t>
-      </w:r>
-      <w:proofErr w:type="spellStart"/>
-      <w:r>
-        <w:t>src</w:t>
-      </w:r>
-      <w:proofErr w:type="spellEnd"/>
-      <w:r>
-        <w:t>/lifecycle/</w:t>
-      </w:r>
-      <w:proofErr w:type="spellStart"/>
-      <w:r>
-        <w:t>lifecycle.controller.ts</w:t>
-      </w:r>
-      <w:proofErr w:type="spellEnd"/>
-    </w:p>
-    <w:p>
-      <w:pPr>
-        <w:numPr>
-          <w:ilvl w:val="0"/>
-          <w:numId w:val="10"/>
-        </w:numPr>
-        <w:spacing w:after="120" w:line="240" w:lineRule="auto"/>
-      </w:pPr>
-      <w:r>
-        <w:t>[ ] Create backend/</w:t>
-      </w:r>
-      <w:proofErr w:type="spellStart"/>
-      <w:r>
-        <w:t>src</w:t>
-      </w:r>
-      <w:proofErr w:type="spellEnd"/>
-      <w:r>
-        <w:t>/lifecycle/</w:t>
-      </w:r>
-      <w:proofErr w:type="spellStart"/>
-      <w:r>
-        <w:t>dto</w:t>
-      </w:r>
-      <w:proofErr w:type="spellEnd"/>
-      <w:r>
-        <w:t>/*</w:t>
-      </w:r>
-    </w:p>
-    <w:p>
-      <w:pPr>
-        <w:spacing w:after="120" w:line="240" w:lineRule="auto"/>
-        <w:rPr>
-          <w:b/>
-          <w:bCs/>
-        </w:rPr>
-      </w:pPr>
-      <w:r>
-        <w:rPr>
-          <w:b/>
-          <w:bCs/>
-        </w:rPr>
-        <w:t>Service Module (CFS/RFS)</w:t>
-      </w:r>
-    </w:p>
-    <w:p>
-      <w:pPr>
-        <w:numPr>
-          <w:ilvl w:val="0"/>
-          <w:numId w:val="11"/>
-        </w:numPr>
-        <w:spacing w:after="120" w:line="240" w:lineRule="auto"/>
-      </w:pPr>
-      <w:r>
-        <w:t>[ ] Create backend/</w:t>
-      </w:r>
-      <w:proofErr w:type="spellStart"/>
-      <w:r>
-        <w:t>src</w:t>
-      </w:r>
-      <w:proofErr w:type="spellEnd"/>
-      <w:r>
-        <w:t>/service/</w:t>
-      </w:r>
-      <w:proofErr w:type="spellStart"/>
-      <w:r>
-        <w:t>service.module.ts</w:t>
-      </w:r>
-      <w:proofErr w:type="spellEnd"/>
-    </w:p>
-    <w:p>
-      <w:pPr>
-        <w:numPr>
-          <w:ilvl w:val="0"/>
-          <w:numId w:val="11"/>
-        </w:numPr>
-        <w:spacing w:after="120" w:line="240" w:lineRule="auto"/>
-      </w:pPr>
-      <w:r>
-        <w:t>[ ] Create backend/</w:t>
-      </w:r>
-      <w:proofErr w:type="spellStart"/>
-      <w:r>
-        <w:t>src</w:t>
-      </w:r>
-      <w:proofErr w:type="spellEnd"/>
-      <w:r>
-        <w:t>/service/</w:t>
-      </w:r>
-      <w:proofErr w:type="spellStart"/>
-      <w:r>
-        <w:t>cfs.service.ts</w:t>
-      </w:r>
-      <w:proofErr w:type="spellEnd"/>
-    </w:p>
-    <w:p>
-      <w:pPr>
-        <w:numPr>
-          <w:ilvl w:val="0"/>
-          <w:numId w:val="11"/>
-        </w:numPr>
-        <w:spacing w:after="120" w:line="240" w:lineRule="auto"/>
-      </w:pPr>
-      <w:r>
-        <w:t>[ ] Create backend/</w:t>
-      </w:r>
-      <w:proofErr w:type="spellStart"/>
-      <w:r>
-        <w:t>src</w:t>
-      </w:r>
-      <w:proofErr w:type="spellEnd"/>
-      <w:r>
-        <w:t>/service/</w:t>
-      </w:r>
-      <w:proofErr w:type="spellStart"/>
-      <w:r>
-        <w:t>rfs.service.ts</w:t>
-      </w:r>
-      <w:proofErr w:type="spellEnd"/>
-    </w:p>
-    <w:p>
-      <w:pPr>
-        <w:numPr>
-          <w:ilvl w:val="0"/>
-          <w:numId w:val="11"/>
-        </w:numPr>
-        <w:spacing w:after="120" w:line="240" w:lineRule="auto"/>
-      </w:pPr>
-      <w:r>
-        <w:t>[ ] Create backend/</w:t>
-      </w:r>
-      <w:proofErr w:type="spellStart"/>
-      <w:r>
-        <w:t>src</w:t>
-      </w:r>
-      <w:proofErr w:type="spellEnd"/>
-      <w:r>
-        <w:t>/service/</w:t>
-      </w:r>
-      <w:proofErr w:type="spellStart"/>
-      <w:r>
-        <w:t>service.controller.ts</w:t>
-      </w:r>
-      <w:proofErr w:type="spellEnd"/>
-    </w:p>
-    <w:p>
-      <w:pPr>
-        <w:numPr>
-          <w:ilvl w:val="0"/>
-          <w:numId w:val="11"/>
-        </w:numPr>
-        <w:spacing w:after="120" w:line="240" w:lineRule="auto"/>
-      </w:pPr>
-      <w:r>
-        <w:t>[ ] Create backend/</w:t>
-      </w:r>
-      <w:proofErr w:type="spellStart"/>
-      <w:r>
-        <w:t>src</w:t>
-      </w:r>
-      <w:proofErr w:type="spellEnd"/>
-      <w:r>
-        <w:t>/service/</w:t>
-      </w:r>
-      <w:proofErr w:type="spellStart"/>
-      <w:r>
-        <w:t>dto</w:t>
-      </w:r>
-      <w:proofErr w:type="spellEnd"/>
-      <w:r>
-        <w:t>/*</w:t>
-      </w:r>
-    </w:p>
-    <w:p>
-      <w:pPr>
-        <w:spacing w:after="120" w:line="240" w:lineRule="auto"/>
-        <w:rPr>
-          <w:b/>
-          <w:bCs/>
-        </w:rPr>
-      </w:pPr>
-      <w:r>
-        <w:rPr>
-          <w:b/>
-          <w:bCs/>
-        </w:rPr>
-        <w:t>Resource Module</w:t>
-      </w:r>
-    </w:p>
-    <w:p>
-      <w:pPr>
-        <w:numPr>
-          <w:ilvl w:val="0"/>
-          <w:numId w:val="12"/>
-        </w:numPr>
-        <w:spacing w:after="120" w:line="240" w:lineRule="auto"/>
-      </w:pPr>
-      <w:r>
-        <w:t>[ ] Create backend/</w:t>
-      </w:r>
-      <w:proofErr w:type="spellStart"/>
-      <w:r>
-        <w:t>src</w:t>
-      </w:r>
-      <w:proofErr w:type="spellEnd"/>
-      <w:r>
-        <w:t>/resource/</w:t>
-      </w:r>
-      <w:proofErr w:type="spellStart"/>
-      <w:r>
-        <w:t>resource.module.ts</w:t>
-      </w:r>
-      <w:proofErr w:type="spellEnd"/>
-    </w:p>
-    <w:p>
-      <w:pPr>
-        <w:numPr>
-          <w:ilvl w:val="0"/>
-          <w:numId w:val="12"/>
-        </w:numPr>
-        <w:spacing w:after="120" w:line="240" w:lineRule="auto"/>
-      </w:pPr>
-      <w:r>
-        <w:t>[ ] Create backend/</w:t>
-      </w:r>
-      <w:proofErr w:type="spellStart"/>
-      <w:r>
-        <w:t>src</w:t>
-      </w:r>
-      <w:proofErr w:type="spellEnd"/>
-      <w:r>
-        <w:t>/resource/</w:t>
-      </w:r>
-      <w:proofErr w:type="spellStart"/>
-      <w:r>
-        <w:t>resource.service.ts</w:t>
-      </w:r>
-      <w:proofErr w:type="spellEnd"/>
-    </w:p>
-    <w:p>
-      <w:pPr>
-        <w:numPr>
-          <w:ilvl w:val="0"/>
-          <w:numId w:val="12"/>
-        </w:numPr>
-        <w:spacing w:after="120" w:line="240" w:lineRule="auto"/>
-      </w:pPr>
-      <w:r>
-        <w:t>[ ] Create backend/</w:t>
-      </w:r>
-      <w:proofErr w:type="spellStart"/>
-      <w:r>
-        <w:t>src</w:t>
-      </w:r>
-      <w:proofErr w:type="spellEnd"/>
-      <w:r>
-        <w:t>/resource/</w:t>
-      </w:r>
-      <w:proofErr w:type="spellStart"/>
-      <w:r>
-        <w:t>resource.controller.ts</w:t>
-      </w:r>
-      <w:proofErr w:type="spellEnd"/>
-    </w:p>
-    <w:p>
-      <w:pPr>
-        <w:numPr>
-          <w:ilvl w:val="0"/>
-          <w:numId w:val="12"/>
-        </w:numPr>
-        <w:spacing w:after="120" w:line="240" w:lineRule="auto"/>
-      </w:pPr>
-      <w:r>
-        <w:t>[ ] Create backend/</w:t>
-      </w:r>
-      <w:proofErr w:type="spellStart"/>
-      <w:r>
-        <w:t>src</w:t>
-      </w:r>
-      <w:proofErr w:type="spellEnd"/>
-      <w:r>
-        <w:t>/resource/</w:t>
-      </w:r>
-      <w:proofErr w:type="spellStart"/>
-      <w:r>
-        <w:t>dto</w:t>
-      </w:r>
-      <w:proofErr w:type="spellEnd"/>
-      <w:r>
-        <w:t>/*</w:t>
-      </w:r>
-    </w:p>
-    <w:p>
-      <w:pPr>
-        <w:spacing w:after="120" w:line="240" w:lineRule="auto"/>
-        <w:rPr>
-          <w:b/>
-          <w:bCs/>
-        </w:rPr>
-      </w:pPr>
-      <w:r>
-        <w:rPr>
-          <w:b/>
-          <w:bCs/>
-        </w:rPr>
-        <w:lastRenderedPageBreak/>
-        <w:t>Prisma Module</w:t>
-      </w:r>
-    </w:p>
-    <w:p>
-      <w:pPr>
-        <w:numPr>
-          <w:ilvl w:val="0"/>
-          <w:numId w:val="13"/>
-        </w:numPr>
-        <w:spacing w:after="120" w:line="240" w:lineRule="auto"/>
-      </w:pPr>
-      <w:r>
-        <w:t>[ ] Create backend/</w:t>
-      </w:r>
-      <w:proofErr w:type="spellStart"/>
-      <w:r>
-        <w:t>src</w:t>
-      </w:r>
-      <w:proofErr w:type="spellEnd"/>
-      <w:r>
-        <w:t>/</w:t>
-      </w:r>
-      <w:proofErr w:type="spellStart"/>
-      <w:r>
-        <w:t>prisma</w:t>
-      </w:r>
-      <w:proofErr w:type="spellEnd"/>
-      <w:r>
-        <w:t>/</w:t>
-      </w:r>
-      <w:proofErr w:type="spellStart"/>
-      <w:r>
-        <w:t>prisma.module.ts</w:t>
-      </w:r>
-      <w:proofErr w:type="spellEnd"/>
-    </w:p>
-    <w:p>
-      <w:pPr>
-        <w:numPr>
-          <w:ilvl w:val="0"/>
-          <w:numId w:val="13"/>
-        </w:numPr>
-        <w:spacing w:after="120" w:line="240" w:lineRule="auto"/>
-      </w:pPr>
-      <w:r>
-        <w:t>[ ] Create backend/</w:t>
-      </w:r>
-      <w:proofErr w:type="spellStart"/>
-      <w:r>
-        <w:t>src</w:t>
-      </w:r>
-      <w:proofErr w:type="spellEnd"/>
-      <w:r>
-        <w:t>/</w:t>
-      </w:r>
-      <w:proofErr w:type="spellStart"/>
-      <w:r>
-        <w:t>prisma</w:t>
-      </w:r>
-      <w:proofErr w:type="spellEnd"/>
-      <w:r>
-        <w:t>/</w:t>
-      </w:r>
-      <w:proofErr w:type="spellStart"/>
-      <w:r>
-        <w:t>prisma.service.ts</w:t>
-      </w:r>
-      <w:proofErr w:type="spellEnd"/>
-    </w:p>
-    <w:p>
-      <w:pPr>
-        <w:spacing w:after="120" w:line="240" w:lineRule="auto"/>
-        <w:rPr>
-          <w:b/>
-          <w:bCs/>
-        </w:rPr>
-      </w:pPr>
-      <w:r>
-        <w:rPr>
-          <w:b/>
-          <w:bCs/>
-        </w:rPr>
-        <w:t>Health Module</w:t>
-      </w:r>
-    </w:p>
-    <w:p>
-      <w:pPr>
-        <w:numPr>
-          <w:ilvl w:val="0"/>
-          <w:numId w:val="14"/>
-        </w:numPr>
-        <w:spacing w:after="120" w:line="240" w:lineRule="auto"/>
-      </w:pPr>
-      <w:r>
-        <w:t>[ ] Create backend/</w:t>
-      </w:r>
-      <w:proofErr w:type="spellStart"/>
-      <w:r>
-        <w:t>src</w:t>
-      </w:r>
-      <w:proofErr w:type="spellEnd"/>
-      <w:r>
-        <w:t>/health/</w:t>
-      </w:r>
-      <w:proofErr w:type="spellStart"/>
-      <w:r>
-        <w:t>health.module.ts</w:t>
-      </w:r>
-      <w:proofErr w:type="spellEnd"/>
-    </w:p>
-    <w:p>
-      <w:pPr>
-        <w:numPr>
-          <w:ilvl w:val="0"/>
-          <w:numId w:val="14"/>
-        </w:numPr>
-        <w:spacing w:after="120" w:line="240" w:lineRule="auto"/>
-      </w:pPr>
-      <w:r>
-        <w:t>[ ] Create backend/</w:t>
-      </w:r>
-      <w:proofErr w:type="spellStart"/>
-      <w:r>
-        <w:t>src</w:t>
-      </w:r>
-      <w:proofErr w:type="spellEnd"/>
-      <w:r>
-        <w:t>/health/</w:t>
-      </w:r>
-      <w:proofErr w:type="spellStart"/>
-      <w:r>
-        <w:t>health.controller.ts</w:t>
-      </w:r>
-      <w:proofErr w:type="spellEnd"/>
-    </w:p>
-    <w:p>
-      <w:pPr>
-        <w:numPr>
-          <w:ilvl w:val="0"/>
-          <w:numId w:val="14"/>
-        </w:numPr>
-        <w:spacing w:after="120" w:line="240" w:lineRule="auto"/>
-      </w:pPr>
-      <w:r>
-        <w:t>[ ] Implement /health endpoint</w:t>
-      </w:r>
-    </w:p>
-    <w:p>
-      <w:pPr>
-        <w:numPr>
-          <w:ilvl w:val="0"/>
-          <w:numId w:val="14"/>
-        </w:numPr>
-        <w:spacing w:after="120" w:line="240" w:lineRule="auto"/>
-      </w:pPr>
-      <w:r>
-        <w:t>[ ] Implement /ready endpoint with dependency checks</w:t>
-      </w:r>
-    </w:p>
-    <w:p>
-      <w:pPr>
-        <w:spacing w:after="120" w:line="240" w:lineRule="auto"/>
-        <w:rPr>
-          <w:b/>
-          <w:bCs/>
-        </w:rPr>
-      </w:pPr>
-      <w:r>
-        <w:rPr>
-          <w:b/>
-          <w:bCs/>
-        </w:rPr>
-        <w:t>3. Database</w:t>
-      </w:r>
-    </w:p>
-    <w:p>
-      <w:pPr>
-        <w:numPr>
-          <w:ilvl w:val="0"/>
+      <w:proofErr w:type="gramEnd"/>
+    </w:p>
+    <w:p>
+      <w:pPr>
+        <w:numPr>
+          <w:ilvl w:val="1"/>
           <w:numId w:val="15"/>
         </w:numPr>
         <w:spacing w:after="120" w:line="240" w:lineRule="auto"/>
       </w:pPr>
       <w:r>
-        <w:t xml:space="preserve">[ ] </w:t>
-      </w:r>
-      <w:r>
-        <w:rPr>
-          <w:b/>
-          <w:bCs/>
-        </w:rPr>
-        <w:t>Create initial migration</w:t>
-      </w:r>
-      <w:r>
-        <w:t xml:space="preserve"> </w:t>
+        <w:t>Verify all data created correctly</w:t>
       </w:r>
     </w:p>
     <w:p>
@@ -1558,51 +1636,35 @@
         </w:numPr>
         <w:spacing w:after="120" w:line="240" w:lineRule="auto"/>
       </w:pPr>
-      <w:r>
-        <w:t xml:space="preserve">cd </w:t>
-      </w:r>
-      <w:proofErr w:type="spellStart"/>
-      <w:r>
-        <w:t>backendnpx</w:t>
-      </w:r>
-      <w:proofErr w:type="spellEnd"/>
-      <w:r>
-        <w:t xml:space="preserve"> </w:t>
-      </w:r>
-      <w:proofErr w:type="spellStart"/>
-      <w:r>
-        <w:t>prisma</w:t>
-      </w:r>
-      <w:proofErr w:type="spellEnd"/>
-      <w:r>
-        <w:t xml:space="preserve"> migrate dev --name </w:t>
-      </w:r>
-      <w:proofErr w:type="spellStart"/>
-      <w:r>
-        <w:t>init</w:t>
-      </w:r>
-      <w:proofErr w:type="spellEnd"/>
-    </w:p>
-    <w:p>
-      <w:pPr>
-        <w:numPr>
-          <w:ilvl w:val="0"/>
+      <w:proofErr w:type="gramStart"/>
+      <w:r>
+        <w:t>[ ]</w:t>
+      </w:r>
+      <w:proofErr w:type="gramEnd"/>
+      <w:r>
+        <w:t xml:space="preserve"> </w:t>
+      </w:r>
+      <w:r>
+        <w:rPr>
+          <w:b/>
+          <w:bCs/>
+        </w:rPr>
+        <w:t>Set up database backups</w:t>
+      </w:r>
+      <w:r>
+        <w:t xml:space="preserve"> </w:t>
+      </w:r>
+    </w:p>
+    <w:p>
+      <w:pPr>
+        <w:numPr>
+          <w:ilvl w:val="1"/>
           <w:numId w:val="15"/>
         </w:numPr>
         <w:spacing w:after="120" w:line="240" w:lineRule="auto"/>
       </w:pPr>
       <w:r>
-        <w:t xml:space="preserve">[ ] </w:t>
-      </w:r>
-      <w:r>
-        <w:rPr>
-          <w:b/>
-          <w:bCs/>
-        </w:rPr>
-        <w:t>Test seed script</w:t>
-      </w:r>
-      <w:r>
-        <w:t xml:space="preserve"> </w:t>
+        <w:t>Automated daily backups</w:t>
       </w:r>
     </w:p>
     <w:p>
@@ -1613,22 +1675,14 @@
         </w:numPr>
         <w:spacing w:after="120" w:line="240" w:lineRule="auto"/>
       </w:pPr>
-      <w:r>
-        <w:t xml:space="preserve">Run: </w:t>
-      </w:r>
-      <w:proofErr w:type="spellStart"/>
-      <w:r>
-        <w:t>npm</w:t>
-      </w:r>
-      <w:proofErr w:type="spellEnd"/>
-      <w:r>
-        <w:t xml:space="preserve"> run </w:t>
-      </w:r>
-      <w:proofErr w:type="spellStart"/>
-      <w:r>
-        <w:t>prisma:seed</w:t>
-      </w:r>
-      <w:proofErr w:type="spellEnd"/>
+      <w:proofErr w:type="gramStart"/>
+      <w:r>
+        <w:t>Test</w:t>
+      </w:r>
+      <w:proofErr w:type="gramEnd"/>
+      <w:r>
+        <w:t xml:space="preserve"> restore procedure</w:t>
+      </w:r>
     </w:p>
     <w:p>
       <w:pPr>
@@ -1639,7 +1693,7 @@
         <w:spacing w:after="120" w:line="240" w:lineRule="auto"/>
       </w:pPr>
       <w:r>
-        <w:t>Verify all data created correctly</w:t>
+        <w:t>Document backup/restore process</w:t>
       </w:r>
     </w:p>
     <w:p>
@@ -1650,15 +1704,20 @@
         </w:numPr>
         <w:spacing w:after="120" w:line="240" w:lineRule="auto"/>
       </w:pPr>
-      <w:r>
-        <w:t xml:space="preserve">[ ] </w:t>
-      </w:r>
-      <w:r>
-        <w:rPr>
-          <w:b/>
-          <w:bCs/>
-        </w:rPr>
-        <w:t>Set up database backups</w:t>
+      <w:proofErr w:type="gramStart"/>
+      <w:r>
+        <w:t>[ ]</w:t>
+      </w:r>
+      <w:proofErr w:type="gramEnd"/>
+      <w:r>
+        <w:t xml:space="preserve"> </w:t>
+      </w:r>
+      <w:r>
+        <w:rPr>
+          <w:b/>
+          <w:bCs/>
+        </w:rPr>
+        <w:t>Configure connection pooling</w:t>
       </w:r>
       <w:r>
         <w:t xml:space="preserve"> </w:t>
@@ -1673,7 +1732,7 @@
         <w:spacing w:after="120" w:line="240" w:lineRule="auto"/>
       </w:pPr>
       <w:r>
-        <w:t>Automated daily backups</w:t>
+        <w:t>Set appropriate pool size</w:t>
       </w:r>
     </w:p>
     <w:p>
@@ -1685,99 +1744,54 @@
         <w:spacing w:after="120" w:line="240" w:lineRule="auto"/>
       </w:pPr>
       <w:r>
-        <w:t>Test restore procedure</w:t>
-      </w:r>
-    </w:p>
-    <w:p>
-      <w:pPr>
-        <w:numPr>
-          <w:ilvl w:val="1"/>
+        <w:t>Configure timeout settings</w:t>
+      </w:r>
+    </w:p>
+    <w:p>
+      <w:pPr>
+        <w:numPr>
+          <w:ilvl w:val="0"/>
           <w:numId w:val="15"/>
         </w:numPr>
         <w:spacing w:after="120" w:line="240" w:lineRule="auto"/>
       </w:pPr>
-      <w:r>
-        <w:t>Document backup/restore process</w:t>
-      </w:r>
-    </w:p>
-    <w:p>
-      <w:pPr>
-        <w:numPr>
-          <w:ilvl w:val="0"/>
+      <w:proofErr w:type="gramStart"/>
+      <w:r>
+        <w:t>[ ]</w:t>
+      </w:r>
+      <w:proofErr w:type="gramEnd"/>
+      <w:r>
+        <w:t xml:space="preserve"> </w:t>
+      </w:r>
+      <w:r>
+        <w:rPr>
+          <w:b/>
+          <w:bCs/>
+        </w:rPr>
+        <w:t>Set up read replicas</w:t>
+      </w:r>
+      <w:r>
+        <w:t xml:space="preserve"> (for production) </w:t>
+      </w:r>
+    </w:p>
+    <w:p>
+      <w:pPr>
+        <w:numPr>
+          <w:ilvl w:val="1"/>
           <w:numId w:val="15"/>
         </w:numPr>
         <w:spacing w:after="120" w:line="240" w:lineRule="auto"/>
       </w:pPr>
       <w:r>
-        <w:t xml:space="preserve">[ ] </w:t>
-      </w:r>
-      <w:r>
-        <w:rPr>
-          <w:b/>
-          <w:bCs/>
-        </w:rPr>
-        <w:t>Configure connection pooling</w:t>
-      </w:r>
-      <w:r>
-        <w:t xml:space="preserve"> </w:t>
-      </w:r>
-    </w:p>
-    <w:p>
-      <w:pPr>
-        <w:numPr>
-          <w:ilvl w:val="1"/>
-          <w:numId w:val="15"/>
-        </w:numPr>
-        <w:spacing w:after="120" w:line="240" w:lineRule="auto"/>
-      </w:pPr>
-      <w:r>
-        <w:t>Set appropriate pool size</w:t>
-      </w:r>
-    </w:p>
-    <w:p>
-      <w:pPr>
-        <w:numPr>
-          <w:ilvl w:val="1"/>
-          <w:numId w:val="15"/>
-        </w:numPr>
-        <w:spacing w:after="120" w:line="240" w:lineRule="auto"/>
-      </w:pPr>
-      <w:r>
-        <w:t>Configure timeout settings</w:t>
-      </w:r>
-    </w:p>
-    <w:p>
-      <w:pPr>
-        <w:numPr>
-          <w:ilvl w:val="0"/>
-          <w:numId w:val="15"/>
-        </w:numPr>
-        <w:spacing w:after="120" w:line="240" w:lineRule="auto"/>
-      </w:pPr>
-      <w:r>
-        <w:t xml:space="preserve">[ ] </w:t>
-      </w:r>
-      <w:r>
-        <w:rPr>
-          <w:b/>
-          <w:bCs/>
-        </w:rPr>
-        <w:t>Set up read replicas</w:t>
-      </w:r>
-      <w:r>
-        <w:t xml:space="preserve"> (for production) </w:t>
-      </w:r>
-    </w:p>
-    <w:p>
-      <w:pPr>
-        <w:numPr>
-          <w:ilvl w:val="1"/>
-          <w:numId w:val="15"/>
-        </w:numPr>
-        <w:spacing w:after="120" w:line="240" w:lineRule="auto"/>
-      </w:pPr>
-      <w:r>
-        <w:t>Configure Prisma for read/write splitting</w:t>
+        <w:t xml:space="preserve">Configure Prisma for </w:t>
+      </w:r>
+      <w:proofErr w:type="gramStart"/>
+      <w:r>
+        <w:t>read</w:t>
+      </w:r>
+      <w:proofErr w:type="gramEnd"/>
+      <w:r>
+        <w:t>/write splitting</w:t>
       </w:r>
     </w:p>
     <w:p>
@@ -1804,8 +1818,13 @@
         </w:numPr>
         <w:spacing w:after="120" w:line="240" w:lineRule="auto"/>
       </w:pPr>
-      <w:r>
-        <w:t xml:space="preserve">[ ] </w:t>
+      <w:proofErr w:type="gramStart"/>
+      <w:r>
+        <w:t>[ ]</w:t>
+      </w:r>
+      <w:proofErr w:type="gramEnd"/>
+      <w:r>
+        <w:t xml:space="preserve"> </w:t>
       </w:r>
       <w:r>
         <w:rPr>
@@ -1850,8 +1869,13 @@
         </w:numPr>
         <w:spacing w:after="120" w:line="240" w:lineRule="auto"/>
       </w:pPr>
-      <w:r>
-        <w:t xml:space="preserve">[ ] </w:t>
+      <w:proofErr w:type="gramStart"/>
+      <w:r>
+        <w:t>[ ]</w:t>
+      </w:r>
+      <w:proofErr w:type="gramEnd"/>
+      <w:r>
+        <w:t xml:space="preserve"> </w:t>
       </w:r>
       <w:r>
         <w:rPr>
@@ -1896,8 +1920,13 @@
         </w:numPr>
         <w:spacing w:after="120" w:line="240" w:lineRule="auto"/>
       </w:pPr>
-      <w:r>
-        <w:t xml:space="preserve">[ ] </w:t>
+      <w:proofErr w:type="gramStart"/>
+      <w:r>
+        <w:t>[ ]</w:t>
+      </w:r>
+      <w:proofErr w:type="gramEnd"/>
+      <w:r>
+        <w:t xml:space="preserve"> </w:t>
       </w:r>
       <w:r>
         <w:rPr>
@@ -1942,9 +1971,13 @@
         </w:numPr>
         <w:spacing w:after="120" w:line="240" w:lineRule="auto"/>
       </w:pPr>
-      <w:r>
-        <w:lastRenderedPageBreak/>
-        <w:t xml:space="preserve">[ ] </w:t>
+      <w:proofErr w:type="gramStart"/>
+      <w:r>
+        <w:t>[ ]</w:t>
+      </w:r>
+      <w:proofErr w:type="gramEnd"/>
+      <w:r>
+        <w:t xml:space="preserve"> </w:t>
       </w:r>
       <w:r>
         <w:rPr>
@@ -2028,1143 +2061,326 @@
           <w:b/>
           <w:bCs/>
         </w:rPr>
-        <w:t>5. Frontend Components &amp; Pages</w:t>
-      </w:r>
-    </w:p>
-    <w:p>
-      <w:pPr>
-        <w:spacing w:after="120" w:line="240" w:lineRule="auto"/>
-        <w:rPr>
-          <w:b/>
-          <w:bCs/>
-        </w:rPr>
-      </w:pPr>
-      <w:r>
-        <w:rPr>
-          <w:b/>
-          <w:bCs/>
-        </w:rPr>
-        <w:t>Core Components</w:t>
-      </w:r>
-    </w:p>
-    <w:p>
-      <w:pPr>
-        <w:numPr>
-          <w:ilvl w:val="0"/>
-          <w:numId w:val="17"/>
-        </w:numPr>
-        <w:spacing w:after="120" w:line="240" w:lineRule="auto"/>
-      </w:pPr>
-      <w:r>
-        <w:t>[ ] Create frontend/</w:t>
+        <w:t>6. State Management &amp; API Integration</w:t>
+      </w:r>
+    </w:p>
+    <w:p>
+      <w:pPr>
+        <w:numPr>
+          <w:ilvl w:val="0"/>
+          <w:numId w:val="20"/>
+        </w:numPr>
+        <w:spacing w:after="120" w:line="240" w:lineRule="auto"/>
+      </w:pPr>
+      <w:proofErr w:type="gramStart"/>
+      <w:r>
+        <w:t>[ ]</w:t>
+      </w:r>
+      <w:proofErr w:type="gramEnd"/>
+      <w:r>
+        <w:t xml:space="preserve"> </w:t>
+      </w:r>
+      <w:r>
+        <w:rPr>
+          <w:b/>
+          <w:bCs/>
+        </w:rPr>
+        <w:t xml:space="preserve">Complete </w:t>
       </w:r>
       <w:proofErr w:type="spellStart"/>
       <w:r>
-        <w:t>src</w:t>
+        <w:rPr>
+          <w:b/>
+          <w:bCs/>
+        </w:rPr>
+        <w:t>Zustand</w:t>
       </w:r>
       <w:proofErr w:type="spellEnd"/>
       <w:r>
-        <w:t>/components/</w:t>
-      </w:r>
+        <w:rPr>
+          <w:b/>
+          <w:bCs/>
+        </w:rPr>
+        <w:t xml:space="preserve"> stores</w:t>
+      </w:r>
+      <w:r>
+        <w:t xml:space="preserve"> </w:t>
+      </w:r>
+    </w:p>
+    <w:p>
+      <w:pPr>
+        <w:numPr>
+          <w:ilvl w:val="1"/>
+          <w:numId w:val="20"/>
+        </w:numPr>
+        <w:spacing w:after="120" w:line="240" w:lineRule="auto"/>
+      </w:pPr>
+      <w:r>
+        <w:t>Products store</w:t>
+      </w:r>
+    </w:p>
+    <w:p>
+      <w:pPr>
+        <w:numPr>
+          <w:ilvl w:val="1"/>
+          <w:numId w:val="20"/>
+        </w:numPr>
+        <w:spacing w:after="120" w:line="240" w:lineRule="auto"/>
+      </w:pPr>
+      <w:r>
+        <w:lastRenderedPageBreak/>
+        <w:t>Subscriptions store</w:t>
+      </w:r>
+    </w:p>
+    <w:p>
+      <w:pPr>
+        <w:numPr>
+          <w:ilvl w:val="1"/>
+          <w:numId w:val="20"/>
+        </w:numPr>
+        <w:spacing w:after="120" w:line="240" w:lineRule="auto"/>
+      </w:pPr>
+      <w:r>
+        <w:t>UI state store</w:t>
+      </w:r>
+    </w:p>
+    <w:p>
+      <w:pPr>
+        <w:numPr>
+          <w:ilvl w:val="0"/>
+          <w:numId w:val="20"/>
+        </w:numPr>
+        <w:spacing w:after="120" w:line="240" w:lineRule="auto"/>
+      </w:pPr>
+      <w:proofErr w:type="gramStart"/>
+      <w:r>
+        <w:t>[ ]</w:t>
+      </w:r>
+      <w:proofErr w:type="gramEnd"/>
+      <w:r>
+        <w:t xml:space="preserve"> </w:t>
+      </w:r>
+      <w:r>
+        <w:rPr>
+          <w:b/>
+          <w:bCs/>
+        </w:rPr>
+        <w:t>Implement React Query hooks</w:t>
+      </w:r>
+      <w:r>
+        <w:t xml:space="preserve"> </w:t>
+      </w:r>
+    </w:p>
+    <w:p>
+      <w:pPr>
+        <w:numPr>
+          <w:ilvl w:val="1"/>
+          <w:numId w:val="20"/>
+        </w:numPr>
+        <w:spacing w:after="120" w:line="240" w:lineRule="auto"/>
+      </w:pPr>
       <w:proofErr w:type="spellStart"/>
       <w:r>
-        <w:t>Layout.tsx</w:t>
+        <w:t>useProducts</w:t>
       </w:r>
       <w:proofErr w:type="spellEnd"/>
-    </w:p>
-    <w:p>
-      <w:pPr>
-        <w:numPr>
-          <w:ilvl w:val="0"/>
-          <w:numId w:val="17"/>
-        </w:numPr>
-        <w:spacing w:after="120" w:line="240" w:lineRule="auto"/>
-      </w:pPr>
-      <w:r>
-        <w:t>[ ] Create frontend/</w:t>
+      <w:r>
+        <w:t xml:space="preserve">, </w:t>
       </w:r>
       <w:proofErr w:type="spellStart"/>
       <w:r>
-        <w:t>src</w:t>
+        <w:t>useProductById</w:t>
       </w:r>
       <w:proofErr w:type="spellEnd"/>
-      <w:r>
-        <w:t>/components/</w:t>
-      </w:r>
+    </w:p>
+    <w:p>
+      <w:pPr>
+        <w:numPr>
+          <w:ilvl w:val="1"/>
+          <w:numId w:val="20"/>
+        </w:numPr>
+        <w:spacing w:after="120" w:line="240" w:lineRule="auto"/>
+      </w:pPr>
       <w:proofErr w:type="spellStart"/>
       <w:r>
-        <w:t>ProtectedRoute.tsx</w:t>
+        <w:t>useOfferings</w:t>
       </w:r>
       <w:proofErr w:type="spellEnd"/>
-    </w:p>
-    <w:p>
-      <w:pPr>
-        <w:numPr>
-          <w:ilvl w:val="0"/>
-          <w:numId w:val="17"/>
-        </w:numPr>
-        <w:spacing w:after="120" w:line="240" w:lineRule="auto"/>
-      </w:pPr>
-      <w:r>
-        <w:t>[ ] Create frontend/</w:t>
+      <w:r>
+        <w:t xml:space="preserve">, </w:t>
       </w:r>
       <w:proofErr w:type="spellStart"/>
       <w:r>
-        <w:t>src</w:t>
+        <w:t>useOfferingById</w:t>
       </w:r>
       <w:proofErr w:type="spellEnd"/>
-      <w:r>
-        <w:t>/components/</w:t>
-      </w:r>
+    </w:p>
+    <w:p>
+      <w:pPr>
+        <w:numPr>
+          <w:ilvl w:val="1"/>
+          <w:numId w:val="20"/>
+        </w:numPr>
+        <w:spacing w:after="120" w:line="240" w:lineRule="auto"/>
+      </w:pPr>
       <w:proofErr w:type="spellStart"/>
       <w:r>
-        <w:t>Header.tsx</w:t>
+        <w:t>useSubscriptions</w:t>
       </w:r>
       <w:proofErr w:type="spellEnd"/>
     </w:p>
     <w:p>
       <w:pPr>
         <w:numPr>
-          <w:ilvl w:val="0"/>
-          <w:numId w:val="17"/>
-        </w:numPr>
-        <w:spacing w:after="120" w:line="240" w:lineRule="auto"/>
-      </w:pPr>
-      <w:r>
-        <w:t>[ ] Create frontend/</w:t>
-      </w:r>
+          <w:ilvl w:val="1"/>
+          <w:numId w:val="20"/>
+        </w:numPr>
+        <w:spacing w:after="120" w:line="240" w:lineRule="auto"/>
+      </w:pPr>
       <w:proofErr w:type="spellStart"/>
       <w:r>
-        <w:t>src</w:t>
+        <w:t>usePricingPlans</w:t>
       </w:r>
       <w:proofErr w:type="spellEnd"/>
-      <w:r>
-        <w:t>/components/</w:t>
+    </w:p>
+    <w:p>
+      <w:pPr>
+        <w:numPr>
+          <w:ilvl w:val="1"/>
+          <w:numId w:val="20"/>
+        </w:numPr>
+        <w:spacing w:after="120" w:line="240" w:lineRule="auto"/>
+      </w:pPr>
+      <w:r>
+        <w:t>etc.</w:t>
+      </w:r>
+    </w:p>
+    <w:p>
+      <w:pPr>
+        <w:numPr>
+          <w:ilvl w:val="0"/>
+          <w:numId w:val="20"/>
+        </w:numPr>
+        <w:spacing w:after="120" w:line="240" w:lineRule="auto"/>
+      </w:pPr>
+      <w:proofErr w:type="gramStart"/>
+      <w:r>
+        <w:t>[ ]</w:t>
+      </w:r>
+      <w:proofErr w:type="gramEnd"/>
+      <w:r>
+        <w:t xml:space="preserve"> </w:t>
+      </w:r>
+      <w:r>
+        <w:rPr>
+          <w:b/>
+          <w:bCs/>
+        </w:rPr>
+        <w:t>Add loading states</w:t>
+      </w:r>
+    </w:p>
+    <w:p>
+      <w:pPr>
+        <w:numPr>
+          <w:ilvl w:val="0"/>
+          <w:numId w:val="20"/>
+        </w:numPr>
+        <w:spacing w:after="120" w:line="240" w:lineRule="auto"/>
+      </w:pPr>
+      <w:proofErr w:type="gramStart"/>
+      <w:r>
+        <w:t>[ ]</w:t>
+      </w:r>
+      <w:proofErr w:type="gramEnd"/>
+      <w:r>
+        <w:t xml:space="preserve"> </w:t>
+      </w:r>
+      <w:r>
+        <w:rPr>
+          <w:b/>
+          <w:bCs/>
+        </w:rPr>
+        <w:t>Add error handling</w:t>
+      </w:r>
+    </w:p>
+    <w:p>
+      <w:pPr>
+        <w:numPr>
+          <w:ilvl w:val="0"/>
+          <w:numId w:val="20"/>
+        </w:numPr>
+        <w:spacing w:after="120" w:line="240" w:lineRule="auto"/>
+      </w:pPr>
+      <w:proofErr w:type="gramStart"/>
+      <w:r>
+        <w:t>[ ]</w:t>
+      </w:r>
+      <w:proofErr w:type="gramEnd"/>
+      <w:r>
+        <w:t xml:space="preserve"> </w:t>
+      </w:r>
+      <w:r>
+        <w:rPr>
+          <w:b/>
+          <w:bCs/>
+        </w:rPr>
+        <w:t>Add optimistic updates</w:t>
+      </w:r>
+    </w:p>
+    <w:p>
+      <w:pPr>
+        <w:spacing w:after="120" w:line="240" w:lineRule="auto"/>
+        <w:rPr>
+          <w:b/>
+          <w:bCs/>
+        </w:rPr>
+      </w:pPr>
+      <w:r>
+        <w:rPr>
+          <w:b/>
+          <w:bCs/>
+        </w:rPr>
+        <w:t>7. Frontend Testing</w:t>
+      </w:r>
+    </w:p>
+    <w:p>
+      <w:pPr>
+        <w:numPr>
+          <w:ilvl w:val="0"/>
+          <w:numId w:val="21"/>
+        </w:numPr>
+        <w:spacing w:after="120" w:line="240" w:lineRule="auto"/>
+      </w:pPr>
+      <w:proofErr w:type="gramStart"/>
+      <w:r>
+        <w:t>[ ]</w:t>
+      </w:r>
+      <w:proofErr w:type="gramEnd"/>
+      <w:r>
+        <w:t xml:space="preserve"> </w:t>
+      </w:r>
+      <w:r>
+        <w:rPr>
+          <w:b/>
+          <w:bCs/>
+        </w:rPr>
+        <w:t xml:space="preserve">Set up </w:t>
       </w:r>
       <w:proofErr w:type="spellStart"/>
       <w:r>
-        <w:t>Sidebar.tsx</w:t>
+        <w:rPr>
+          <w:b/>
+          <w:bCs/>
+        </w:rPr>
+        <w:t>Vitest</w:t>
       </w:r>
       <w:proofErr w:type="spellEnd"/>
-    </w:p>
-    <w:p>
-      <w:pPr>
-        <w:numPr>
-          <w:ilvl w:val="0"/>
-          <w:numId w:val="17"/>
-        </w:numPr>
-        <w:spacing w:after="120" w:line="240" w:lineRule="auto"/>
-      </w:pPr>
-      <w:r>
-        <w:t>[ ] Create frontend/</w:t>
-      </w:r>
-      <w:proofErr w:type="spellStart"/>
-      <w:r>
-        <w:t>src</w:t>
-      </w:r>
-      <w:proofErr w:type="spellEnd"/>
-      <w:r>
-        <w:t>/components/</w:t>
-      </w:r>
-      <w:proofErr w:type="spellStart"/>
-      <w:r>
-        <w:t>Card.tsx</w:t>
-      </w:r>
-      <w:proofErr w:type="spellEnd"/>
-    </w:p>
-    <w:p>
-      <w:pPr>
-        <w:numPr>
-          <w:ilvl w:val="0"/>
-          <w:numId w:val="17"/>
-        </w:numPr>
-        <w:spacing w:after="120" w:line="240" w:lineRule="auto"/>
-      </w:pPr>
-      <w:r>
-        <w:t>[ ] Create frontend/</w:t>
-      </w:r>
-      <w:proofErr w:type="spellStart"/>
-      <w:r>
-        <w:t>src</w:t>
-      </w:r>
-      <w:proofErr w:type="spellEnd"/>
-      <w:r>
-        <w:t>/components/</w:t>
-      </w:r>
-      <w:proofErr w:type="spellStart"/>
-      <w:r>
-        <w:t>Table.tsx</w:t>
-      </w:r>
-      <w:proofErr w:type="spellEnd"/>
-    </w:p>
-    <w:p>
-      <w:pPr>
-        <w:numPr>
-          <w:ilvl w:val="0"/>
-          <w:numId w:val="17"/>
-        </w:numPr>
-        <w:spacing w:after="120" w:line="240" w:lineRule="auto"/>
-      </w:pPr>
-      <w:r>
-        <w:t>[ ] Create frontend/</w:t>
-      </w:r>
-      <w:proofErr w:type="spellStart"/>
-      <w:r>
-        <w:t>src</w:t>
-      </w:r>
-      <w:proofErr w:type="spellEnd"/>
-      <w:r>
-        <w:t>/components/</w:t>
-      </w:r>
-      <w:proofErr w:type="spellStart"/>
-      <w:r>
-        <w:t>Modal.tsx</w:t>
-      </w:r>
-      <w:proofErr w:type="spellEnd"/>
-    </w:p>
-    <w:p>
-      <w:pPr>
-        <w:numPr>
-          <w:ilvl w:val="0"/>
-          <w:numId w:val="17"/>
-        </w:numPr>
-        <w:spacing w:after="120" w:line="240" w:lineRule="auto"/>
-      </w:pPr>
-      <w:r>
-        <w:t>[ ] Create frontend/</w:t>
-      </w:r>
-      <w:proofErr w:type="spellStart"/>
-      <w:r>
-        <w:t>src</w:t>
-      </w:r>
-      <w:proofErr w:type="spellEnd"/>
-      <w:r>
-        <w:t xml:space="preserve">/components/Form/* </w:t>
-      </w:r>
-    </w:p>
-    <w:p>
-      <w:pPr>
-        <w:numPr>
-          <w:ilvl w:val="1"/>
-          <w:numId w:val="17"/>
-        </w:numPr>
-        <w:spacing w:after="120" w:line="240" w:lineRule="auto"/>
-      </w:pPr>
-      <w:proofErr w:type="spellStart"/>
-      <w:r>
-        <w:t>FormInput</w:t>
-      </w:r>
-      <w:proofErr w:type="spellEnd"/>
-      <w:r>
-        <w:t xml:space="preserve">, </w:t>
-      </w:r>
-      <w:proofErr w:type="spellStart"/>
-      <w:r>
-        <w:t>FormSelect</w:t>
-      </w:r>
-      <w:proofErr w:type="spellEnd"/>
-      <w:r>
-        <w:t xml:space="preserve">, </w:t>
-      </w:r>
-      <w:proofErr w:type="spellStart"/>
-      <w:r>
-        <w:t>FormTextarea</w:t>
-      </w:r>
-      <w:proofErr w:type="spellEnd"/>
-      <w:r>
-        <w:t>, etc.</w:t>
-      </w:r>
-    </w:p>
-    <w:p>
-      <w:pPr>
-        <w:numPr>
-          <w:ilvl w:val="0"/>
-          <w:numId w:val="17"/>
-        </w:numPr>
-        <w:spacing w:after="120" w:line="240" w:lineRule="auto"/>
-      </w:pPr>
-      <w:r>
-        <w:t>[ ] Create frontend/</w:t>
-      </w:r>
-      <w:proofErr w:type="spellStart"/>
-      <w:r>
-        <w:t>src</w:t>
-      </w:r>
-      <w:proofErr w:type="spellEnd"/>
-      <w:r>
-        <w:t>/components/</w:t>
-      </w:r>
-      <w:proofErr w:type="spellStart"/>
-      <w:r>
-        <w:t>Badge.tsx</w:t>
-      </w:r>
-      <w:proofErr w:type="spellEnd"/>
-    </w:p>
-    <w:p>
-      <w:pPr>
-        <w:numPr>
-          <w:ilvl w:val="0"/>
-          <w:numId w:val="17"/>
-        </w:numPr>
-        <w:spacing w:after="120" w:line="240" w:lineRule="auto"/>
-      </w:pPr>
-      <w:r>
-        <w:t>[ ] Create frontend/</w:t>
-      </w:r>
-      <w:proofErr w:type="spellStart"/>
-      <w:r>
-        <w:t>src</w:t>
-      </w:r>
-      <w:proofErr w:type="spellEnd"/>
-      <w:r>
-        <w:t>/components/</w:t>
-      </w:r>
-      <w:proofErr w:type="spellStart"/>
-      <w:r>
-        <w:t>Button.tsx</w:t>
-      </w:r>
-      <w:proofErr w:type="spellEnd"/>
-    </w:p>
-    <w:p>
-      <w:pPr>
-        <w:numPr>
-          <w:ilvl w:val="0"/>
-          <w:numId w:val="17"/>
-        </w:numPr>
-        <w:spacing w:after="120" w:line="240" w:lineRule="auto"/>
-      </w:pPr>
-      <w:r>
-        <w:t>[ ] Create frontend/</w:t>
-      </w:r>
-      <w:proofErr w:type="spellStart"/>
-      <w:r>
-        <w:t>src</w:t>
-      </w:r>
-      <w:proofErr w:type="spellEnd"/>
-      <w:r>
-        <w:t>/components/</w:t>
-      </w:r>
-      <w:proofErr w:type="spellStart"/>
-      <w:r>
-        <w:t>Loading.tsx</w:t>
-      </w:r>
-      <w:proofErr w:type="spellEnd"/>
-    </w:p>
-    <w:p>
-      <w:pPr>
-        <w:numPr>
-          <w:ilvl w:val="0"/>
-          <w:numId w:val="17"/>
-        </w:numPr>
-        <w:spacing w:after="120" w:line="240" w:lineRule="auto"/>
-      </w:pPr>
-      <w:r>
-        <w:t>[ ] Create frontend/</w:t>
-      </w:r>
-      <w:proofErr w:type="spellStart"/>
-      <w:r>
-        <w:t>src</w:t>
-      </w:r>
-      <w:proofErr w:type="spellEnd"/>
-      <w:r>
-        <w:t>/components/</w:t>
-      </w:r>
-      <w:proofErr w:type="spellStart"/>
-      <w:r>
-        <w:t>ErrorBoundary.tsx</w:t>
-      </w:r>
-      <w:proofErr w:type="spellEnd"/>
-    </w:p>
-    <w:p>
-      <w:pPr>
-        <w:spacing w:after="120" w:line="240" w:lineRule="auto"/>
-        <w:rPr>
-          <w:b/>
-          <w:bCs/>
-        </w:rPr>
-      </w:pPr>
-      <w:r>
-        <w:rPr>
-          <w:b/>
-          <w:bCs/>
-        </w:rPr>
-        <w:t>Page Components</w:t>
-      </w:r>
-    </w:p>
-    <w:p>
-      <w:pPr>
-        <w:numPr>
-          <w:ilvl w:val="0"/>
-          <w:numId w:val="18"/>
-        </w:numPr>
-        <w:spacing w:after="120" w:line="240" w:lineRule="auto"/>
-      </w:pPr>
-      <w:r>
-        <w:t>[ ] Create frontend/</w:t>
-      </w:r>
-      <w:proofErr w:type="spellStart"/>
-      <w:r>
-        <w:t>src</w:t>
-      </w:r>
-      <w:proofErr w:type="spellEnd"/>
-      <w:r>
-        <w:t>/pages/</w:t>
-      </w:r>
-      <w:proofErr w:type="spellStart"/>
-      <w:r>
-        <w:t>Login.tsx</w:t>
-      </w:r>
-      <w:proofErr w:type="spellEnd"/>
-    </w:p>
-    <w:p>
-      <w:pPr>
-        <w:numPr>
-          <w:ilvl w:val="0"/>
-          <w:numId w:val="18"/>
-        </w:numPr>
-        <w:spacing w:after="120" w:line="240" w:lineRule="auto"/>
-      </w:pPr>
-      <w:r>
-        <w:t>[ ] Create frontend/</w:t>
-      </w:r>
-      <w:proofErr w:type="spellStart"/>
-      <w:r>
-        <w:t>src</w:t>
-      </w:r>
-      <w:proofErr w:type="spellEnd"/>
-      <w:r>
-        <w:t>/pages/</w:t>
-      </w:r>
-      <w:proofErr w:type="spellStart"/>
-      <w:r>
-        <w:t>Dashboard.tsx</w:t>
-      </w:r>
-      <w:proofErr w:type="spellEnd"/>
-    </w:p>
-    <w:p>
-      <w:pPr>
-        <w:numPr>
-          <w:ilvl w:val="0"/>
-          <w:numId w:val="18"/>
-        </w:numPr>
-        <w:spacing w:after="120" w:line="240" w:lineRule="auto"/>
-      </w:pPr>
-      <w:r>
-        <w:t>[ ] Create frontend/</w:t>
-      </w:r>
-      <w:proofErr w:type="spellStart"/>
-      <w:r>
-        <w:t>src</w:t>
-      </w:r>
-      <w:proofErr w:type="spellEnd"/>
-      <w:r>
-        <w:t>/pages/</w:t>
-      </w:r>
-      <w:proofErr w:type="spellStart"/>
-      <w:r>
-        <w:t>CatalogueExplorer.tsx</w:t>
-      </w:r>
-      <w:proofErr w:type="spellEnd"/>
-    </w:p>
-    <w:p>
-      <w:pPr>
-        <w:numPr>
-          <w:ilvl w:val="0"/>
-          <w:numId w:val="18"/>
-        </w:numPr>
-        <w:spacing w:after="120" w:line="240" w:lineRule="auto"/>
-      </w:pPr>
-      <w:r>
-        <w:t>[ ] Create frontend/</w:t>
-      </w:r>
-      <w:proofErr w:type="spellStart"/>
-      <w:r>
-        <w:t>src</w:t>
-      </w:r>
-      <w:proofErr w:type="spellEnd"/>
-      <w:r>
-        <w:t>/pages/</w:t>
-      </w:r>
-      <w:proofErr w:type="spellStart"/>
-      <w:r>
-        <w:t>ProductSpecEditor.tsx</w:t>
-      </w:r>
-      <w:proofErr w:type="spellEnd"/>
-    </w:p>
-    <w:p>
-      <w:pPr>
-        <w:numPr>
-          <w:ilvl w:val="0"/>
-          <w:numId w:val="18"/>
-        </w:numPr>
-        <w:spacing w:after="120" w:line="240" w:lineRule="auto"/>
-      </w:pPr>
-      <w:r>
-        <w:t>[ ] Create frontend/</w:t>
-      </w:r>
-      <w:proofErr w:type="spellStart"/>
-      <w:r>
-        <w:t>src</w:t>
-      </w:r>
-      <w:proofErr w:type="spellEnd"/>
-      <w:r>
-        <w:t>/pages/</w:t>
-      </w:r>
-      <w:proofErr w:type="spellStart"/>
-      <w:r>
-        <w:t>ProductOfferingBuilder.tsx</w:t>
-      </w:r>
-      <w:proofErr w:type="spellEnd"/>
-    </w:p>
-    <w:p>
-      <w:pPr>
-        <w:numPr>
-          <w:ilvl w:val="0"/>
-          <w:numId w:val="18"/>
-        </w:numPr>
-        <w:spacing w:after="120" w:line="240" w:lineRule="auto"/>
-      </w:pPr>
-      <w:r>
-        <w:t>[ ] Create frontend/</w:t>
-      </w:r>
-      <w:proofErr w:type="spellStart"/>
-      <w:r>
-        <w:t>src</w:t>
-      </w:r>
-      <w:proofErr w:type="spellEnd"/>
-      <w:r>
-        <w:t>/pages/</w:t>
-      </w:r>
-      <w:proofErr w:type="spellStart"/>
-      <w:r>
-        <w:t>BundleDesigner.tsx</w:t>
-      </w:r>
-      <w:proofErr w:type="spellEnd"/>
-    </w:p>
-    <w:p>
-      <w:pPr>
-        <w:numPr>
-          <w:ilvl w:val="0"/>
-          <w:numId w:val="18"/>
-        </w:numPr>
-        <w:spacing w:after="120" w:line="240" w:lineRule="auto"/>
-      </w:pPr>
-      <w:r>
-        <w:t>[ ] Create frontend/</w:t>
-      </w:r>
-      <w:proofErr w:type="spellStart"/>
-      <w:r>
-        <w:t>src</w:t>
-      </w:r>
-      <w:proofErr w:type="spellEnd"/>
-      <w:r>
-        <w:t>/pages/</w:t>
-      </w:r>
-      <w:proofErr w:type="spellStart"/>
-      <w:r>
-        <w:t>PricingConfigurator.tsx</w:t>
-      </w:r>
-      <w:proofErr w:type="spellEnd"/>
-    </w:p>
-    <w:p>
-      <w:pPr>
-        <w:numPr>
-          <w:ilvl w:val="0"/>
-          <w:numId w:val="18"/>
-        </w:numPr>
-        <w:spacing w:after="120" w:line="240" w:lineRule="auto"/>
-      </w:pPr>
-      <w:r>
-        <w:t>[ ] Create frontend/</w:t>
-      </w:r>
-      <w:proofErr w:type="spellStart"/>
-      <w:r>
-        <w:t>src</w:t>
-      </w:r>
-      <w:proofErr w:type="spellEnd"/>
-      <w:r>
-        <w:t>/pages/</w:t>
-      </w:r>
-      <w:proofErr w:type="spellStart"/>
-      <w:r>
-        <w:t>CategoryManager.tsx</w:t>
-      </w:r>
-      <w:proofErr w:type="spellEnd"/>
-    </w:p>
-    <w:p>
-      <w:pPr>
-        <w:numPr>
-          <w:ilvl w:val="0"/>
-          <w:numId w:val="18"/>
-        </w:numPr>
-        <w:spacing w:after="120" w:line="240" w:lineRule="auto"/>
-      </w:pPr>
-      <w:r>
-        <w:t>[ ] Create frontend/</w:t>
-      </w:r>
-      <w:proofErr w:type="spellStart"/>
-      <w:r>
-        <w:t>src</w:t>
-      </w:r>
-      <w:proofErr w:type="spellEnd"/>
-      <w:r>
-        <w:t>/pages/</w:t>
-      </w:r>
-      <w:proofErr w:type="spellStart"/>
-      <w:r>
-        <w:t>SubscriptionManagement.tsx</w:t>
-      </w:r>
-      <w:proofErr w:type="spellEnd"/>
-    </w:p>
-    <w:p>
-      <w:pPr>
-        <w:numPr>
-          <w:ilvl w:val="0"/>
-          <w:numId w:val="18"/>
-        </w:numPr>
-        <w:spacing w:after="120" w:line="240" w:lineRule="auto"/>
-      </w:pPr>
-      <w:r>
-        <w:t>[ ] Create frontend/</w:t>
-      </w:r>
-      <w:proofErr w:type="spellStart"/>
-      <w:r>
-        <w:t>src</w:t>
-      </w:r>
-      <w:proofErr w:type="spellEnd"/>
-      <w:r>
-        <w:t>/pages/</w:t>
-      </w:r>
-      <w:proofErr w:type="spellStart"/>
-      <w:r>
-        <w:t>RFSConfiguration.tsx</w:t>
-      </w:r>
-      <w:proofErr w:type="spellEnd"/>
-    </w:p>
-    <w:p>
-      <w:pPr>
-        <w:numPr>
-          <w:ilvl w:val="0"/>
-          <w:numId w:val="18"/>
-        </w:numPr>
-        <w:spacing w:after="120" w:line="240" w:lineRule="auto"/>
-      </w:pPr>
-      <w:r>
-        <w:t>[ ] Create frontend/</w:t>
-      </w:r>
-      <w:proofErr w:type="spellStart"/>
-      <w:r>
-        <w:t>src</w:t>
-      </w:r>
-      <w:proofErr w:type="spellEnd"/>
-      <w:r>
-        <w:t>/pages/</w:t>
-      </w:r>
-      <w:proofErr w:type="spellStart"/>
-      <w:r>
-        <w:t>LifecycleDashboard.tsx</w:t>
-      </w:r>
-      <w:proofErr w:type="spellEnd"/>
-    </w:p>
-    <w:p>
-      <w:pPr>
-        <w:numPr>
-          <w:ilvl w:val="0"/>
-          <w:numId w:val="18"/>
-        </w:numPr>
-        <w:spacing w:after="120" w:line="240" w:lineRule="auto"/>
-      </w:pPr>
-      <w:r>
-        <w:t>[ ] Create frontend/</w:t>
-      </w:r>
-      <w:proofErr w:type="spellStart"/>
-      <w:r>
-        <w:t>src</w:t>
-      </w:r>
-      <w:proofErr w:type="spellEnd"/>
-      <w:r>
-        <w:t>/pages/</w:t>
-      </w:r>
-      <w:proofErr w:type="spellStart"/>
-      <w:r>
-        <w:t>AuditLogViewer.tsx</w:t>
-      </w:r>
-      <w:proofErr w:type="spellEnd"/>
-    </w:p>
-    <w:p>
-      <w:pPr>
-        <w:numPr>
-          <w:ilvl w:val="0"/>
-          <w:numId w:val="18"/>
-        </w:numPr>
-        <w:spacing w:after="120" w:line="240" w:lineRule="auto"/>
-      </w:pPr>
-      <w:r>
-        <w:lastRenderedPageBreak/>
-        <w:t>[ ] Create frontend/</w:t>
-      </w:r>
-      <w:proofErr w:type="spellStart"/>
-      <w:r>
-        <w:t>src</w:t>
-      </w:r>
-      <w:proofErr w:type="spellEnd"/>
-      <w:r>
-        <w:t>/pages/</w:t>
-      </w:r>
-      <w:proofErr w:type="spellStart"/>
-      <w:r>
-        <w:t>RuleStudio.tsx</w:t>
-      </w:r>
-      <w:proofErr w:type="spellEnd"/>
-    </w:p>
-    <w:p>
-      <w:pPr>
-        <w:numPr>
-          <w:ilvl w:val="0"/>
-          <w:numId w:val="18"/>
-        </w:numPr>
-        <w:spacing w:after="120" w:line="240" w:lineRule="auto"/>
-      </w:pPr>
-      <w:r>
-        <w:t>[ ] Create frontend/</w:t>
-      </w:r>
-      <w:proofErr w:type="spellStart"/>
-      <w:r>
-        <w:t>src</w:t>
-      </w:r>
-      <w:proofErr w:type="spellEnd"/>
-      <w:r>
-        <w:t>/pages/</w:t>
-      </w:r>
-      <w:proofErr w:type="spellStart"/>
-      <w:r>
-        <w:t>ImportExportHub.tsx</w:t>
-      </w:r>
-      <w:proofErr w:type="spellEnd"/>
-    </w:p>
-    <w:p>
-      <w:pPr>
-        <w:numPr>
-          <w:ilvl w:val="0"/>
-          <w:numId w:val="18"/>
-        </w:numPr>
-        <w:spacing w:after="120" w:line="240" w:lineRule="auto"/>
-      </w:pPr>
-      <w:r>
-        <w:t>[ ] Create frontend/</w:t>
-      </w:r>
-      <w:proofErr w:type="spellStart"/>
-      <w:r>
-        <w:t>src</w:t>
-      </w:r>
-      <w:proofErr w:type="spellEnd"/>
-      <w:r>
-        <w:t>/pages/</w:t>
-      </w:r>
-      <w:proofErr w:type="spellStart"/>
-      <w:r>
-        <w:t>FourLayerArchitecture.tsx</w:t>
-      </w:r>
-      <w:proofErr w:type="spellEnd"/>
-    </w:p>
-    <w:p>
-      <w:pPr>
-        <w:spacing w:after="120" w:line="240" w:lineRule="auto"/>
-        <w:rPr>
-          <w:b/>
-          <w:bCs/>
-        </w:rPr>
-      </w:pPr>
-      <w:r>
-        <w:rPr>
-          <w:b/>
-          <w:bCs/>
-        </w:rPr>
-        <w:t>Additional Frontend Files</w:t>
-      </w:r>
-    </w:p>
-    <w:p>
-      <w:pPr>
-        <w:numPr>
-          <w:ilvl w:val="0"/>
-          <w:numId w:val="19"/>
-        </w:numPr>
-        <w:spacing w:after="120" w:line="240" w:lineRule="auto"/>
-      </w:pPr>
-      <w:r>
-        <w:t>[ ] Create frontend/</w:t>
-      </w:r>
-      <w:proofErr w:type="spellStart"/>
-      <w:r>
-        <w:t>src</w:t>
-      </w:r>
-      <w:proofErr w:type="spellEnd"/>
-      <w:r>
-        <w:t>/</w:t>
-      </w:r>
-      <w:proofErr w:type="spellStart"/>
-      <w:r>
-        <w:t>main.tsx</w:t>
-      </w:r>
-      <w:proofErr w:type="spellEnd"/>
-    </w:p>
-    <w:p>
-      <w:pPr>
-        <w:numPr>
-          <w:ilvl w:val="0"/>
-          <w:numId w:val="19"/>
-        </w:numPr>
-        <w:spacing w:after="120" w:line="240" w:lineRule="auto"/>
-      </w:pPr>
-      <w:r>
-        <w:t>[ ] Create frontend/</w:t>
-      </w:r>
-      <w:proofErr w:type="spellStart"/>
-      <w:r>
-        <w:t>src</w:t>
-      </w:r>
-      <w:proofErr w:type="spellEnd"/>
-      <w:r>
-        <w:t>/index.css</w:t>
-      </w:r>
-    </w:p>
-    <w:p>
-      <w:pPr>
-        <w:numPr>
-          <w:ilvl w:val="0"/>
-          <w:numId w:val="19"/>
-        </w:numPr>
-        <w:spacing w:after="120" w:line="240" w:lineRule="auto"/>
-      </w:pPr>
-      <w:r>
-        <w:t>[ ] Create frontend/</w:t>
-      </w:r>
-      <w:proofErr w:type="spellStart"/>
-      <w:r>
-        <w:t>vite.config.ts</w:t>
-      </w:r>
-      <w:proofErr w:type="spellEnd"/>
-    </w:p>
-    <w:p>
-      <w:pPr>
-        <w:numPr>
-          <w:ilvl w:val="0"/>
-          <w:numId w:val="19"/>
-        </w:numPr>
-        <w:spacing w:after="120" w:line="240" w:lineRule="auto"/>
-      </w:pPr>
-      <w:r>
-        <w:t>[ ] Create frontend/</w:t>
-      </w:r>
-      <w:proofErr w:type="spellStart"/>
-      <w:r>
-        <w:t>tsconfig.json</w:t>
-      </w:r>
-      <w:proofErr w:type="spellEnd"/>
-    </w:p>
-    <w:p>
-      <w:pPr>
-        <w:numPr>
-          <w:ilvl w:val="0"/>
-          <w:numId w:val="19"/>
-        </w:numPr>
-        <w:spacing w:after="120" w:line="240" w:lineRule="auto"/>
-      </w:pPr>
-      <w:r>
-        <w:t>[ ] Create frontend/tailwind.config.js</w:t>
-      </w:r>
-    </w:p>
-    <w:p>
-      <w:pPr>
-        <w:numPr>
-          <w:ilvl w:val="0"/>
-          <w:numId w:val="19"/>
-        </w:numPr>
-        <w:spacing w:after="120" w:line="240" w:lineRule="auto"/>
-      </w:pPr>
-      <w:r>
-        <w:t>[ ] Create frontend/postcss.config.js</w:t>
-      </w:r>
-    </w:p>
-    <w:p>
-      <w:pPr>
-        <w:numPr>
-          <w:ilvl w:val="0"/>
-          <w:numId w:val="19"/>
-        </w:numPr>
-        <w:spacing w:after="120" w:line="240" w:lineRule="auto"/>
-      </w:pPr>
-      <w:r>
-        <w:t>[ ] Create frontend/index.html</w:t>
-      </w:r>
-    </w:p>
-    <w:p>
-      <w:pPr>
-        <w:spacing w:after="120" w:line="240" w:lineRule="auto"/>
-        <w:rPr>
-          <w:b/>
-          <w:bCs/>
-        </w:rPr>
-      </w:pPr>
-      <w:r>
-        <w:rPr>
-          <w:b/>
-          <w:bCs/>
-        </w:rPr>
-        <w:t>6. State Management &amp; API Integration</w:t>
-      </w:r>
-    </w:p>
-    <w:p>
-      <w:pPr>
-        <w:numPr>
-          <w:ilvl w:val="0"/>
-          <w:numId w:val="20"/>
-        </w:numPr>
-        <w:spacing w:after="120" w:line="240" w:lineRule="auto"/>
-      </w:pPr>
-      <w:r>
-        <w:t xml:space="preserve">[ ] </w:t>
-      </w:r>
-      <w:r>
-        <w:rPr>
-          <w:b/>
-          <w:bCs/>
-        </w:rPr>
-        <w:t xml:space="preserve">Complete </w:t>
-      </w:r>
-      <w:proofErr w:type="spellStart"/>
-      <w:r>
-        <w:rPr>
-          <w:b/>
-          <w:bCs/>
-        </w:rPr>
-        <w:t>Zustand</w:t>
-      </w:r>
-      <w:proofErr w:type="spellEnd"/>
-      <w:r>
-        <w:rPr>
-          <w:b/>
-          <w:bCs/>
-        </w:rPr>
-        <w:t xml:space="preserve"> stores</w:t>
-      </w:r>
-      <w:r>
-        <w:t xml:space="preserve"> </w:t>
-      </w:r>
-    </w:p>
-    <w:p>
-      <w:pPr>
-        <w:numPr>
-          <w:ilvl w:val="1"/>
-          <w:numId w:val="20"/>
-        </w:numPr>
-        <w:spacing w:after="120" w:line="240" w:lineRule="auto"/>
-      </w:pPr>
-      <w:r>
-        <w:t>Products store</w:t>
-      </w:r>
-    </w:p>
-    <w:p>
-      <w:pPr>
-        <w:numPr>
-          <w:ilvl w:val="1"/>
-          <w:numId w:val="20"/>
-        </w:numPr>
-        <w:spacing w:after="120" w:line="240" w:lineRule="auto"/>
-      </w:pPr>
-      <w:r>
-        <w:t>Subscriptions store</w:t>
-      </w:r>
-    </w:p>
-    <w:p>
-      <w:pPr>
-        <w:numPr>
-          <w:ilvl w:val="1"/>
-          <w:numId w:val="20"/>
-        </w:numPr>
-        <w:spacing w:after="120" w:line="240" w:lineRule="auto"/>
-      </w:pPr>
-      <w:r>
-        <w:t>UI state store</w:t>
-      </w:r>
-    </w:p>
-    <w:p>
-      <w:pPr>
-        <w:numPr>
-          <w:ilvl w:val="0"/>
-          <w:numId w:val="20"/>
-        </w:numPr>
-        <w:spacing w:after="120" w:line="240" w:lineRule="auto"/>
-      </w:pPr>
-      <w:r>
-        <w:t xml:space="preserve">[ ] </w:t>
-      </w:r>
-      <w:r>
-        <w:rPr>
-          <w:b/>
-          <w:bCs/>
-        </w:rPr>
-        <w:t>Implement React Query hooks</w:t>
-      </w:r>
-      <w:r>
-        <w:t xml:space="preserve"> </w:t>
-      </w:r>
-    </w:p>
-    <w:p>
-      <w:pPr>
-        <w:numPr>
-          <w:ilvl w:val="1"/>
-          <w:numId w:val="20"/>
-        </w:numPr>
-        <w:spacing w:after="120" w:line="240" w:lineRule="auto"/>
-      </w:pPr>
-      <w:proofErr w:type="spellStart"/>
-      <w:r>
-        <w:t>useProducts</w:t>
-      </w:r>
-      <w:proofErr w:type="spellEnd"/>
-      <w:r>
-        <w:t xml:space="preserve">, </w:t>
-      </w:r>
-      <w:proofErr w:type="spellStart"/>
-      <w:r>
-        <w:t>useProductById</w:t>
-      </w:r>
-      <w:proofErr w:type="spellEnd"/>
-    </w:p>
-    <w:p>
-      <w:pPr>
-        <w:numPr>
-          <w:ilvl w:val="1"/>
-          <w:numId w:val="20"/>
-        </w:numPr>
-        <w:spacing w:after="120" w:line="240" w:lineRule="auto"/>
-      </w:pPr>
-      <w:proofErr w:type="spellStart"/>
-      <w:r>
-        <w:t>useOfferings</w:t>
-      </w:r>
-      <w:proofErr w:type="spellEnd"/>
-      <w:r>
-        <w:t xml:space="preserve">, </w:t>
-      </w:r>
-      <w:proofErr w:type="spellStart"/>
-      <w:r>
-        <w:t>useOfferingById</w:t>
-      </w:r>
-      <w:proofErr w:type="spellEnd"/>
-    </w:p>
-    <w:p>
-      <w:pPr>
-        <w:numPr>
-          <w:ilvl w:val="1"/>
-          <w:numId w:val="20"/>
-        </w:numPr>
-        <w:spacing w:after="120" w:line="240" w:lineRule="auto"/>
-      </w:pPr>
-      <w:proofErr w:type="spellStart"/>
-      <w:r>
-        <w:t>useSubscriptions</w:t>
-      </w:r>
-      <w:proofErr w:type="spellEnd"/>
-    </w:p>
-    <w:p>
-      <w:pPr>
-        <w:numPr>
-          <w:ilvl w:val="1"/>
-          <w:numId w:val="20"/>
-        </w:numPr>
-        <w:spacing w:after="120" w:line="240" w:lineRule="auto"/>
-      </w:pPr>
-      <w:proofErr w:type="spellStart"/>
-      <w:r>
-        <w:t>usePricingPlans</w:t>
-      </w:r>
-      <w:proofErr w:type="spellEnd"/>
-    </w:p>
-    <w:p>
-      <w:pPr>
-        <w:numPr>
-          <w:ilvl w:val="1"/>
-          <w:numId w:val="20"/>
-        </w:numPr>
-        <w:spacing w:after="120" w:line="240" w:lineRule="auto"/>
-      </w:pPr>
-      <w:r>
-        <w:t>etc.</w:t>
-      </w:r>
-    </w:p>
-    <w:p>
-      <w:pPr>
-        <w:numPr>
-          <w:ilvl w:val="0"/>
-          <w:numId w:val="20"/>
-        </w:numPr>
-        <w:spacing w:after="120" w:line="240" w:lineRule="auto"/>
-      </w:pPr>
-      <w:r>
-        <w:t xml:space="preserve">[ ] </w:t>
-      </w:r>
-      <w:r>
-        <w:rPr>
-          <w:b/>
-          <w:bCs/>
-        </w:rPr>
-        <w:t>Add loading states</w:t>
-      </w:r>
-    </w:p>
-    <w:p>
-      <w:pPr>
-        <w:numPr>
-          <w:ilvl w:val="0"/>
-          <w:numId w:val="20"/>
-        </w:numPr>
-        <w:spacing w:after="120" w:line="240" w:lineRule="auto"/>
-      </w:pPr>
-      <w:r>
-        <w:t xml:space="preserve">[ ] </w:t>
-      </w:r>
-      <w:r>
-        <w:rPr>
-          <w:b/>
-          <w:bCs/>
-        </w:rPr>
-        <w:t>Add error handling</w:t>
-      </w:r>
-    </w:p>
-    <w:p>
-      <w:pPr>
-        <w:numPr>
-          <w:ilvl w:val="0"/>
-          <w:numId w:val="20"/>
-        </w:numPr>
-        <w:spacing w:after="120" w:line="240" w:lineRule="auto"/>
-      </w:pPr>
-      <w:r>
-        <w:t xml:space="preserve">[ ] </w:t>
-      </w:r>
-      <w:r>
-        <w:rPr>
-          <w:b/>
-          <w:bCs/>
-        </w:rPr>
-        <w:t>Add optimistic updates</w:t>
-      </w:r>
-    </w:p>
-    <w:p>
-      <w:pPr>
-        <w:spacing w:after="120" w:line="240" w:lineRule="auto"/>
-        <w:rPr>
-          <w:b/>
-          <w:bCs/>
-        </w:rPr>
-      </w:pPr>
-      <w:r>
-        <w:rPr>
-          <w:b/>
-          <w:bCs/>
-        </w:rPr>
-        <w:t>7. Frontend Testing</w:t>
+      <w:r>
+        <w:rPr>
+          <w:b/>
+          <w:bCs/>
+        </w:rPr>
+        <w:t xml:space="preserve"> or Jest</w:t>
       </w:r>
     </w:p>
     <w:p>
@@ -3175,31 +2391,20 @@
         </w:numPr>
         <w:spacing w:after="120" w:line="240" w:lineRule="auto"/>
       </w:pPr>
-      <w:r>
-        <w:t xml:space="preserve">[ ] </w:t>
-      </w:r>
-      <w:r>
-        <w:rPr>
-          <w:b/>
-          <w:bCs/>
-        </w:rPr>
-        <w:t xml:space="preserve">Set up </w:t>
-      </w:r>
-      <w:proofErr w:type="spellStart"/>
-      <w:r>
-        <w:rPr>
-          <w:b/>
-          <w:bCs/>
-        </w:rPr>
-        <w:t>Vitest</w:t>
-      </w:r>
-      <w:proofErr w:type="spellEnd"/>
-      <w:r>
-        <w:rPr>
-          <w:b/>
-          <w:bCs/>
-        </w:rPr>
-        <w:t xml:space="preserve"> or Jest</w:t>
+      <w:proofErr w:type="gramStart"/>
+      <w:r>
+        <w:t>[ ]</w:t>
+      </w:r>
+      <w:proofErr w:type="gramEnd"/>
+      <w:r>
+        <w:t xml:space="preserve"> </w:t>
+      </w:r>
+      <w:r>
+        <w:rPr>
+          <w:b/>
+          <w:bCs/>
+        </w:rPr>
+        <w:t>Write component tests</w:t>
       </w:r>
     </w:p>
     <w:p>
@@ -3210,15 +2415,20 @@
         </w:numPr>
         <w:spacing w:after="120" w:line="240" w:lineRule="auto"/>
       </w:pPr>
-      <w:r>
-        <w:t xml:space="preserve">[ ] </w:t>
-      </w:r>
-      <w:r>
-        <w:rPr>
-          <w:b/>
-          <w:bCs/>
-        </w:rPr>
-        <w:t>Write component tests</w:t>
+      <w:proofErr w:type="gramStart"/>
+      <w:r>
+        <w:t>[ ]</w:t>
+      </w:r>
+      <w:proofErr w:type="gramEnd"/>
+      <w:r>
+        <w:t xml:space="preserve"> </w:t>
+      </w:r>
+      <w:r>
+        <w:rPr>
+          <w:b/>
+          <w:bCs/>
+        </w:rPr>
+        <w:t>Write integration tests</w:t>
       </w:r>
     </w:p>
     <w:p>
@@ -3229,27 +2439,13 @@
         </w:numPr>
         <w:spacing w:after="120" w:line="240" w:lineRule="auto"/>
       </w:pPr>
-      <w:r>
-        <w:t xml:space="preserve">[ ] </w:t>
-      </w:r>
-      <w:r>
-        <w:rPr>
-          <w:b/>
-          <w:bCs/>
-        </w:rPr>
-        <w:t>Write integration tests</w:t>
-      </w:r>
-    </w:p>
-    <w:p>
-      <w:pPr>
-        <w:numPr>
-          <w:ilvl w:val="0"/>
-          <w:numId w:val="21"/>
-        </w:numPr>
-        <w:spacing w:after="120" w:line="240" w:lineRule="auto"/>
-      </w:pPr>
-      <w:r>
-        <w:t xml:space="preserve">[ ] </w:t>
+      <w:proofErr w:type="gramStart"/>
+      <w:r>
+        <w:t>[ ]</w:t>
+      </w:r>
+      <w:proofErr w:type="gramEnd"/>
+      <w:r>
+        <w:t xml:space="preserve"> </w:t>
       </w:r>
       <w:r>
         <w:rPr>
@@ -3317,148 +2513,238 @@
         </w:numPr>
         <w:spacing w:after="120" w:line="240" w:lineRule="auto"/>
       </w:pPr>
+      <w:proofErr w:type="gramStart"/>
+      <w:r>
+        <w:t>[ ]</w:t>
+      </w:r>
+      <w:proofErr w:type="gramEnd"/>
+      <w:r>
+        <w:t xml:space="preserve"> </w:t>
+      </w:r>
+      <w:r>
+        <w:rPr>
+          <w:b/>
+          <w:bCs/>
+        </w:rPr>
+        <w:t>Implement rule evaluation</w:t>
+      </w:r>
+      <w:r>
+        <w:t xml:space="preserve"> </w:t>
+      </w:r>
+    </w:p>
+    <w:p>
+      <w:pPr>
+        <w:numPr>
+          <w:ilvl w:val="1"/>
+          <w:numId w:val="22"/>
+        </w:numPr>
+        <w:spacing w:after="120" w:line="240" w:lineRule="auto"/>
+      </w:pPr>
+      <w:r>
+        <w:t>Parse condition expressions</w:t>
+      </w:r>
+    </w:p>
+    <w:p>
+      <w:pPr>
+        <w:numPr>
+          <w:ilvl w:val="1"/>
+          <w:numId w:val="22"/>
+        </w:numPr>
+        <w:spacing w:after="120" w:line="240" w:lineRule="auto"/>
+      </w:pPr>
+      <w:r>
+        <w:t>Execute actions</w:t>
+      </w:r>
+    </w:p>
+    <w:p>
+      <w:pPr>
+        <w:numPr>
+          <w:ilvl w:val="1"/>
+          <w:numId w:val="22"/>
+        </w:numPr>
+        <w:spacing w:after="120" w:line="240" w:lineRule="auto"/>
+      </w:pPr>
+      <w:r>
+        <w:t>Handle complex logic (AND/OR/NOT)</w:t>
+      </w:r>
+    </w:p>
+    <w:p>
+      <w:pPr>
+        <w:numPr>
+          <w:ilvl w:val="0"/>
+          <w:numId w:val="22"/>
+        </w:numPr>
+        <w:spacing w:after="120" w:line="240" w:lineRule="auto"/>
+      </w:pPr>
+      <w:proofErr w:type="gramStart"/>
+      <w:r>
+        <w:t>[ ]</w:t>
+      </w:r>
+      <w:proofErr w:type="gramEnd"/>
+      <w:r>
+        <w:t xml:space="preserve"> </w:t>
+      </w:r>
+      <w:r>
+        <w:rPr>
+          <w:b/>
+          <w:bCs/>
+        </w:rPr>
+        <w:t>Create rule templates</w:t>
+      </w:r>
+      <w:r>
+        <w:t xml:space="preserve"> </w:t>
+      </w:r>
+    </w:p>
+    <w:p>
+      <w:pPr>
+        <w:numPr>
+          <w:ilvl w:val="1"/>
+          <w:numId w:val="22"/>
+        </w:numPr>
+        <w:spacing w:after="120" w:line="240" w:lineRule="auto"/>
+      </w:pPr>
+      <w:r>
+        <w:t>Age eligibility</w:t>
+      </w:r>
+    </w:p>
+    <w:p>
+      <w:pPr>
+        <w:numPr>
+          <w:ilvl w:val="1"/>
+          <w:numId w:val="22"/>
+        </w:numPr>
+        <w:spacing w:after="120" w:line="240" w:lineRule="auto"/>
+      </w:pPr>
+      <w:r>
+        <w:t>Credit check</w:t>
+      </w:r>
+    </w:p>
+    <w:p>
+      <w:pPr>
+        <w:numPr>
+          <w:ilvl w:val="1"/>
+          <w:numId w:val="22"/>
+        </w:numPr>
+        <w:spacing w:after="120" w:line="240" w:lineRule="auto"/>
+      </w:pPr>
+      <w:r>
+        <w:t>Location-based</w:t>
+      </w:r>
+    </w:p>
+    <w:p>
+      <w:pPr>
+        <w:numPr>
+          <w:ilvl w:val="0"/>
+          <w:numId w:val="22"/>
+        </w:numPr>
+        <w:spacing w:after="120" w:line="240" w:lineRule="auto"/>
+      </w:pPr>
+      <w:proofErr w:type="gramStart"/>
+      <w:r>
+        <w:t>[ ]</w:t>
+      </w:r>
+      <w:proofErr w:type="gramEnd"/>
+      <w:r>
+        <w:t xml:space="preserve"> </w:t>
+      </w:r>
+      <w:r>
+        <w:rPr>
+          <w:b/>
+          <w:bCs/>
+        </w:rPr>
+        <w:t>Add rule testing UI</w:t>
+      </w:r>
+    </w:p>
+    <w:p>
+      <w:pPr>
+        <w:spacing w:after="120" w:line="240" w:lineRule="auto"/>
+        <w:rPr>
+          <w:b/>
+          <w:bCs/>
+        </w:rPr>
+      </w:pPr>
+      <w:r>
+        <w:rPr>
+          <w:b/>
+          <w:bCs/>
+        </w:rPr>
+        <w:t>9. Advanced Pricing</w:t>
+      </w:r>
+    </w:p>
+    <w:p>
+      <w:pPr>
+        <w:numPr>
+          <w:ilvl w:val="0"/>
+          <w:numId w:val="23"/>
+        </w:numPr>
+        <w:spacing w:after="120" w:line="240" w:lineRule="auto"/>
+      </w:pPr>
+      <w:proofErr w:type="gramStart"/>
+      <w:r>
+        <w:t>[ ]</w:t>
+      </w:r>
+      <w:proofErr w:type="gramEnd"/>
+      <w:r>
+        <w:t xml:space="preserve"> </w:t>
+      </w:r>
+      <w:r>
+        <w:rPr>
+          <w:b/>
+          <w:bCs/>
+        </w:rPr>
+        <w:t>Implement discount engine</w:t>
+      </w:r>
+      <w:r>
+        <w:t xml:space="preserve"> </w:t>
+      </w:r>
+    </w:p>
+    <w:p>
+      <w:pPr>
+        <w:numPr>
+          <w:ilvl w:val="1"/>
+          <w:numId w:val="23"/>
+        </w:numPr>
+        <w:spacing w:after="120" w:line="240" w:lineRule="auto"/>
+      </w:pPr>
+      <w:r>
+        <w:t>Product-level discounts</w:t>
+      </w:r>
+    </w:p>
+    <w:p>
+      <w:pPr>
+        <w:numPr>
+          <w:ilvl w:val="1"/>
+          <w:numId w:val="23"/>
+        </w:numPr>
+        <w:spacing w:after="120" w:line="240" w:lineRule="auto"/>
+      </w:pPr>
+      <w:r>
+        <w:t>Customer segment discounts</w:t>
+      </w:r>
+    </w:p>
+    <w:p>
+      <w:pPr>
+        <w:numPr>
+          <w:ilvl w:val="1"/>
+          <w:numId w:val="23"/>
+        </w:numPr>
+        <w:spacing w:after="120" w:line="240" w:lineRule="auto"/>
+      </w:pPr>
+      <w:r>
+        <w:t>Bundle discounts</w:t>
+      </w:r>
+    </w:p>
+    <w:p>
+      <w:pPr>
+        <w:numPr>
+          <w:ilvl w:val="1"/>
+          <w:numId w:val="23"/>
+        </w:numPr>
+        <w:spacing w:after="120" w:line="240" w:lineRule="auto"/>
+      </w:pPr>
       <w:r>
         <w:lastRenderedPageBreak/>
-        <w:t xml:space="preserve">[ ] </w:t>
-      </w:r>
-      <w:r>
-        <w:rPr>
-          <w:b/>
-          <w:bCs/>
-        </w:rPr>
-        <w:t>Implement rule evaluation</w:t>
-      </w:r>
-      <w:r>
-        <w:t xml:space="preserve"> </w:t>
-      </w:r>
-    </w:p>
-    <w:p>
-      <w:pPr>
-        <w:numPr>
-          <w:ilvl w:val="1"/>
-          <w:numId w:val="22"/>
-        </w:numPr>
-        <w:spacing w:after="120" w:line="240" w:lineRule="auto"/>
-      </w:pPr>
-      <w:r>
-        <w:t>Parse condition expressions</w:t>
-      </w:r>
-    </w:p>
-    <w:p>
-      <w:pPr>
-        <w:numPr>
-          <w:ilvl w:val="1"/>
-          <w:numId w:val="22"/>
-        </w:numPr>
-        <w:spacing w:after="120" w:line="240" w:lineRule="auto"/>
-      </w:pPr>
-      <w:r>
-        <w:t>Execute actions</w:t>
-      </w:r>
-    </w:p>
-    <w:p>
-      <w:pPr>
-        <w:numPr>
-          <w:ilvl w:val="1"/>
-          <w:numId w:val="22"/>
-        </w:numPr>
-        <w:spacing w:after="120" w:line="240" w:lineRule="auto"/>
-      </w:pPr>
-      <w:r>
-        <w:t>Handle complex logic (AND/OR/NOT)</w:t>
-      </w:r>
-    </w:p>
-    <w:p>
-      <w:pPr>
-        <w:numPr>
-          <w:ilvl w:val="0"/>
-          <w:numId w:val="22"/>
-        </w:numPr>
-        <w:spacing w:after="120" w:line="240" w:lineRule="auto"/>
-      </w:pPr>
-      <w:r>
-        <w:t xml:space="preserve">[ ] </w:t>
-      </w:r>
-      <w:r>
-        <w:rPr>
-          <w:b/>
-          <w:bCs/>
-        </w:rPr>
-        <w:t>Create rule templates</w:t>
-      </w:r>
-      <w:r>
-        <w:t xml:space="preserve"> </w:t>
-      </w:r>
-    </w:p>
-    <w:p>
-      <w:pPr>
-        <w:numPr>
-          <w:ilvl w:val="1"/>
-          <w:numId w:val="22"/>
-        </w:numPr>
-        <w:spacing w:after="120" w:line="240" w:lineRule="auto"/>
-      </w:pPr>
-      <w:r>
-        <w:t>Age eligibility</w:t>
-      </w:r>
-    </w:p>
-    <w:p>
-      <w:pPr>
-        <w:numPr>
-          <w:ilvl w:val="1"/>
-          <w:numId w:val="22"/>
-        </w:numPr>
-        <w:spacing w:after="120" w:line="240" w:lineRule="auto"/>
-      </w:pPr>
-      <w:r>
-        <w:t>Credit check</w:t>
-      </w:r>
-    </w:p>
-    <w:p>
-      <w:pPr>
-        <w:numPr>
-          <w:ilvl w:val="1"/>
-          <w:numId w:val="22"/>
-        </w:numPr>
-        <w:spacing w:after="120" w:line="240" w:lineRule="auto"/>
-      </w:pPr>
-      <w:r>
-        <w:t>Location-based</w:t>
-      </w:r>
-    </w:p>
-    <w:p>
-      <w:pPr>
-        <w:numPr>
-          <w:ilvl w:val="0"/>
-          <w:numId w:val="22"/>
-        </w:numPr>
-        <w:spacing w:after="120" w:line="240" w:lineRule="auto"/>
-      </w:pPr>
-      <w:r>
-        <w:t xml:space="preserve">[ ] </w:t>
-      </w:r>
-      <w:r>
-        <w:rPr>
-          <w:b/>
-          <w:bCs/>
-        </w:rPr>
-        <w:t>Add rule testing UI</w:t>
-      </w:r>
-    </w:p>
-    <w:p>
-      <w:pPr>
-        <w:spacing w:after="120" w:line="240" w:lineRule="auto"/>
-        <w:rPr>
-          <w:b/>
-          <w:bCs/>
-        </w:rPr>
-      </w:pPr>
-      <w:r>
-        <w:rPr>
-          <w:b/>
-          <w:bCs/>
-        </w:rPr>
-        <w:t>9. Advanced Pricing</w:t>
+        <w:t>Promotional campaigns</w:t>
       </w:r>
     </w:p>
     <w:p>
@@ -3469,15 +2755,20 @@
         </w:numPr>
         <w:spacing w:after="120" w:line="240" w:lineRule="auto"/>
       </w:pPr>
-      <w:r>
-        <w:t xml:space="preserve">[ ] </w:t>
-      </w:r>
-      <w:r>
-        <w:rPr>
-          <w:b/>
-          <w:bCs/>
-        </w:rPr>
-        <w:t>Implement discount engine</w:t>
+      <w:proofErr w:type="gramStart"/>
+      <w:r>
+        <w:t>[ ]</w:t>
+      </w:r>
+      <w:proofErr w:type="gramEnd"/>
+      <w:r>
+        <w:t xml:space="preserve"> </w:t>
+      </w:r>
+      <w:r>
+        <w:rPr>
+          <w:b/>
+          <w:bCs/>
+        </w:rPr>
+        <w:t>Add pricing preview</w:t>
       </w:r>
       <w:r>
         <w:t xml:space="preserve"> </w:t>
@@ -3492,7 +2783,7 @@
         <w:spacing w:after="120" w:line="240" w:lineRule="auto"/>
       </w:pPr>
       <w:r>
-        <w:t>Product-level discounts</w:t>
+        <w:t>Show price breakdown</w:t>
       </w:r>
     </w:p>
     <w:p>
@@ -3504,19 +2795,34 @@
         <w:spacing w:after="120" w:line="240" w:lineRule="auto"/>
       </w:pPr>
       <w:r>
-        <w:t>Customer segment discounts</w:t>
-      </w:r>
-    </w:p>
-    <w:p>
-      <w:pPr>
-        <w:numPr>
-          <w:ilvl w:val="1"/>
+        <w:t>Show all applicable discounts</w:t>
+      </w:r>
+    </w:p>
+    <w:p>
+      <w:pPr>
+        <w:numPr>
+          <w:ilvl w:val="0"/>
           <w:numId w:val="23"/>
         </w:numPr>
         <w:spacing w:after="120" w:line="240" w:lineRule="auto"/>
       </w:pPr>
-      <w:r>
-        <w:t>Bundle discounts</w:t>
+      <w:proofErr w:type="gramStart"/>
+      <w:r>
+        <w:t>[ ]</w:t>
+      </w:r>
+      <w:proofErr w:type="gramEnd"/>
+      <w:r>
+        <w:t xml:space="preserve"> </w:t>
+      </w:r>
+      <w:r>
+        <w:rPr>
+          <w:b/>
+          <w:bCs/>
+        </w:rPr>
+        <w:t>Implement price scheduling</w:t>
+      </w:r>
+      <w:r>
+        <w:t xml:space="preserve"> </w:t>
       </w:r>
     </w:p>
     <w:p>
@@ -3528,98 +2834,18 @@
         <w:spacing w:after="120" w:line="240" w:lineRule="auto"/>
       </w:pPr>
       <w:r>
-        <w:t>Promotional campaigns</w:t>
-      </w:r>
-    </w:p>
-    <w:p>
-      <w:pPr>
-        <w:numPr>
-          <w:ilvl w:val="0"/>
+        <w:t>Future price changes</w:t>
+      </w:r>
+    </w:p>
+    <w:p>
+      <w:pPr>
+        <w:numPr>
+          <w:ilvl w:val="1"/>
           <w:numId w:val="23"/>
         </w:numPr>
         <w:spacing w:after="120" w:line="240" w:lineRule="auto"/>
       </w:pPr>
       <w:r>
-        <w:t xml:space="preserve">[ ] </w:t>
-      </w:r>
-      <w:r>
-        <w:rPr>
-          <w:b/>
-          <w:bCs/>
-        </w:rPr>
-        <w:t>Add pricing preview</w:t>
-      </w:r>
-      <w:r>
-        <w:t xml:space="preserve"> </w:t>
-      </w:r>
-    </w:p>
-    <w:p>
-      <w:pPr>
-        <w:numPr>
-          <w:ilvl w:val="1"/>
-          <w:numId w:val="23"/>
-        </w:numPr>
-        <w:spacing w:after="120" w:line="240" w:lineRule="auto"/>
-      </w:pPr>
-      <w:r>
-        <w:t>Show price breakdown</w:t>
-      </w:r>
-    </w:p>
-    <w:p>
-      <w:pPr>
-        <w:numPr>
-          <w:ilvl w:val="1"/>
-          <w:numId w:val="23"/>
-        </w:numPr>
-        <w:spacing w:after="120" w:line="240" w:lineRule="auto"/>
-      </w:pPr>
-      <w:r>
-        <w:t>Show all applicable discounts</w:t>
-      </w:r>
-    </w:p>
-    <w:p>
-      <w:pPr>
-        <w:numPr>
-          <w:ilvl w:val="0"/>
-          <w:numId w:val="23"/>
-        </w:numPr>
-        <w:spacing w:after="120" w:line="240" w:lineRule="auto"/>
-      </w:pPr>
-      <w:r>
-        <w:t xml:space="preserve">[ ] </w:t>
-      </w:r>
-      <w:r>
-        <w:rPr>
-          <w:b/>
-          <w:bCs/>
-        </w:rPr>
-        <w:t>Implement price scheduling</w:t>
-      </w:r>
-      <w:r>
-        <w:t xml:space="preserve"> </w:t>
-      </w:r>
-    </w:p>
-    <w:p>
-      <w:pPr>
-        <w:numPr>
-          <w:ilvl w:val="1"/>
-          <w:numId w:val="23"/>
-        </w:numPr>
-        <w:spacing w:after="120" w:line="240" w:lineRule="auto"/>
-      </w:pPr>
-      <w:r>
-        <w:t>Future price changes</w:t>
-      </w:r>
-    </w:p>
-    <w:p>
-      <w:pPr>
-        <w:numPr>
-          <w:ilvl w:val="1"/>
-          <w:numId w:val="23"/>
-        </w:numPr>
-        <w:spacing w:after="120" w:line="240" w:lineRule="auto"/>
-      </w:pPr>
-      <w:r>
         <w:t>Scheduled promotions</w:t>
       </w:r>
     </w:p>
@@ -3647,8 +2873,13 @@
         </w:numPr>
         <w:spacing w:after="120" w:line="240" w:lineRule="auto"/>
       </w:pPr>
-      <w:r>
-        <w:t xml:space="preserve">[ ] </w:t>
+      <w:proofErr w:type="gramStart"/>
+      <w:r>
+        <w:t>[ ]</w:t>
+      </w:r>
+      <w:proofErr w:type="gramEnd"/>
+      <w:r>
+        <w:t xml:space="preserve"> </w:t>
       </w:r>
       <w:r>
         <w:rPr>
@@ -3705,8 +2936,13 @@
         </w:numPr>
         <w:spacing w:after="120" w:line="240" w:lineRule="auto"/>
       </w:pPr>
-      <w:r>
-        <w:t xml:space="preserve">[ ] </w:t>
+      <w:proofErr w:type="gramStart"/>
+      <w:r>
+        <w:t>[ ]</w:t>
+      </w:r>
+      <w:proofErr w:type="gramEnd"/>
+      <w:r>
+        <w:t xml:space="preserve"> </w:t>
       </w:r>
       <w:r>
         <w:rPr>
@@ -3779,8 +3015,13 @@
         </w:numPr>
         <w:spacing w:after="120" w:line="240" w:lineRule="auto"/>
       </w:pPr>
-      <w:r>
-        <w:t xml:space="preserve">[ ] </w:t>
+      <w:proofErr w:type="gramStart"/>
+      <w:r>
+        <w:t>[ ]</w:t>
+      </w:r>
+      <w:proofErr w:type="gramEnd"/>
+      <w:r>
+        <w:t xml:space="preserve"> </w:t>
       </w:r>
       <w:r>
         <w:rPr>
@@ -3814,188 +3055,276 @@
         <w:spacing w:after="120" w:line="240" w:lineRule="auto"/>
       </w:pPr>
       <w:r>
+        <w:t>Offerings</w:t>
+      </w:r>
+    </w:p>
+    <w:p>
+      <w:pPr>
+        <w:numPr>
+          <w:ilvl w:val="1"/>
+          <w:numId w:val="25"/>
+        </w:numPr>
+        <w:spacing w:after="120" w:line="240" w:lineRule="auto"/>
+      </w:pPr>
+      <w:r>
+        <w:t>Pricing</w:t>
+      </w:r>
+    </w:p>
+    <w:p>
+      <w:pPr>
+        <w:numPr>
+          <w:ilvl w:val="0"/>
+          <w:numId w:val="25"/>
+        </w:numPr>
+        <w:spacing w:after="120" w:line="240" w:lineRule="auto"/>
+      </w:pPr>
+      <w:proofErr w:type="gramStart"/>
+      <w:r>
+        <w:t>[ ]</w:t>
+      </w:r>
+      <w:proofErr w:type="gramEnd"/>
+      <w:r>
+        <w:t xml:space="preserve"> </w:t>
+      </w:r>
+      <w:r>
+        <w:rPr>
+          <w:b/>
+          <w:bCs/>
+        </w:rPr>
+        <w:t>Implement Excel import</w:t>
+      </w:r>
+      <w:r>
+        <w:t xml:space="preserve"> </w:t>
+      </w:r>
+    </w:p>
+    <w:p>
+      <w:pPr>
+        <w:numPr>
+          <w:ilvl w:val="1"/>
+          <w:numId w:val="25"/>
+        </w:numPr>
+        <w:spacing w:after="120" w:line="240" w:lineRule="auto"/>
+      </w:pPr>
+      <w:r>
+        <w:t>Multi-sheet support</w:t>
+      </w:r>
+    </w:p>
+    <w:p>
+      <w:pPr>
+        <w:numPr>
+          <w:ilvl w:val="1"/>
+          <w:numId w:val="25"/>
+        </w:numPr>
+        <w:spacing w:after="120" w:line="240" w:lineRule="auto"/>
+      </w:pPr>
+      <w:r>
+        <w:t>Data validation</w:t>
+      </w:r>
+    </w:p>
+    <w:p>
+      <w:pPr>
+        <w:numPr>
+          <w:ilvl w:val="0"/>
+          <w:numId w:val="25"/>
+        </w:numPr>
+        <w:spacing w:after="120" w:line="240" w:lineRule="auto"/>
+      </w:pPr>
+      <w:proofErr w:type="gramStart"/>
+      <w:r>
+        <w:t>[ ]</w:t>
+      </w:r>
+      <w:proofErr w:type="gramEnd"/>
+      <w:r>
+        <w:t xml:space="preserve"> </w:t>
+      </w:r>
+      <w:r>
+        <w:rPr>
+          <w:b/>
+          <w:bCs/>
+        </w:rPr>
+        <w:t>Implement XML import (TMF format)</w:t>
+      </w:r>
+    </w:p>
+    <w:p>
+      <w:pPr>
+        <w:numPr>
+          <w:ilvl w:val="0"/>
+          <w:numId w:val="25"/>
+        </w:numPr>
+        <w:spacing w:after="120" w:line="240" w:lineRule="auto"/>
+      </w:pPr>
+      <w:proofErr w:type="gramStart"/>
+      <w:r>
+        <w:t>[ ]</w:t>
+      </w:r>
+      <w:proofErr w:type="gramEnd"/>
+      <w:r>
+        <w:t xml:space="preserve"> </w:t>
+      </w:r>
+      <w:r>
+        <w:rPr>
+          <w:b/>
+          <w:bCs/>
+        </w:rPr>
+        <w:t>Add export functionality</w:t>
+      </w:r>
+      <w:r>
+        <w:t xml:space="preserve"> </w:t>
+      </w:r>
+    </w:p>
+    <w:p>
+      <w:pPr>
+        <w:numPr>
+          <w:ilvl w:val="1"/>
+          <w:numId w:val="25"/>
+        </w:numPr>
+        <w:spacing w:after="120" w:line="240" w:lineRule="auto"/>
+      </w:pPr>
+      <w:r>
+        <w:t>All formats (CSV, Excel, JSON, XML)</w:t>
+      </w:r>
+    </w:p>
+    <w:p>
+      <w:pPr>
+        <w:numPr>
+          <w:ilvl w:val="1"/>
+          <w:numId w:val="25"/>
+        </w:numPr>
+        <w:spacing w:after="120" w:line="240" w:lineRule="auto"/>
+      </w:pPr>
+      <w:r>
+        <w:t>Filtered exports</w:t>
+      </w:r>
+    </w:p>
+    <w:p>
+      <w:pPr>
+        <w:numPr>
+          <w:ilvl w:val="0"/>
+          <w:numId w:val="25"/>
+        </w:numPr>
+        <w:spacing w:after="120" w:line="240" w:lineRule="auto"/>
+      </w:pPr>
+      <w:proofErr w:type="gramStart"/>
+      <w:r>
+        <w:t>[ ]</w:t>
+      </w:r>
+      <w:proofErr w:type="gramEnd"/>
+      <w:r>
+        <w:t xml:space="preserve"> </w:t>
+      </w:r>
+      <w:r>
+        <w:rPr>
+          <w:b/>
+          <w:bCs/>
+        </w:rPr>
+        <w:t>Add import preview/validation</w:t>
+      </w:r>
+    </w:p>
+    <w:p>
+      <w:pPr>
+        <w:spacing w:after="120" w:line="240" w:lineRule="auto"/>
+        <w:rPr>
+          <w:b/>
+          <w:bCs/>
+        </w:rPr>
+      </w:pPr>
+      <w:r>
+        <w:rPr>
+          <w:b/>
+          <w:bCs/>
+        </w:rPr>
+        <w:t>12. Reporting &amp; Analytics</w:t>
+      </w:r>
+    </w:p>
+    <w:p>
+      <w:pPr>
+        <w:numPr>
+          <w:ilvl w:val="0"/>
+          <w:numId w:val="26"/>
+        </w:numPr>
+        <w:spacing w:after="120" w:line="240" w:lineRule="auto"/>
+      </w:pPr>
+      <w:proofErr w:type="gramStart"/>
+      <w:r>
+        <w:t>[ ]</w:t>
+      </w:r>
+      <w:proofErr w:type="gramEnd"/>
+      <w:r>
+        <w:t xml:space="preserve"> </w:t>
+      </w:r>
+      <w:r>
+        <w:rPr>
+          <w:b/>
+          <w:bCs/>
+        </w:rPr>
+        <w:t>Create dashboard</w:t>
+      </w:r>
+      <w:r>
+        <w:t xml:space="preserve"> </w:t>
+      </w:r>
+    </w:p>
+    <w:p>
+      <w:pPr>
+        <w:numPr>
+          <w:ilvl w:val="1"/>
+          <w:numId w:val="26"/>
+        </w:numPr>
+        <w:spacing w:after="120" w:line="240" w:lineRule="auto"/>
+      </w:pPr>
+      <w:r>
+        <w:t>Key metrics</w:t>
+      </w:r>
+    </w:p>
+    <w:p>
+      <w:pPr>
+        <w:numPr>
+          <w:ilvl w:val="1"/>
+          <w:numId w:val="26"/>
+        </w:numPr>
+        <w:spacing w:after="120" w:line="240" w:lineRule="auto"/>
+      </w:pPr>
+      <w:r>
+        <w:t>Charts and graphs</w:t>
+      </w:r>
+    </w:p>
+    <w:p>
+      <w:pPr>
+        <w:numPr>
+          <w:ilvl w:val="0"/>
+          <w:numId w:val="26"/>
+        </w:numPr>
+        <w:spacing w:after="120" w:line="240" w:lineRule="auto"/>
+      </w:pPr>
+      <w:proofErr w:type="gramStart"/>
+      <w:r>
         <w:lastRenderedPageBreak/>
-        <w:t>Offerings</w:t>
-      </w:r>
-    </w:p>
-    <w:p>
-      <w:pPr>
-        <w:numPr>
-          <w:ilvl w:val="1"/>
-          <w:numId w:val="25"/>
-        </w:numPr>
-        <w:spacing w:after="120" w:line="240" w:lineRule="auto"/>
-      </w:pPr>
-      <w:r>
-        <w:t>Pricing</w:t>
-      </w:r>
-    </w:p>
-    <w:p>
-      <w:pPr>
-        <w:numPr>
-          <w:ilvl w:val="0"/>
-          <w:numId w:val="25"/>
-        </w:numPr>
-        <w:spacing w:after="120" w:line="240" w:lineRule="auto"/>
-      </w:pPr>
-      <w:r>
-        <w:t xml:space="preserve">[ ] </w:t>
-      </w:r>
-      <w:r>
-        <w:rPr>
-          <w:b/>
-          <w:bCs/>
-        </w:rPr>
-        <w:t>Implement Excel import</w:t>
-      </w:r>
-      <w:r>
-        <w:t xml:space="preserve"> </w:t>
-      </w:r>
-    </w:p>
-    <w:p>
-      <w:pPr>
-        <w:numPr>
-          <w:ilvl w:val="1"/>
-          <w:numId w:val="25"/>
-        </w:numPr>
-        <w:spacing w:after="120" w:line="240" w:lineRule="auto"/>
-      </w:pPr>
-      <w:r>
-        <w:t>Multi-sheet support</w:t>
-      </w:r>
-    </w:p>
-    <w:p>
-      <w:pPr>
-        <w:numPr>
-          <w:ilvl w:val="1"/>
-          <w:numId w:val="25"/>
-        </w:numPr>
-        <w:spacing w:after="120" w:line="240" w:lineRule="auto"/>
-      </w:pPr>
-      <w:r>
-        <w:t>Data validation</w:t>
-      </w:r>
-    </w:p>
-    <w:p>
-      <w:pPr>
-        <w:numPr>
-          <w:ilvl w:val="0"/>
-          <w:numId w:val="25"/>
-        </w:numPr>
-        <w:spacing w:after="120" w:line="240" w:lineRule="auto"/>
-      </w:pPr>
-      <w:r>
-        <w:t xml:space="preserve">[ ] </w:t>
-      </w:r>
-      <w:r>
-        <w:rPr>
-          <w:b/>
-          <w:bCs/>
-        </w:rPr>
-        <w:t>Implement XML import (TMF format)</w:t>
-      </w:r>
-    </w:p>
-    <w:p>
-      <w:pPr>
-        <w:numPr>
-          <w:ilvl w:val="0"/>
-          <w:numId w:val="25"/>
-        </w:numPr>
-        <w:spacing w:after="120" w:line="240" w:lineRule="auto"/>
-      </w:pPr>
-      <w:r>
-        <w:t xml:space="preserve">[ ] </w:t>
-      </w:r>
-      <w:r>
-        <w:rPr>
-          <w:b/>
-          <w:bCs/>
-        </w:rPr>
-        <w:t>Add export functionality</w:t>
-      </w:r>
-      <w:r>
-        <w:t xml:space="preserve"> </w:t>
-      </w:r>
-    </w:p>
-    <w:p>
-      <w:pPr>
-        <w:numPr>
-          <w:ilvl w:val="1"/>
-          <w:numId w:val="25"/>
-        </w:numPr>
-        <w:spacing w:after="120" w:line="240" w:lineRule="auto"/>
-      </w:pPr>
-      <w:r>
-        <w:t>All formats (CSV, Excel, JSON, XML)</w:t>
-      </w:r>
-    </w:p>
-    <w:p>
-      <w:pPr>
-        <w:numPr>
-          <w:ilvl w:val="1"/>
-          <w:numId w:val="25"/>
-        </w:numPr>
-        <w:spacing w:after="120" w:line="240" w:lineRule="auto"/>
-      </w:pPr>
-      <w:r>
-        <w:t>Filtered exports</w:t>
-      </w:r>
-    </w:p>
-    <w:p>
-      <w:pPr>
-        <w:numPr>
-          <w:ilvl w:val="0"/>
-          <w:numId w:val="25"/>
-        </w:numPr>
-        <w:spacing w:after="120" w:line="240" w:lineRule="auto"/>
-      </w:pPr>
-      <w:r>
-        <w:t xml:space="preserve">[ ] </w:t>
-      </w:r>
-      <w:r>
-        <w:rPr>
-          <w:b/>
-          <w:bCs/>
-        </w:rPr>
-        <w:t>Add import preview/validation</w:t>
-      </w:r>
-    </w:p>
-    <w:p>
-      <w:pPr>
-        <w:spacing w:after="120" w:line="240" w:lineRule="auto"/>
-        <w:rPr>
-          <w:b/>
-          <w:bCs/>
-        </w:rPr>
-      </w:pPr>
-      <w:r>
-        <w:rPr>
-          <w:b/>
-          <w:bCs/>
-        </w:rPr>
-        <w:t>12. Reporting &amp; Analytics</w:t>
-      </w:r>
-    </w:p>
-    <w:p>
-      <w:pPr>
-        <w:numPr>
-          <w:ilvl w:val="0"/>
+        <w:t>[ ]</w:t>
+      </w:r>
+      <w:proofErr w:type="gramEnd"/>
+      <w:r>
+        <w:t xml:space="preserve"> </w:t>
+      </w:r>
+      <w:r>
+        <w:rPr>
+          <w:b/>
+          <w:bCs/>
+        </w:rPr>
+        <w:t>Implement reports</w:t>
+      </w:r>
+      <w:r>
+        <w:t xml:space="preserve"> </w:t>
+      </w:r>
+    </w:p>
+    <w:p>
+      <w:pPr>
+        <w:numPr>
+          <w:ilvl w:val="1"/>
           <w:numId w:val="26"/>
         </w:numPr>
         <w:spacing w:after="120" w:line="240" w:lineRule="auto"/>
       </w:pPr>
       <w:r>
-        <w:t xml:space="preserve">[ ] </w:t>
-      </w:r>
-      <w:r>
-        <w:rPr>
-          <w:b/>
-          <w:bCs/>
-        </w:rPr>
-        <w:t>Create dashboard</w:t>
-      </w:r>
-      <w:r>
-        <w:t xml:space="preserve"> </w:t>
+        <w:t>Catalog summary</w:t>
       </w:r>
     </w:p>
     <w:p>
@@ -4007,7 +3336,7 @@
         <w:spacing w:after="120" w:line="240" w:lineRule="auto"/>
       </w:pPr>
       <w:r>
-        <w:t>Key metrics</w:t>
+        <w:t>Subscription analytics</w:t>
       </w:r>
     </w:p>
     <w:p>
@@ -4019,89 +3348,36 @@
         <w:spacing w:after="120" w:line="240" w:lineRule="auto"/>
       </w:pPr>
       <w:r>
-        <w:t>Charts and graphs</w:t>
-      </w:r>
-    </w:p>
-    <w:p>
-      <w:pPr>
-        <w:numPr>
-          <w:ilvl w:val="0"/>
+        <w:t>Revenue reports</w:t>
+      </w:r>
+    </w:p>
+    <w:p>
+      <w:pPr>
+        <w:numPr>
+          <w:ilvl w:val="1"/>
           <w:numId w:val="26"/>
         </w:numPr>
         <w:spacing w:after="120" w:line="240" w:lineRule="auto"/>
       </w:pPr>
       <w:r>
-        <w:t xml:space="preserve">[ ] </w:t>
-      </w:r>
-      <w:r>
-        <w:rPr>
-          <w:b/>
-          <w:bCs/>
-        </w:rPr>
-        <w:t>Implement reports</w:t>
-      </w:r>
-      <w:r>
-        <w:t xml:space="preserve"> </w:t>
-      </w:r>
-    </w:p>
-    <w:p>
-      <w:pPr>
-        <w:numPr>
-          <w:ilvl w:val="1"/>
+        <w:t>Product performance</w:t>
+      </w:r>
+    </w:p>
+    <w:p>
+      <w:pPr>
+        <w:numPr>
+          <w:ilvl w:val="0"/>
           <w:numId w:val="26"/>
         </w:numPr>
         <w:spacing w:after="120" w:line="240" w:lineRule="auto"/>
       </w:pPr>
-      <w:r>
-        <w:t>Catalog summary</w:t>
-      </w:r>
-    </w:p>
-    <w:p>
-      <w:pPr>
-        <w:numPr>
-          <w:ilvl w:val="1"/>
-          <w:numId w:val="26"/>
-        </w:numPr>
-        <w:spacing w:after="120" w:line="240" w:lineRule="auto"/>
-      </w:pPr>
-      <w:r>
-        <w:t>Subscription analytics</w:t>
-      </w:r>
-    </w:p>
-    <w:p>
-      <w:pPr>
-        <w:numPr>
-          <w:ilvl w:val="1"/>
-          <w:numId w:val="26"/>
-        </w:numPr>
-        <w:spacing w:after="120" w:line="240" w:lineRule="auto"/>
-      </w:pPr>
-      <w:r>
-        <w:t>Revenue reports</w:t>
-      </w:r>
-    </w:p>
-    <w:p>
-      <w:pPr>
-        <w:numPr>
-          <w:ilvl w:val="1"/>
-          <w:numId w:val="26"/>
-        </w:numPr>
-        <w:spacing w:after="120" w:line="240" w:lineRule="auto"/>
-      </w:pPr>
-      <w:r>
-        <w:t>Product performance</w:t>
-      </w:r>
-    </w:p>
-    <w:p>
-      <w:pPr>
-        <w:numPr>
-          <w:ilvl w:val="0"/>
-          <w:numId w:val="26"/>
-        </w:numPr>
-        <w:spacing w:after="120" w:line="240" w:lineRule="auto"/>
-      </w:pPr>
-      <w:r>
-        <w:t xml:space="preserve">[ ] </w:t>
+      <w:proofErr w:type="gramStart"/>
+      <w:r>
+        <w:t>[ ]</w:t>
+      </w:r>
+      <w:proofErr w:type="gramEnd"/>
+      <w:r>
+        <w:t xml:space="preserve"> </w:t>
       </w:r>
       <w:r>
         <w:rPr>
@@ -4135,8 +3411,13 @@
         </w:numPr>
         <w:spacing w:after="120" w:line="240" w:lineRule="auto"/>
       </w:pPr>
-      <w:r>
-        <w:t xml:space="preserve">[ ] </w:t>
+      <w:proofErr w:type="gramStart"/>
+      <w:r>
+        <w:t>[ ]</w:t>
+      </w:r>
+      <w:proofErr w:type="gramEnd"/>
+      <w:r>
+        <w:t xml:space="preserve"> </w:t>
       </w:r>
       <w:r>
         <w:rPr>
@@ -4193,8 +3474,13 @@
         </w:numPr>
         <w:spacing w:after="120" w:line="240" w:lineRule="auto"/>
       </w:pPr>
-      <w:r>
-        <w:t xml:space="preserve">[ ] </w:t>
+      <w:proofErr w:type="gramStart"/>
+      <w:r>
+        <w:t>[ ]</w:t>
+      </w:r>
+      <w:proofErr w:type="gramEnd"/>
+      <w:r>
+        <w:t xml:space="preserve"> </w:t>
       </w:r>
       <w:r>
         <w:rPr>
@@ -4239,8 +3525,13 @@
         </w:numPr>
         <w:spacing w:after="120" w:line="240" w:lineRule="auto"/>
       </w:pPr>
-      <w:r>
-        <w:t xml:space="preserve">[ ] </w:t>
+      <w:proofErr w:type="gramStart"/>
+      <w:r>
+        <w:t>[ ]</w:t>
+      </w:r>
+      <w:proofErr w:type="gramEnd"/>
+      <w:r>
+        <w:t xml:space="preserve"> </w:t>
       </w:r>
       <w:r>
         <w:rPr>
@@ -4323,482 +3614,754 @@
         </w:numPr>
         <w:spacing w:after="120" w:line="240" w:lineRule="auto"/>
       </w:pPr>
+      <w:proofErr w:type="gramStart"/>
+      <w:r>
+        <w:t>[ ]</w:t>
+      </w:r>
+      <w:proofErr w:type="gramEnd"/>
+      <w:r>
+        <w:t xml:space="preserve"> </w:t>
+      </w:r>
+      <w:r>
+        <w:rPr>
+          <w:b/>
+          <w:bCs/>
+        </w:rPr>
+        <w:t>Test Docker Compose locally</w:t>
+      </w:r>
+      <w:r>
+        <w:t xml:space="preserve"> </w:t>
+      </w:r>
+    </w:p>
+    <w:p>
+      <w:pPr>
+        <w:numPr>
+          <w:ilvl w:val="0"/>
+          <w:numId w:val="28"/>
+        </w:numPr>
+        <w:spacing w:after="120" w:line="240" w:lineRule="auto"/>
+      </w:pPr>
+      <w:r>
+        <w:t>docker-compose up -d</w:t>
+      </w:r>
+    </w:p>
+    <w:p>
+      <w:pPr>
+        <w:numPr>
+          <w:ilvl w:val="0"/>
+          <w:numId w:val="28"/>
+        </w:numPr>
+        <w:spacing w:after="120" w:line="240" w:lineRule="auto"/>
+      </w:pPr>
+      <w:proofErr w:type="gramStart"/>
+      <w:r>
+        <w:t>[ ]</w:t>
+      </w:r>
+      <w:proofErr w:type="gramEnd"/>
+      <w:r>
+        <w:t xml:space="preserve"> </w:t>
+      </w:r>
+      <w:r>
+        <w:rPr>
+          <w:b/>
+          <w:bCs/>
+        </w:rPr>
+        <w:t>Build production Docker images</w:t>
+      </w:r>
+    </w:p>
+    <w:p>
+      <w:pPr>
+        <w:numPr>
+          <w:ilvl w:val="0"/>
+          <w:numId w:val="28"/>
+        </w:numPr>
+        <w:spacing w:after="120" w:line="240" w:lineRule="auto"/>
+      </w:pPr>
+      <w:proofErr w:type="gramStart"/>
+      <w:r>
+        <w:t>[ ]</w:t>
+      </w:r>
+      <w:proofErr w:type="gramEnd"/>
+      <w:r>
+        <w:t xml:space="preserve"> </w:t>
+      </w:r>
+      <w:r>
+        <w:rPr>
+          <w:b/>
+          <w:bCs/>
+        </w:rPr>
+        <w:t>Push images to registry</w:t>
+      </w:r>
+    </w:p>
+    <w:p>
+      <w:pPr>
+        <w:numPr>
+          <w:ilvl w:val="0"/>
+          <w:numId w:val="28"/>
+        </w:numPr>
+        <w:spacing w:after="120" w:line="240" w:lineRule="auto"/>
+      </w:pPr>
+      <w:proofErr w:type="gramStart"/>
+      <w:r>
+        <w:t>[ ]</w:t>
+      </w:r>
+      <w:proofErr w:type="gramEnd"/>
+      <w:r>
+        <w:t xml:space="preserve"> </w:t>
+      </w:r>
+      <w:r>
+        <w:rPr>
+          <w:b/>
+          <w:bCs/>
+        </w:rPr>
+        <w:t>Configure Kubernetes secrets properly</w:t>
+      </w:r>
+      <w:r>
+        <w:t xml:space="preserve"> </w:t>
+      </w:r>
+    </w:p>
+    <w:p>
+      <w:pPr>
+        <w:numPr>
+          <w:ilvl w:val="1"/>
+          <w:numId w:val="28"/>
+        </w:numPr>
+        <w:spacing w:after="120" w:line="240" w:lineRule="auto"/>
+      </w:pPr>
+      <w:r>
+        <w:t>Use Sealed Secrets or External Secrets Operator</w:t>
+      </w:r>
+    </w:p>
+    <w:p>
+      <w:pPr>
+        <w:numPr>
+          <w:ilvl w:val="0"/>
+          <w:numId w:val="28"/>
+        </w:numPr>
+        <w:spacing w:after="120" w:line="240" w:lineRule="auto"/>
+      </w:pPr>
+      <w:proofErr w:type="gramStart"/>
+      <w:r>
+        <w:t>[ ]</w:t>
+      </w:r>
+      <w:proofErr w:type="gramEnd"/>
+      <w:r>
+        <w:t xml:space="preserve"> </w:t>
+      </w:r>
+      <w:r>
+        <w:rPr>
+          <w:b/>
+          <w:bCs/>
+        </w:rPr>
+        <w:t>Set up Kubernetes monitoring</w:t>
+      </w:r>
+      <w:r>
+        <w:t xml:space="preserve"> </w:t>
+      </w:r>
+    </w:p>
+    <w:p>
+      <w:pPr>
+        <w:numPr>
+          <w:ilvl w:val="1"/>
+          <w:numId w:val="28"/>
+        </w:numPr>
+        <w:spacing w:after="120" w:line="240" w:lineRule="auto"/>
+      </w:pPr>
+      <w:r>
+        <w:t>Prometheus</w:t>
+      </w:r>
+    </w:p>
+    <w:p>
+      <w:pPr>
+        <w:numPr>
+          <w:ilvl w:val="1"/>
+          <w:numId w:val="28"/>
+        </w:numPr>
+        <w:spacing w:after="120" w:line="240" w:lineRule="auto"/>
+      </w:pPr>
+      <w:r>
+        <w:t>Grafana dashboards</w:t>
+      </w:r>
+    </w:p>
+    <w:p>
+      <w:pPr>
+        <w:numPr>
+          <w:ilvl w:val="0"/>
+          <w:numId w:val="28"/>
+        </w:numPr>
+        <w:spacing w:after="120" w:line="240" w:lineRule="auto"/>
+      </w:pPr>
+      <w:proofErr w:type="gramStart"/>
+      <w:r>
+        <w:t>[ ]</w:t>
+      </w:r>
+      <w:proofErr w:type="gramEnd"/>
+      <w:r>
+        <w:t xml:space="preserve"> </w:t>
+      </w:r>
+      <w:r>
+        <w:rPr>
+          <w:b/>
+          <w:bCs/>
+        </w:rPr>
+        <w:t>Configure autoscaling</w:t>
+      </w:r>
+      <w:r>
+        <w:t xml:space="preserve"> </w:t>
+      </w:r>
+    </w:p>
+    <w:p>
+      <w:pPr>
+        <w:numPr>
+          <w:ilvl w:val="1"/>
+          <w:numId w:val="28"/>
+        </w:numPr>
+        <w:spacing w:after="120" w:line="240" w:lineRule="auto"/>
+      </w:pPr>
+      <w:r>
+        <w:t xml:space="preserve">HPA (Horizontal Pod </w:t>
+      </w:r>
+      <w:proofErr w:type="spellStart"/>
+      <w:r>
+        <w:t>Autoscaler</w:t>
+      </w:r>
+      <w:proofErr w:type="spellEnd"/>
+      <w:r>
+        <w:t>)</w:t>
+      </w:r>
+    </w:p>
+    <w:p>
+      <w:pPr>
+        <w:numPr>
+          <w:ilvl w:val="1"/>
+          <w:numId w:val="28"/>
+        </w:numPr>
+        <w:spacing w:after="120" w:line="240" w:lineRule="auto"/>
+      </w:pPr>
+      <w:r>
+        <w:t xml:space="preserve">Cluster </w:t>
+      </w:r>
+      <w:proofErr w:type="spellStart"/>
+      <w:r>
+        <w:t>autoscaler</w:t>
+      </w:r>
+      <w:proofErr w:type="spellEnd"/>
+    </w:p>
+    <w:p>
+      <w:pPr>
+        <w:numPr>
+          <w:ilvl w:val="0"/>
+          <w:numId w:val="28"/>
+        </w:numPr>
+        <w:spacing w:after="120" w:line="240" w:lineRule="auto"/>
+      </w:pPr>
+      <w:proofErr w:type="gramStart"/>
+      <w:r>
+        <w:t>[ ]</w:t>
+      </w:r>
+      <w:proofErr w:type="gramEnd"/>
+      <w:r>
+        <w:t xml:space="preserve"> </w:t>
+      </w:r>
+      <w:r>
+        <w:rPr>
+          <w:b/>
+          <w:bCs/>
+        </w:rPr>
+        <w:t>Set up log aggregation</w:t>
+      </w:r>
+      <w:r>
+        <w:t xml:space="preserve"> </w:t>
+      </w:r>
+    </w:p>
+    <w:p>
+      <w:pPr>
+        <w:numPr>
+          <w:ilvl w:val="1"/>
+          <w:numId w:val="28"/>
+        </w:numPr>
+        <w:spacing w:after="120" w:line="240" w:lineRule="auto"/>
+      </w:pPr>
+      <w:r>
+        <w:t>ELK stack or similar</w:t>
+      </w:r>
+    </w:p>
+    <w:p>
+      <w:pPr>
+        <w:numPr>
+          <w:ilvl w:val="1"/>
+          <w:numId w:val="28"/>
+        </w:numPr>
+        <w:spacing w:after="120" w:line="240" w:lineRule="auto"/>
+      </w:pPr>
       <w:r>
         <w:lastRenderedPageBreak/>
-        <w:t xml:space="preserve">[ ] </w:t>
-      </w:r>
-      <w:r>
-        <w:rPr>
-          <w:b/>
-          <w:bCs/>
-        </w:rPr>
-        <w:t>Test Docker Compose locally</w:t>
-      </w:r>
-      <w:r>
-        <w:t xml:space="preserve"> </w:t>
-      </w:r>
-    </w:p>
-    <w:p>
-      <w:pPr>
-        <w:numPr>
-          <w:ilvl w:val="0"/>
-          <w:numId w:val="28"/>
-        </w:numPr>
-        <w:spacing w:after="120" w:line="240" w:lineRule="auto"/>
-      </w:pPr>
-      <w:r>
-        <w:t>docker-compose up -d</w:t>
-      </w:r>
-    </w:p>
-    <w:p>
-      <w:pPr>
-        <w:numPr>
-          <w:ilvl w:val="0"/>
-          <w:numId w:val="28"/>
-        </w:numPr>
-        <w:spacing w:after="120" w:line="240" w:lineRule="auto"/>
-      </w:pPr>
-      <w:r>
-        <w:t xml:space="preserve">[ ] </w:t>
-      </w:r>
-      <w:r>
-        <w:rPr>
-          <w:b/>
-          <w:bCs/>
-        </w:rPr>
-        <w:t>Build production Docker images</w:t>
-      </w:r>
-    </w:p>
-    <w:p>
-      <w:pPr>
-        <w:numPr>
-          <w:ilvl w:val="0"/>
-          <w:numId w:val="28"/>
-        </w:numPr>
-        <w:spacing w:after="120" w:line="240" w:lineRule="auto"/>
-      </w:pPr>
-      <w:r>
-        <w:t xml:space="preserve">[ ] </w:t>
-      </w:r>
-      <w:r>
-        <w:rPr>
-          <w:b/>
-          <w:bCs/>
-        </w:rPr>
-        <w:t>Push images to registry</w:t>
-      </w:r>
-    </w:p>
-    <w:p>
-      <w:pPr>
-        <w:numPr>
-          <w:ilvl w:val="0"/>
-          <w:numId w:val="28"/>
-        </w:numPr>
-        <w:spacing w:after="120" w:line="240" w:lineRule="auto"/>
-      </w:pPr>
-      <w:r>
-        <w:t xml:space="preserve">[ ] </w:t>
-      </w:r>
-      <w:r>
-        <w:rPr>
-          <w:b/>
-          <w:bCs/>
-        </w:rPr>
-        <w:t>Configure Kubernetes secrets properly</w:t>
-      </w:r>
-      <w:r>
-        <w:t xml:space="preserve"> </w:t>
-      </w:r>
-    </w:p>
-    <w:p>
-      <w:pPr>
-        <w:numPr>
-          <w:ilvl w:val="1"/>
-          <w:numId w:val="28"/>
-        </w:numPr>
-        <w:spacing w:after="120" w:line="240" w:lineRule="auto"/>
-      </w:pPr>
-      <w:r>
-        <w:t>Use Sealed Secrets or External Secrets Operator</w:t>
-      </w:r>
-    </w:p>
-    <w:p>
-      <w:pPr>
-        <w:numPr>
-          <w:ilvl w:val="0"/>
-          <w:numId w:val="28"/>
-        </w:numPr>
-        <w:spacing w:after="120" w:line="240" w:lineRule="auto"/>
-      </w:pPr>
-      <w:r>
-        <w:t xml:space="preserve">[ ] </w:t>
-      </w:r>
-      <w:r>
-        <w:rPr>
-          <w:b/>
-          <w:bCs/>
-        </w:rPr>
-        <w:t>Set up Kubernetes monitoring</w:t>
-      </w:r>
-      <w:r>
-        <w:t xml:space="preserve"> </w:t>
-      </w:r>
-    </w:p>
-    <w:p>
-      <w:pPr>
-        <w:numPr>
-          <w:ilvl w:val="1"/>
-          <w:numId w:val="28"/>
-        </w:numPr>
-        <w:spacing w:after="120" w:line="240" w:lineRule="auto"/>
-      </w:pPr>
-      <w:r>
-        <w:t>Prometheus</w:t>
-      </w:r>
-    </w:p>
-    <w:p>
-      <w:pPr>
-        <w:numPr>
-          <w:ilvl w:val="1"/>
-          <w:numId w:val="28"/>
-        </w:numPr>
-        <w:spacing w:after="120" w:line="240" w:lineRule="auto"/>
-      </w:pPr>
-      <w:r>
-        <w:t>Grafana dashboards</w:t>
-      </w:r>
-    </w:p>
-    <w:p>
-      <w:pPr>
-        <w:numPr>
-          <w:ilvl w:val="0"/>
-          <w:numId w:val="28"/>
-        </w:numPr>
-        <w:spacing w:after="120" w:line="240" w:lineRule="auto"/>
-      </w:pPr>
-      <w:r>
-        <w:t xml:space="preserve">[ ] </w:t>
-      </w:r>
-      <w:r>
-        <w:rPr>
-          <w:b/>
-          <w:bCs/>
-        </w:rPr>
-        <w:t>Configure autoscaling</w:t>
-      </w:r>
-      <w:r>
-        <w:t xml:space="preserve"> </w:t>
-      </w:r>
-    </w:p>
-    <w:p>
-      <w:pPr>
-        <w:numPr>
-          <w:ilvl w:val="1"/>
-          <w:numId w:val="28"/>
-        </w:numPr>
-        <w:spacing w:after="120" w:line="240" w:lineRule="auto"/>
-      </w:pPr>
-      <w:r>
-        <w:t xml:space="preserve">HPA (Horizontal Pod </w:t>
-      </w:r>
+        <w:t>Structured logging</w:t>
+      </w:r>
+    </w:p>
+    <w:p>
+      <w:pPr>
+        <w:spacing w:after="120" w:line="240" w:lineRule="auto"/>
+        <w:rPr>
+          <w:b/>
+          <w:bCs/>
+        </w:rPr>
+      </w:pPr>
+      <w:r>
+        <w:rPr>
+          <w:b/>
+          <w:bCs/>
+        </w:rPr>
+        <w:t>15. CI/CD</w:t>
+      </w:r>
+    </w:p>
+    <w:p>
+      <w:pPr>
+        <w:numPr>
+          <w:ilvl w:val="0"/>
+          <w:numId w:val="29"/>
+        </w:numPr>
+        <w:spacing w:after="120" w:line="240" w:lineRule="auto"/>
+      </w:pPr>
+      <w:proofErr w:type="gramStart"/>
+      <w:r>
+        <w:t>[ ]</w:t>
+      </w:r>
+      <w:proofErr w:type="gramEnd"/>
+      <w:r>
+        <w:t xml:space="preserve"> </w:t>
+      </w:r>
+      <w:r>
+        <w:rPr>
+          <w:b/>
+          <w:bCs/>
+        </w:rPr>
+        <w:t>Test GitHub Actions workflow</w:t>
+      </w:r>
+      <w:r>
+        <w:t xml:space="preserve"> </w:t>
+      </w:r>
+    </w:p>
+    <w:p>
+      <w:pPr>
+        <w:numPr>
+          <w:ilvl w:val="1"/>
+          <w:numId w:val="29"/>
+        </w:numPr>
+        <w:spacing w:after="120" w:line="240" w:lineRule="auto"/>
+      </w:pPr>
+      <w:r>
+        <w:t>Verify all jobs run</w:t>
+      </w:r>
+    </w:p>
+    <w:p>
+      <w:pPr>
+        <w:numPr>
+          <w:ilvl w:val="1"/>
+          <w:numId w:val="29"/>
+        </w:numPr>
+        <w:spacing w:after="120" w:line="240" w:lineRule="auto"/>
+      </w:pPr>
+      <w:r>
+        <w:t>Fix any failing tests</w:t>
+      </w:r>
+    </w:p>
+    <w:p>
+      <w:pPr>
+        <w:numPr>
+          <w:ilvl w:val="0"/>
+          <w:numId w:val="29"/>
+        </w:numPr>
+        <w:spacing w:after="120" w:line="240" w:lineRule="auto"/>
+      </w:pPr>
+      <w:proofErr w:type="gramStart"/>
+      <w:r>
+        <w:t>[ ]</w:t>
+      </w:r>
+      <w:proofErr w:type="gramEnd"/>
+      <w:r>
+        <w:t xml:space="preserve"> </w:t>
+      </w:r>
+      <w:r>
+        <w:rPr>
+          <w:b/>
+          <w:bCs/>
+        </w:rPr>
+        <w:t>Set up staging environment</w:t>
+      </w:r>
+      <w:r>
+        <w:t xml:space="preserve"> </w:t>
+      </w:r>
+    </w:p>
+    <w:p>
+      <w:pPr>
+        <w:numPr>
+          <w:ilvl w:val="1"/>
+          <w:numId w:val="29"/>
+        </w:numPr>
+        <w:spacing w:after="120" w:line="240" w:lineRule="auto"/>
+      </w:pPr>
+      <w:r>
+        <w:t>Deploy to staging on develop branch</w:t>
+      </w:r>
+    </w:p>
+    <w:p>
+      <w:pPr>
+        <w:numPr>
+          <w:ilvl w:val="1"/>
+          <w:numId w:val="29"/>
+        </w:numPr>
+        <w:spacing w:after="120" w:line="240" w:lineRule="auto"/>
+      </w:pPr>
+      <w:r>
+        <w:t>Run smoke tests</w:t>
+      </w:r>
+    </w:p>
+    <w:p>
+      <w:pPr>
+        <w:numPr>
+          <w:ilvl w:val="0"/>
+          <w:numId w:val="29"/>
+        </w:numPr>
+        <w:spacing w:after="120" w:line="240" w:lineRule="auto"/>
+      </w:pPr>
+      <w:proofErr w:type="gramStart"/>
+      <w:r>
+        <w:t>[ ]</w:t>
+      </w:r>
+      <w:proofErr w:type="gramEnd"/>
+      <w:r>
+        <w:t xml:space="preserve"> </w:t>
+      </w:r>
+      <w:r>
+        <w:rPr>
+          <w:b/>
+          <w:bCs/>
+        </w:rPr>
+        <w:t>Set up production environment</w:t>
+      </w:r>
+      <w:r>
+        <w:t xml:space="preserve"> </w:t>
+      </w:r>
+    </w:p>
+    <w:p>
+      <w:pPr>
+        <w:numPr>
+          <w:ilvl w:val="1"/>
+          <w:numId w:val="29"/>
+        </w:numPr>
+        <w:spacing w:after="120" w:line="240" w:lineRule="auto"/>
+      </w:pPr>
+      <w:r>
+        <w:t>Deploy to prod on main branch</w:t>
+      </w:r>
+    </w:p>
+    <w:p>
+      <w:pPr>
+        <w:numPr>
+          <w:ilvl w:val="1"/>
+          <w:numId w:val="29"/>
+        </w:numPr>
+        <w:spacing w:after="120" w:line="240" w:lineRule="auto"/>
+      </w:pPr>
+      <w:r>
+        <w:t>Require manual approval</w:t>
+      </w:r>
+    </w:p>
+    <w:p>
+      <w:pPr>
+        <w:numPr>
+          <w:ilvl w:val="0"/>
+          <w:numId w:val="29"/>
+        </w:numPr>
+        <w:spacing w:after="120" w:line="240" w:lineRule="auto"/>
+      </w:pPr>
+      <w:proofErr w:type="gramStart"/>
+      <w:r>
+        <w:t>[ ]</w:t>
+      </w:r>
+      <w:proofErr w:type="gramEnd"/>
+      <w:r>
+        <w:t xml:space="preserve"> </w:t>
+      </w:r>
+      <w:r>
+        <w:rPr>
+          <w:b/>
+          <w:bCs/>
+        </w:rPr>
+        <w:t>Add deployment rollback strategy</w:t>
+      </w:r>
+    </w:p>
+    <w:p>
+      <w:pPr>
+        <w:numPr>
+          <w:ilvl w:val="0"/>
+          <w:numId w:val="29"/>
+        </w:numPr>
+        <w:spacing w:after="120" w:line="240" w:lineRule="auto"/>
+      </w:pPr>
+      <w:proofErr w:type="gramStart"/>
+      <w:r>
+        <w:t>[ ]</w:t>
+      </w:r>
+      <w:proofErr w:type="gramEnd"/>
+      <w:r>
+        <w:t xml:space="preserve"> </w:t>
+      </w:r>
+      <w:r>
+        <w:rPr>
+          <w:b/>
+          <w:bCs/>
+        </w:rPr>
+        <w:t>Set up feature flags</w:t>
+      </w:r>
+      <w:r>
+        <w:t xml:space="preserve"> </w:t>
+      </w:r>
+    </w:p>
+    <w:p>
+      <w:pPr>
+        <w:numPr>
+          <w:ilvl w:val="1"/>
+          <w:numId w:val="29"/>
+        </w:numPr>
+        <w:spacing w:after="120" w:line="240" w:lineRule="auto"/>
+      </w:pPr>
       <w:proofErr w:type="spellStart"/>
       <w:r>
-        <w:t>Autoscaler</w:t>
+        <w:t>LaunchDarkly</w:t>
       </w:r>
       <w:proofErr w:type="spellEnd"/>
       <w:r>
-        <w:t>)</w:t>
-      </w:r>
-    </w:p>
-    <w:p>
-      <w:pPr>
-        <w:numPr>
-          <w:ilvl w:val="1"/>
-          <w:numId w:val="28"/>
-        </w:numPr>
-        <w:spacing w:after="120" w:line="240" w:lineRule="auto"/>
-      </w:pPr>
-      <w:r>
-        <w:t xml:space="preserve">Cluster </w:t>
+        <w:t>, Unleash, or similar</w:t>
+      </w:r>
+    </w:p>
+    <w:p>
+      <w:pPr>
+        <w:spacing w:after="120" w:line="240" w:lineRule="auto"/>
+        <w:rPr>
+          <w:b/>
+          <w:bCs/>
+        </w:rPr>
+      </w:pPr>
+      <w:r>
+        <w:rPr>
+          <w:b/>
+          <w:bCs/>
+        </w:rPr>
+        <w:t>16. Monitoring &amp; Observability</w:t>
+      </w:r>
+    </w:p>
+    <w:p>
+      <w:pPr>
+        <w:numPr>
+          <w:ilvl w:val="0"/>
+          <w:numId w:val="30"/>
+        </w:numPr>
+        <w:spacing w:after="120" w:line="240" w:lineRule="auto"/>
+      </w:pPr>
+      <w:proofErr w:type="gramStart"/>
+      <w:r>
+        <w:t>[ ]</w:t>
+      </w:r>
+      <w:proofErr w:type="gramEnd"/>
+      <w:r>
+        <w:t xml:space="preserve"> </w:t>
+      </w:r>
+      <w:r>
+        <w:rPr>
+          <w:b/>
+          <w:bCs/>
+        </w:rPr>
+        <w:t>Configure Prometheus</w:t>
+      </w:r>
+      <w:r>
+        <w:t xml:space="preserve"> </w:t>
+      </w:r>
+    </w:p>
+    <w:p>
+      <w:pPr>
+        <w:numPr>
+          <w:ilvl w:val="1"/>
+          <w:numId w:val="30"/>
+        </w:numPr>
+        <w:spacing w:after="120" w:line="240" w:lineRule="auto"/>
+      </w:pPr>
+      <w:r>
+        <w:t>Custom metrics</w:t>
+      </w:r>
+    </w:p>
+    <w:p>
+      <w:pPr>
+        <w:numPr>
+          <w:ilvl w:val="1"/>
+          <w:numId w:val="30"/>
+        </w:numPr>
+        <w:spacing w:after="120" w:line="240" w:lineRule="auto"/>
+      </w:pPr>
+      <w:r>
+        <w:t>Alerting rules</w:t>
+      </w:r>
+    </w:p>
+    <w:p>
+      <w:pPr>
+        <w:numPr>
+          <w:ilvl w:val="0"/>
+          <w:numId w:val="30"/>
+        </w:numPr>
+        <w:spacing w:after="120" w:line="240" w:lineRule="auto"/>
+      </w:pPr>
+      <w:proofErr w:type="gramStart"/>
+      <w:r>
+        <w:t>[ ]</w:t>
+      </w:r>
+      <w:proofErr w:type="gramEnd"/>
+      <w:r>
+        <w:t xml:space="preserve"> </w:t>
+      </w:r>
+      <w:r>
+        <w:rPr>
+          <w:b/>
+          <w:bCs/>
+        </w:rPr>
+        <w:t>Set up Grafana dashboards</w:t>
+      </w:r>
+      <w:r>
+        <w:t xml:space="preserve"> </w:t>
+      </w:r>
+    </w:p>
+    <w:p>
+      <w:pPr>
+        <w:numPr>
+          <w:ilvl w:val="1"/>
+          <w:numId w:val="30"/>
+        </w:numPr>
+        <w:spacing w:after="120" w:line="240" w:lineRule="auto"/>
+      </w:pPr>
+      <w:r>
+        <w:t>API performance</w:t>
+      </w:r>
+    </w:p>
+    <w:p>
+      <w:pPr>
+        <w:numPr>
+          <w:ilvl w:val="1"/>
+          <w:numId w:val="30"/>
+        </w:numPr>
+        <w:spacing w:after="120" w:line="240" w:lineRule="auto"/>
+      </w:pPr>
+      <w:r>
+        <w:t>Database health</w:t>
+      </w:r>
+    </w:p>
+    <w:p>
+      <w:pPr>
+        <w:numPr>
+          <w:ilvl w:val="1"/>
+          <w:numId w:val="30"/>
+        </w:numPr>
+        <w:spacing w:after="120" w:line="240" w:lineRule="auto"/>
+      </w:pPr>
+      <w:r>
+        <w:t>Business KPIs</w:t>
+      </w:r>
+    </w:p>
+    <w:p>
+      <w:pPr>
+        <w:numPr>
+          <w:ilvl w:val="0"/>
+          <w:numId w:val="30"/>
+        </w:numPr>
+        <w:spacing w:after="120" w:line="240" w:lineRule="auto"/>
+      </w:pPr>
+      <w:proofErr w:type="gramStart"/>
+      <w:r>
+        <w:t>[ ]</w:t>
+      </w:r>
+      <w:proofErr w:type="gramEnd"/>
+      <w:r>
+        <w:t xml:space="preserve"> </w:t>
+      </w:r>
+      <w:r>
+        <w:rPr>
+          <w:b/>
+          <w:bCs/>
+        </w:rPr>
+        <w:t>Configure alerts</w:t>
+      </w:r>
+      <w:r>
+        <w:t xml:space="preserve"> </w:t>
+      </w:r>
+    </w:p>
+    <w:p>
+      <w:pPr>
+        <w:numPr>
+          <w:ilvl w:val="1"/>
+          <w:numId w:val="30"/>
+        </w:numPr>
+        <w:spacing w:after="120" w:line="240" w:lineRule="auto"/>
+      </w:pPr>
+      <w:r>
+        <w:t>Slack/Email notifications</w:t>
+      </w:r>
+    </w:p>
+    <w:p>
+      <w:pPr>
+        <w:numPr>
+          <w:ilvl w:val="1"/>
+          <w:numId w:val="30"/>
+        </w:numPr>
+        <w:spacing w:after="120" w:line="240" w:lineRule="auto"/>
+      </w:pPr>
+      <w:r>
+        <w:t>PagerDuty integration for critical alerts</w:t>
+      </w:r>
+    </w:p>
+    <w:p>
+      <w:pPr>
+        <w:numPr>
+          <w:ilvl w:val="0"/>
+          <w:numId w:val="30"/>
+        </w:numPr>
+        <w:spacing w:after="120" w:line="240" w:lineRule="auto"/>
+      </w:pPr>
+      <w:proofErr w:type="gramStart"/>
+      <w:r>
+        <w:t>[ ]</w:t>
+      </w:r>
+      <w:proofErr w:type="gramEnd"/>
+      <w:r>
+        <w:t xml:space="preserve"> </w:t>
+      </w:r>
+      <w:r>
+        <w:rPr>
+          <w:b/>
+          <w:bCs/>
+        </w:rPr>
+        <w:t>Set up APM (Application Performance Monitoring)</w:t>
+      </w:r>
+      <w:r>
+        <w:t xml:space="preserve"> </w:t>
+      </w:r>
+    </w:p>
+    <w:p>
+      <w:pPr>
+        <w:numPr>
+          <w:ilvl w:val="1"/>
+          <w:numId w:val="30"/>
+        </w:numPr>
+        <w:spacing w:after="120" w:line="240" w:lineRule="auto"/>
+      </w:pPr>
+      <w:r>
+        <w:t xml:space="preserve">New Relic, </w:t>
       </w:r>
       <w:proofErr w:type="spellStart"/>
       <w:r>
-        <w:t>autoscaler</w:t>
+        <w:t>DataDog</w:t>
       </w:r>
       <w:proofErr w:type="spellEnd"/>
-    </w:p>
-    <w:p>
-      <w:pPr>
-        <w:numPr>
-          <w:ilvl w:val="0"/>
-          <w:numId w:val="28"/>
-        </w:numPr>
-        <w:spacing w:after="120" w:line="240" w:lineRule="auto"/>
-      </w:pPr>
-      <w:r>
-        <w:t xml:space="preserve">[ ] </w:t>
-      </w:r>
-      <w:r>
-        <w:rPr>
-          <w:b/>
-          <w:bCs/>
-        </w:rPr>
-        <w:t>Set up log aggregation</w:t>
-      </w:r>
-      <w:r>
-        <w:t xml:space="preserve"> </w:t>
-      </w:r>
-    </w:p>
-    <w:p>
-      <w:pPr>
-        <w:numPr>
-          <w:ilvl w:val="1"/>
-          <w:numId w:val="28"/>
-        </w:numPr>
-        <w:spacing w:after="120" w:line="240" w:lineRule="auto"/>
-      </w:pPr>
-      <w:r>
-        <w:t>ELK stack or similar</w:t>
-      </w:r>
-    </w:p>
-    <w:p>
-      <w:pPr>
-        <w:numPr>
-          <w:ilvl w:val="1"/>
-          <w:numId w:val="28"/>
-        </w:numPr>
-        <w:spacing w:after="120" w:line="240" w:lineRule="auto"/>
-      </w:pPr>
-      <w:r>
-        <w:t>Structured logging</w:t>
-      </w:r>
-    </w:p>
-    <w:p>
-      <w:pPr>
-        <w:spacing w:after="120" w:line="240" w:lineRule="auto"/>
-        <w:rPr>
-          <w:b/>
-          <w:bCs/>
-        </w:rPr>
-      </w:pPr>
-      <w:r>
-        <w:rPr>
-          <w:b/>
-          <w:bCs/>
-        </w:rPr>
-        <w:t>15. CI/CD</w:t>
-      </w:r>
-    </w:p>
-    <w:p>
-      <w:pPr>
-        <w:numPr>
-          <w:ilvl w:val="0"/>
-          <w:numId w:val="29"/>
-        </w:numPr>
-        <w:spacing w:after="120" w:line="240" w:lineRule="auto"/>
-      </w:pPr>
-      <w:r>
-        <w:t xml:space="preserve">[ ] </w:t>
-      </w:r>
-      <w:r>
-        <w:rPr>
-          <w:b/>
-          <w:bCs/>
-        </w:rPr>
-        <w:t>Test GitHub Actions workflow</w:t>
-      </w:r>
-      <w:r>
-        <w:t xml:space="preserve"> </w:t>
-      </w:r>
-    </w:p>
-    <w:p>
-      <w:pPr>
-        <w:numPr>
-          <w:ilvl w:val="1"/>
-          <w:numId w:val="29"/>
-        </w:numPr>
-        <w:spacing w:after="120" w:line="240" w:lineRule="auto"/>
-      </w:pPr>
-      <w:r>
-        <w:t>Verify all jobs run</w:t>
-      </w:r>
-    </w:p>
-    <w:p>
-      <w:pPr>
-        <w:numPr>
-          <w:ilvl w:val="1"/>
-          <w:numId w:val="29"/>
-        </w:numPr>
-        <w:spacing w:after="120" w:line="240" w:lineRule="auto"/>
-      </w:pPr>
-      <w:r>
-        <w:t>Fix any failing tests</w:t>
-      </w:r>
-    </w:p>
-    <w:p>
-      <w:pPr>
-        <w:numPr>
-          <w:ilvl w:val="0"/>
-          <w:numId w:val="29"/>
-        </w:numPr>
-        <w:spacing w:after="120" w:line="240" w:lineRule="auto"/>
-      </w:pPr>
-      <w:r>
-        <w:t xml:space="preserve">[ ] </w:t>
-      </w:r>
-      <w:r>
-        <w:rPr>
-          <w:b/>
-          <w:bCs/>
-        </w:rPr>
-        <w:t>Set up staging environment</w:t>
-      </w:r>
-      <w:r>
-        <w:t xml:space="preserve"> </w:t>
-      </w:r>
-    </w:p>
-    <w:p>
-      <w:pPr>
-        <w:numPr>
-          <w:ilvl w:val="1"/>
-          <w:numId w:val="29"/>
-        </w:numPr>
-        <w:spacing w:after="120" w:line="240" w:lineRule="auto"/>
-      </w:pPr>
-      <w:r>
-        <w:t>Deploy to staging on develop branch</w:t>
-      </w:r>
-    </w:p>
-    <w:p>
-      <w:pPr>
-        <w:numPr>
-          <w:ilvl w:val="1"/>
-          <w:numId w:val="29"/>
-        </w:numPr>
-        <w:spacing w:after="120" w:line="240" w:lineRule="auto"/>
-      </w:pPr>
-      <w:r>
-        <w:t>Run smoke tests</w:t>
-      </w:r>
-    </w:p>
-    <w:p>
-      <w:pPr>
-        <w:numPr>
-          <w:ilvl w:val="0"/>
-          <w:numId w:val="29"/>
-        </w:numPr>
-        <w:spacing w:after="120" w:line="240" w:lineRule="auto"/>
-      </w:pPr>
-      <w:r>
-        <w:t xml:space="preserve">[ ] </w:t>
-      </w:r>
-      <w:r>
-        <w:rPr>
-          <w:b/>
-          <w:bCs/>
-        </w:rPr>
-        <w:t>Set up production environment</w:t>
-      </w:r>
-      <w:r>
-        <w:t xml:space="preserve"> </w:t>
-      </w:r>
-    </w:p>
-    <w:p>
-      <w:pPr>
-        <w:numPr>
-          <w:ilvl w:val="1"/>
-          <w:numId w:val="29"/>
-        </w:numPr>
-        <w:spacing w:after="120" w:line="240" w:lineRule="auto"/>
-      </w:pPr>
-      <w:r>
-        <w:t>Deploy to prod on main branch</w:t>
-      </w:r>
-    </w:p>
-    <w:p>
-      <w:pPr>
-        <w:numPr>
-          <w:ilvl w:val="1"/>
-          <w:numId w:val="29"/>
-        </w:numPr>
-        <w:spacing w:after="120" w:line="240" w:lineRule="auto"/>
-      </w:pPr>
-      <w:r>
-        <w:t>Require manual approval</w:t>
-      </w:r>
-    </w:p>
-    <w:p>
-      <w:pPr>
-        <w:numPr>
-          <w:ilvl w:val="0"/>
-          <w:numId w:val="29"/>
-        </w:numPr>
-        <w:spacing w:after="120" w:line="240" w:lineRule="auto"/>
-      </w:pPr>
-      <w:r>
-        <w:t xml:space="preserve">[ ] </w:t>
-      </w:r>
-      <w:r>
-        <w:rPr>
-          <w:b/>
-          <w:bCs/>
-        </w:rPr>
-        <w:t>Add deployment rollback strategy</w:t>
-      </w:r>
-    </w:p>
-    <w:p>
-      <w:pPr>
-        <w:numPr>
-          <w:ilvl w:val="0"/>
-          <w:numId w:val="29"/>
-        </w:numPr>
-        <w:spacing w:after="120" w:line="240" w:lineRule="auto"/>
-      </w:pPr>
-      <w:r>
-        <w:t xml:space="preserve">[ ] </w:t>
-      </w:r>
-      <w:r>
-        <w:rPr>
-          <w:b/>
-          <w:bCs/>
-        </w:rPr>
-        <w:t>Set up feature flags</w:t>
-      </w:r>
-      <w:r>
-        <w:t xml:space="preserve"> </w:t>
-      </w:r>
-    </w:p>
-    <w:p>
-      <w:pPr>
-        <w:numPr>
-          <w:ilvl w:val="1"/>
-          <w:numId w:val="29"/>
-        </w:numPr>
-        <w:spacing w:after="120" w:line="240" w:lineRule="auto"/>
-      </w:pPr>
-      <w:proofErr w:type="spellStart"/>
-      <w:r>
-        <w:t>LaunchDarkly</w:t>
-      </w:r>
-      <w:proofErr w:type="spellEnd"/>
-      <w:r>
-        <w:t>, Unleash, or similar</w:t>
-      </w:r>
-    </w:p>
-    <w:p>
-      <w:pPr>
-        <w:spacing w:after="120" w:line="240" w:lineRule="auto"/>
-        <w:rPr>
-          <w:b/>
-          <w:bCs/>
-        </w:rPr>
-      </w:pPr>
-      <w:r>
-        <w:rPr>
-          <w:b/>
-          <w:bCs/>
-        </w:rPr>
-        <w:t>16. Monitoring &amp; Observability</w:t>
+      <w:r>
+        <w:t>, or similar</w:t>
       </w:r>
     </w:p>
     <w:p>
@@ -4809,15 +4372,20 @@
         </w:numPr>
         <w:spacing w:after="120" w:line="240" w:lineRule="auto"/>
       </w:pPr>
-      <w:r>
-        <w:t xml:space="preserve">[ ] </w:t>
-      </w:r>
-      <w:r>
-        <w:rPr>
-          <w:b/>
-          <w:bCs/>
-        </w:rPr>
-        <w:t>Configure Prometheus</w:t>
+      <w:proofErr w:type="gramStart"/>
+      <w:r>
+        <w:t>[ ]</w:t>
+      </w:r>
+      <w:proofErr w:type="gramEnd"/>
+      <w:r>
+        <w:t xml:space="preserve"> </w:t>
+      </w:r>
+      <w:r>
+        <w:rPr>
+          <w:b/>
+          <w:bCs/>
+        </w:rPr>
+        <w:t>Implement distributed tracing</w:t>
       </w:r>
       <w:r>
         <w:t xml:space="preserve"> </w:t>
@@ -4832,272 +4400,114 @@
         <w:spacing w:after="120" w:line="240" w:lineRule="auto"/>
       </w:pPr>
       <w:r>
-        <w:t>Custom metrics</w:t>
-      </w:r>
-    </w:p>
-    <w:p>
-      <w:pPr>
-        <w:numPr>
-          <w:ilvl w:val="1"/>
+        <w:t>Jaeger or Zipkin</w:t>
+      </w:r>
+    </w:p>
+    <w:p>
+      <w:pPr>
+        <w:numPr>
+          <w:ilvl w:val="0"/>
           <w:numId w:val="30"/>
         </w:numPr>
         <w:spacing w:after="120" w:line="240" w:lineRule="auto"/>
       </w:pPr>
-      <w:r>
-        <w:t>Alerting rules</w:t>
-      </w:r>
-    </w:p>
-    <w:p>
-      <w:pPr>
-        <w:numPr>
-          <w:ilvl w:val="0"/>
+      <w:proofErr w:type="gramStart"/>
+      <w:r>
+        <w:t>[ ]</w:t>
+      </w:r>
+      <w:proofErr w:type="gramEnd"/>
+      <w:r>
+        <w:t xml:space="preserve"> </w:t>
+      </w:r>
+      <w:r>
+        <w:rPr>
+          <w:b/>
+          <w:bCs/>
+        </w:rPr>
+        <w:t>Set up error tracking</w:t>
+      </w:r>
+      <w:r>
+        <w:t xml:space="preserve"> </w:t>
+      </w:r>
+    </w:p>
+    <w:p>
+      <w:pPr>
+        <w:numPr>
+          <w:ilvl w:val="1"/>
           <w:numId w:val="30"/>
         </w:numPr>
         <w:spacing w:after="120" w:line="240" w:lineRule="auto"/>
       </w:pPr>
       <w:r>
-        <w:t xml:space="preserve">[ ] </w:t>
-      </w:r>
-      <w:r>
-        <w:rPr>
-          <w:b/>
-          <w:bCs/>
-        </w:rPr>
-        <w:t>Set up Grafana dashboards</w:t>
-      </w:r>
-      <w:r>
-        <w:t xml:space="preserve"> </w:t>
-      </w:r>
-    </w:p>
-    <w:p>
-      <w:pPr>
-        <w:numPr>
-          <w:ilvl w:val="1"/>
-          <w:numId w:val="30"/>
+        <w:t>Sentry or similar</w:t>
+      </w:r>
+    </w:p>
+    <w:p>
+      <w:pPr>
+        <w:spacing w:after="120" w:line="240" w:lineRule="auto"/>
+        <w:rPr>
+          <w:b/>
+          <w:bCs/>
+        </w:rPr>
+      </w:pPr>
+      <w:r>
+        <w:rPr>
+          <w:b/>
+          <w:bCs/>
+        </w:rPr>
+        <w:t>17. Backup &amp; Disaster Recovery</w:t>
+      </w:r>
+    </w:p>
+    <w:p>
+      <w:pPr>
+        <w:numPr>
+          <w:ilvl w:val="0"/>
+          <w:numId w:val="31"/>
+        </w:numPr>
+        <w:spacing w:after="120" w:line="240" w:lineRule="auto"/>
+      </w:pPr>
+      <w:proofErr w:type="gramStart"/>
+      <w:r>
+        <w:t>[ ]</w:t>
+      </w:r>
+      <w:proofErr w:type="gramEnd"/>
+      <w:r>
+        <w:t xml:space="preserve"> </w:t>
+      </w:r>
+      <w:r>
+        <w:rPr>
+          <w:b/>
+          <w:bCs/>
+        </w:rPr>
+        <w:t>Automated database backups</w:t>
+      </w:r>
+      <w:r>
+        <w:t xml:space="preserve"> </w:t>
+      </w:r>
+    </w:p>
+    <w:p>
+      <w:pPr>
+        <w:numPr>
+          <w:ilvl w:val="1"/>
+          <w:numId w:val="31"/>
         </w:numPr>
         <w:spacing w:after="120" w:line="240" w:lineRule="auto"/>
       </w:pPr>
       <w:r>
         <w:lastRenderedPageBreak/>
-        <w:t>API performance</w:t>
-      </w:r>
-    </w:p>
-    <w:p>
-      <w:pPr>
-        <w:numPr>
-          <w:ilvl w:val="1"/>
-          <w:numId w:val="30"/>
-        </w:numPr>
-        <w:spacing w:after="120" w:line="240" w:lineRule="auto"/>
-      </w:pPr>
-      <w:r>
-        <w:t>Database health</w:t>
-      </w:r>
-    </w:p>
-    <w:p>
-      <w:pPr>
-        <w:numPr>
-          <w:ilvl w:val="1"/>
-          <w:numId w:val="30"/>
-        </w:numPr>
-        <w:spacing w:after="120" w:line="240" w:lineRule="auto"/>
-      </w:pPr>
-      <w:r>
-        <w:t>Business KPIs</w:t>
-      </w:r>
-    </w:p>
-    <w:p>
-      <w:pPr>
-        <w:numPr>
-          <w:ilvl w:val="0"/>
-          <w:numId w:val="30"/>
-        </w:numPr>
-        <w:spacing w:after="120" w:line="240" w:lineRule="auto"/>
-      </w:pPr>
-      <w:r>
-        <w:t xml:space="preserve">[ ] </w:t>
-      </w:r>
-      <w:r>
-        <w:rPr>
-          <w:b/>
-          <w:bCs/>
-        </w:rPr>
-        <w:t>Configure alerts</w:t>
-      </w:r>
-      <w:r>
-        <w:t xml:space="preserve"> </w:t>
-      </w:r>
-    </w:p>
-    <w:p>
-      <w:pPr>
-        <w:numPr>
-          <w:ilvl w:val="1"/>
-          <w:numId w:val="30"/>
-        </w:numPr>
-        <w:spacing w:after="120" w:line="240" w:lineRule="auto"/>
-      </w:pPr>
-      <w:r>
-        <w:t>Slack/Email notifications</w:t>
-      </w:r>
-    </w:p>
-    <w:p>
-      <w:pPr>
-        <w:numPr>
-          <w:ilvl w:val="1"/>
-          <w:numId w:val="30"/>
-        </w:numPr>
-        <w:spacing w:after="120" w:line="240" w:lineRule="auto"/>
-      </w:pPr>
-      <w:r>
-        <w:t>PagerDuty integration for critical alerts</w:t>
-      </w:r>
-    </w:p>
-    <w:p>
-      <w:pPr>
-        <w:numPr>
-          <w:ilvl w:val="0"/>
-          <w:numId w:val="30"/>
-        </w:numPr>
-        <w:spacing w:after="120" w:line="240" w:lineRule="auto"/>
-      </w:pPr>
-      <w:r>
-        <w:t xml:space="preserve">[ ] </w:t>
-      </w:r>
-      <w:r>
-        <w:rPr>
-          <w:b/>
-          <w:bCs/>
-        </w:rPr>
-        <w:t>Set up APM (Application Performance Monitoring)</w:t>
-      </w:r>
-      <w:r>
-        <w:t xml:space="preserve"> </w:t>
-      </w:r>
-    </w:p>
-    <w:p>
-      <w:pPr>
-        <w:numPr>
-          <w:ilvl w:val="1"/>
-          <w:numId w:val="30"/>
-        </w:numPr>
-        <w:spacing w:after="120" w:line="240" w:lineRule="auto"/>
-      </w:pPr>
-      <w:r>
-        <w:t xml:space="preserve">New Relic, </w:t>
-      </w:r>
-      <w:proofErr w:type="spellStart"/>
-      <w:r>
-        <w:t>DataDog</w:t>
-      </w:r>
-      <w:proofErr w:type="spellEnd"/>
-      <w:r>
-        <w:t>, or similar</w:t>
-      </w:r>
-    </w:p>
-    <w:p>
-      <w:pPr>
-        <w:numPr>
-          <w:ilvl w:val="0"/>
-          <w:numId w:val="30"/>
-        </w:numPr>
-        <w:spacing w:after="120" w:line="240" w:lineRule="auto"/>
-      </w:pPr>
-      <w:r>
-        <w:t xml:space="preserve">[ ] </w:t>
-      </w:r>
-      <w:r>
-        <w:rPr>
-          <w:b/>
-          <w:bCs/>
-        </w:rPr>
-        <w:t>Implement distributed tracing</w:t>
-      </w:r>
-      <w:r>
-        <w:t xml:space="preserve"> </w:t>
-      </w:r>
-    </w:p>
-    <w:p>
-      <w:pPr>
-        <w:numPr>
-          <w:ilvl w:val="1"/>
-          <w:numId w:val="30"/>
-        </w:numPr>
-        <w:spacing w:after="120" w:line="240" w:lineRule="auto"/>
-      </w:pPr>
-      <w:r>
-        <w:t>Jaeger or Zipkin</w:t>
-      </w:r>
-    </w:p>
-    <w:p>
-      <w:pPr>
-        <w:numPr>
-          <w:ilvl w:val="0"/>
-          <w:numId w:val="30"/>
-        </w:numPr>
-        <w:spacing w:after="120" w:line="240" w:lineRule="auto"/>
-      </w:pPr>
-      <w:r>
-        <w:t xml:space="preserve">[ ] </w:t>
-      </w:r>
-      <w:r>
-        <w:rPr>
-          <w:b/>
-          <w:bCs/>
-        </w:rPr>
-        <w:t>Set up error tracking</w:t>
-      </w:r>
-      <w:r>
-        <w:t xml:space="preserve"> </w:t>
-      </w:r>
-    </w:p>
-    <w:p>
-      <w:pPr>
-        <w:numPr>
-          <w:ilvl w:val="1"/>
-          <w:numId w:val="30"/>
-        </w:numPr>
-        <w:spacing w:after="120" w:line="240" w:lineRule="auto"/>
-      </w:pPr>
-      <w:r>
-        <w:t>Sentry or similar</w:t>
-      </w:r>
-    </w:p>
-    <w:p>
-      <w:pPr>
-        <w:spacing w:after="120" w:line="240" w:lineRule="auto"/>
-        <w:rPr>
-          <w:b/>
-          <w:bCs/>
-        </w:rPr>
-      </w:pPr>
-      <w:r>
-        <w:rPr>
-          <w:b/>
-          <w:bCs/>
-        </w:rPr>
-        <w:t>17. Backup &amp; Disaster Recovery</w:t>
-      </w:r>
-    </w:p>
-    <w:p>
-      <w:pPr>
-        <w:numPr>
-          <w:ilvl w:val="0"/>
+        <w:t>Daily full backups</w:t>
+      </w:r>
+    </w:p>
+    <w:p>
+      <w:pPr>
+        <w:numPr>
+          <w:ilvl w:val="1"/>
           <w:numId w:val="31"/>
         </w:numPr>
         <w:spacing w:after="120" w:line="240" w:lineRule="auto"/>
       </w:pPr>
       <w:r>
-        <w:t xml:space="preserve">[ ] </w:t>
-      </w:r>
-      <w:r>
-        <w:rPr>
-          <w:b/>
-          <w:bCs/>
-        </w:rPr>
-        <w:t>Automated database backups</w:t>
-      </w:r>
-      <w:r>
-        <w:t xml:space="preserve"> </w:t>
+        <w:t>Hourly incremental backups</w:t>
       </w:r>
     </w:p>
     <w:p>
@@ -5108,20 +4518,40 @@
         </w:numPr>
         <w:spacing w:after="120" w:line="240" w:lineRule="auto"/>
       </w:pPr>
-      <w:r>
-        <w:t>Daily full backups</w:t>
-      </w:r>
-    </w:p>
-    <w:p>
-      <w:pPr>
-        <w:numPr>
-          <w:ilvl w:val="1"/>
+      <w:proofErr w:type="gramStart"/>
+      <w:r>
+        <w:t>Test</w:t>
+      </w:r>
+      <w:proofErr w:type="gramEnd"/>
+      <w:r>
+        <w:t xml:space="preserve"> restore procedure</w:t>
+      </w:r>
+    </w:p>
+    <w:p>
+      <w:pPr>
+        <w:numPr>
+          <w:ilvl w:val="0"/>
           <w:numId w:val="31"/>
         </w:numPr>
         <w:spacing w:after="120" w:line="240" w:lineRule="auto"/>
       </w:pPr>
-      <w:r>
-        <w:t>Hourly incremental backups</w:t>
+      <w:proofErr w:type="gramStart"/>
+      <w:r>
+        <w:t>[ ]</w:t>
+      </w:r>
+      <w:proofErr w:type="gramEnd"/>
+      <w:r>
+        <w:t xml:space="preserve"> </w:t>
+      </w:r>
+      <w:r>
+        <w:rPr>
+          <w:b/>
+          <w:bCs/>
+        </w:rPr>
+        <w:t>Redis persistence</w:t>
+      </w:r>
+      <w:r>
+        <w:t xml:space="preserve"> </w:t>
       </w:r>
     </w:p>
     <w:p>
@@ -5133,41 +4563,46 @@
         <w:spacing w:after="120" w:line="240" w:lineRule="auto"/>
       </w:pPr>
       <w:r>
-        <w:t>Test restore procedure</w:t>
-      </w:r>
-    </w:p>
-    <w:p>
-      <w:pPr>
-        <w:numPr>
-          <w:ilvl w:val="0"/>
+        <w:t>AOF (Append Only File)</w:t>
+      </w:r>
+    </w:p>
+    <w:p>
+      <w:pPr>
+        <w:numPr>
+          <w:ilvl w:val="1"/>
           <w:numId w:val="31"/>
         </w:numPr>
         <w:spacing w:after="120" w:line="240" w:lineRule="auto"/>
       </w:pPr>
       <w:r>
-        <w:t xml:space="preserve">[ ] </w:t>
-      </w:r>
-      <w:r>
-        <w:rPr>
-          <w:b/>
-          <w:bCs/>
-        </w:rPr>
-        <w:t>Redis persistence</w:t>
-      </w:r>
-      <w:r>
-        <w:t xml:space="preserve"> </w:t>
-      </w:r>
-    </w:p>
-    <w:p>
-      <w:pPr>
-        <w:numPr>
-          <w:ilvl w:val="1"/>
+        <w:t>RDB snapshots</w:t>
+      </w:r>
+    </w:p>
+    <w:p>
+      <w:pPr>
+        <w:numPr>
+          <w:ilvl w:val="0"/>
           <w:numId w:val="31"/>
         </w:numPr>
         <w:spacing w:after="120" w:line="240" w:lineRule="auto"/>
       </w:pPr>
-      <w:r>
-        <w:t>AOF (Append Only File)</w:t>
+      <w:proofErr w:type="gramStart"/>
+      <w:r>
+        <w:t>[ ]</w:t>
+      </w:r>
+      <w:proofErr w:type="gramEnd"/>
+      <w:r>
+        <w:t xml:space="preserve"> </w:t>
+      </w:r>
+      <w:r>
+        <w:rPr>
+          <w:b/>
+          <w:bCs/>
+        </w:rPr>
+        <w:t>Document DR procedures</w:t>
+      </w:r>
+      <w:r>
+        <w:t xml:space="preserve"> </w:t>
       </w:r>
     </w:p>
     <w:p>
@@ -5179,65 +4614,36 @@
         <w:spacing w:after="120" w:line="240" w:lineRule="auto"/>
       </w:pPr>
       <w:r>
-        <w:t>RDB snapshots</w:t>
-      </w:r>
-    </w:p>
-    <w:p>
-      <w:pPr>
-        <w:numPr>
-          <w:ilvl w:val="0"/>
+        <w:t>RTO (Recovery Time Objective)</w:t>
+      </w:r>
+    </w:p>
+    <w:p>
+      <w:pPr>
+        <w:numPr>
+          <w:ilvl w:val="1"/>
           <w:numId w:val="31"/>
         </w:numPr>
         <w:spacing w:after="120" w:line="240" w:lineRule="auto"/>
       </w:pPr>
       <w:r>
-        <w:t xml:space="preserve">[ ] </w:t>
-      </w:r>
-      <w:r>
-        <w:rPr>
-          <w:b/>
-          <w:bCs/>
-        </w:rPr>
-        <w:t>Document DR procedures</w:t>
-      </w:r>
-      <w:r>
-        <w:t xml:space="preserve"> </w:t>
-      </w:r>
-    </w:p>
-    <w:p>
-      <w:pPr>
-        <w:numPr>
-          <w:ilvl w:val="1"/>
+        <w:t>RPO (Recovery Point Objective)</w:t>
+      </w:r>
+    </w:p>
+    <w:p>
+      <w:pPr>
+        <w:numPr>
+          <w:ilvl w:val="0"/>
           <w:numId w:val="31"/>
         </w:numPr>
         <w:spacing w:after="120" w:line="240" w:lineRule="auto"/>
       </w:pPr>
-      <w:r>
-        <w:t>RTO (Recovery Time Objective)</w:t>
-      </w:r>
-    </w:p>
-    <w:p>
-      <w:pPr>
-        <w:numPr>
-          <w:ilvl w:val="1"/>
-          <w:numId w:val="31"/>
-        </w:numPr>
-        <w:spacing w:after="120" w:line="240" w:lineRule="auto"/>
-      </w:pPr>
-      <w:r>
-        <w:t>RPO (Recovery Point Objective)</w:t>
-      </w:r>
-    </w:p>
-    <w:p>
-      <w:pPr>
-        <w:numPr>
-          <w:ilvl w:val="0"/>
-          <w:numId w:val="31"/>
-        </w:numPr>
-        <w:spacing w:after="120" w:line="240" w:lineRule="auto"/>
-      </w:pPr>
-      <w:r>
-        <w:t xml:space="preserve">[ ] </w:t>
+      <w:proofErr w:type="gramStart"/>
+      <w:r>
+        <w:t>[ ]</w:t>
+      </w:r>
+      <w:proofErr w:type="gramEnd"/>
+      <w:r>
+        <w:t xml:space="preserve"> </w:t>
       </w:r>
       <w:r>
         <w:rPr>
@@ -5305,8 +4711,13 @@
         </w:numPr>
         <w:spacing w:after="120" w:line="240" w:lineRule="auto"/>
       </w:pPr>
-      <w:r>
-        <w:t xml:space="preserve">[ ] </w:t>
+      <w:proofErr w:type="gramStart"/>
+      <w:r>
+        <w:t>[ ]</w:t>
+      </w:r>
+      <w:proofErr w:type="gramEnd"/>
+      <w:r>
+        <w:t xml:space="preserve"> </w:t>
       </w:r>
       <w:r>
         <w:rPr>
@@ -5371,8 +4782,13 @@
         </w:numPr>
         <w:spacing w:after="120" w:line="240" w:lineRule="auto"/>
       </w:pPr>
-      <w:r>
-        <w:t xml:space="preserve">[ ] </w:t>
+      <w:proofErr w:type="gramStart"/>
+      <w:r>
+        <w:t>[ ]</w:t>
+      </w:r>
+      <w:proofErr w:type="gramEnd"/>
+      <w:r>
+        <w:t xml:space="preserve"> </w:t>
       </w:r>
       <w:r>
         <w:rPr>
@@ -5406,220 +4822,252 @@
         <w:spacing w:after="120" w:line="240" w:lineRule="auto"/>
       </w:pPr>
       <w:r>
+        <w:t>Database ERD</w:t>
+      </w:r>
+    </w:p>
+    <w:p>
+      <w:pPr>
+        <w:numPr>
+          <w:ilvl w:val="1"/>
+          <w:numId w:val="32"/>
+        </w:numPr>
+        <w:spacing w:after="120" w:line="240" w:lineRule="auto"/>
+      </w:pPr>
+      <w:r>
+        <w:t>Deployment architecture</w:t>
+      </w:r>
+    </w:p>
+    <w:p>
+      <w:pPr>
+        <w:numPr>
+          <w:ilvl w:val="0"/>
+          <w:numId w:val="32"/>
+        </w:numPr>
+        <w:spacing w:after="120" w:line="240" w:lineRule="auto"/>
+      </w:pPr>
+      <w:proofErr w:type="gramStart"/>
+      <w:r>
+        <w:t>[ ]</w:t>
+      </w:r>
+      <w:proofErr w:type="gramEnd"/>
+      <w:r>
+        <w:t xml:space="preserve"> </w:t>
+      </w:r>
+      <w:r>
+        <w:rPr>
+          <w:b/>
+          <w:bCs/>
+        </w:rPr>
+        <w:t>Developer guide</w:t>
+      </w:r>
+      <w:r>
+        <w:t xml:space="preserve"> </w:t>
+      </w:r>
+    </w:p>
+    <w:p>
+      <w:pPr>
+        <w:numPr>
+          <w:ilvl w:val="1"/>
+          <w:numId w:val="32"/>
+        </w:numPr>
+        <w:spacing w:after="120" w:line="240" w:lineRule="auto"/>
+      </w:pPr>
+      <w:r>
+        <w:t>Setup instructions</w:t>
+      </w:r>
+    </w:p>
+    <w:p>
+      <w:pPr>
+        <w:numPr>
+          <w:ilvl w:val="1"/>
+          <w:numId w:val="32"/>
+        </w:numPr>
+        <w:spacing w:after="120" w:line="240" w:lineRule="auto"/>
+      </w:pPr>
+      <w:r>
+        <w:t>Coding standards</w:t>
+      </w:r>
+    </w:p>
+    <w:p>
+      <w:pPr>
+        <w:numPr>
+          <w:ilvl w:val="1"/>
+          <w:numId w:val="32"/>
+        </w:numPr>
+        <w:spacing w:after="120" w:line="240" w:lineRule="auto"/>
+      </w:pPr>
+      <w:r>
+        <w:t>Git workflow</w:t>
+      </w:r>
+    </w:p>
+    <w:p>
+      <w:pPr>
+        <w:numPr>
+          <w:ilvl w:val="1"/>
+          <w:numId w:val="32"/>
+        </w:numPr>
+        <w:spacing w:after="120" w:line="240" w:lineRule="auto"/>
+      </w:pPr>
+      <w:r>
+        <w:t>PR templates</w:t>
+      </w:r>
+    </w:p>
+    <w:p>
+      <w:pPr>
+        <w:numPr>
+          <w:ilvl w:val="0"/>
+          <w:numId w:val="32"/>
+        </w:numPr>
+        <w:spacing w:after="120" w:line="240" w:lineRule="auto"/>
+      </w:pPr>
+      <w:proofErr w:type="gramStart"/>
+      <w:r>
+        <w:t>[ ]</w:t>
+      </w:r>
+      <w:proofErr w:type="gramEnd"/>
+      <w:r>
+        <w:t xml:space="preserve"> </w:t>
+      </w:r>
+      <w:r>
+        <w:rPr>
+          <w:b/>
+          <w:bCs/>
+        </w:rPr>
+        <w:t>Database schema documentation</w:t>
+      </w:r>
+      <w:r>
+        <w:t xml:space="preserve"> </w:t>
+      </w:r>
+    </w:p>
+    <w:p>
+      <w:pPr>
+        <w:numPr>
+          <w:ilvl w:val="1"/>
+          <w:numId w:val="32"/>
+        </w:numPr>
+        <w:spacing w:after="120" w:line="240" w:lineRule="auto"/>
+      </w:pPr>
+      <w:r>
+        <w:t>Table descriptions</w:t>
+      </w:r>
+    </w:p>
+    <w:p>
+      <w:pPr>
+        <w:numPr>
+          <w:ilvl w:val="1"/>
+          <w:numId w:val="32"/>
+        </w:numPr>
+        <w:spacing w:after="120" w:line="240" w:lineRule="auto"/>
+      </w:pPr>
+      <w:r>
+        <w:t>Relationship diagrams</w:t>
+      </w:r>
+    </w:p>
+    <w:p>
+      <w:pPr>
+        <w:numPr>
+          <w:ilvl w:val="0"/>
+          <w:numId w:val="32"/>
+        </w:numPr>
+        <w:spacing w:after="120" w:line="240" w:lineRule="auto"/>
+      </w:pPr>
+      <w:proofErr w:type="gramStart"/>
+      <w:r>
+        <w:t>[ ]</w:t>
+      </w:r>
+      <w:proofErr w:type="gramEnd"/>
+      <w:r>
+        <w:t xml:space="preserve"> </w:t>
+      </w:r>
+      <w:r>
+        <w:rPr>
+          <w:b/>
+          <w:bCs/>
+        </w:rPr>
+        <w:t>Integration guide</w:t>
+      </w:r>
+      <w:r>
+        <w:t xml:space="preserve"> </w:t>
+      </w:r>
+    </w:p>
+    <w:p>
+      <w:pPr>
+        <w:numPr>
+          <w:ilvl w:val="1"/>
+          <w:numId w:val="32"/>
+        </w:numPr>
+        <w:spacing w:after="120" w:line="240" w:lineRule="auto"/>
+      </w:pPr>
+      <w:r>
+        <w:t>How to integrate with external systems</w:t>
+      </w:r>
+    </w:p>
+    <w:p>
+      <w:pPr>
+        <w:numPr>
+          <w:ilvl w:val="1"/>
+          <w:numId w:val="32"/>
+        </w:numPr>
+        <w:spacing w:after="120" w:line="240" w:lineRule="auto"/>
+      </w:pPr>
+      <w:r>
+        <w:t>Event schema documentation</w:t>
+      </w:r>
+    </w:p>
+    <w:p>
+      <w:pPr>
+        <w:spacing w:after="120" w:line="240" w:lineRule="auto"/>
+        <w:rPr>
+          <w:b/>
+          <w:bCs/>
+        </w:rPr>
+      </w:pPr>
+      <w:r>
+        <w:rPr>
+          <w:b/>
+          <w:bCs/>
+        </w:rPr>
+        <w:t>19. User Documentation</w:t>
+      </w:r>
+    </w:p>
+    <w:p>
+      <w:pPr>
+        <w:numPr>
+          <w:ilvl w:val="0"/>
+          <w:numId w:val="33"/>
+        </w:numPr>
+        <w:spacing w:after="120" w:line="240" w:lineRule="auto"/>
+      </w:pPr>
+      <w:proofErr w:type="gramStart"/>
+      <w:r>
         <w:lastRenderedPageBreak/>
-        <w:t>Database ERD</w:t>
-      </w:r>
-    </w:p>
-    <w:p>
-      <w:pPr>
-        <w:numPr>
-          <w:ilvl w:val="1"/>
-          <w:numId w:val="32"/>
-        </w:numPr>
-        <w:spacing w:after="120" w:line="240" w:lineRule="auto"/>
-      </w:pPr>
-      <w:r>
-        <w:t>Deployment architecture</w:t>
-      </w:r>
-    </w:p>
-    <w:p>
-      <w:pPr>
-        <w:numPr>
-          <w:ilvl w:val="0"/>
-          <w:numId w:val="32"/>
-        </w:numPr>
-        <w:spacing w:after="120" w:line="240" w:lineRule="auto"/>
-      </w:pPr>
-      <w:r>
-        <w:t xml:space="preserve">[ ] </w:t>
-      </w:r>
-      <w:r>
-        <w:rPr>
-          <w:b/>
-          <w:bCs/>
-        </w:rPr>
-        <w:t>Developer guide</w:t>
-      </w:r>
-      <w:r>
-        <w:t xml:space="preserve"> </w:t>
-      </w:r>
-    </w:p>
-    <w:p>
-      <w:pPr>
-        <w:numPr>
-          <w:ilvl w:val="1"/>
-          <w:numId w:val="32"/>
-        </w:numPr>
-        <w:spacing w:after="120" w:line="240" w:lineRule="auto"/>
-      </w:pPr>
-      <w:r>
-        <w:t>Setup instructions</w:t>
-      </w:r>
-    </w:p>
-    <w:p>
-      <w:pPr>
-        <w:numPr>
-          <w:ilvl w:val="1"/>
-          <w:numId w:val="32"/>
-        </w:numPr>
-        <w:spacing w:after="120" w:line="240" w:lineRule="auto"/>
-      </w:pPr>
-      <w:r>
-        <w:t>Coding standards</w:t>
-      </w:r>
-    </w:p>
-    <w:p>
-      <w:pPr>
-        <w:numPr>
-          <w:ilvl w:val="1"/>
-          <w:numId w:val="32"/>
-        </w:numPr>
-        <w:spacing w:after="120" w:line="240" w:lineRule="auto"/>
-      </w:pPr>
-      <w:r>
-        <w:t>Git workflow</w:t>
-      </w:r>
-    </w:p>
-    <w:p>
-      <w:pPr>
-        <w:numPr>
-          <w:ilvl w:val="1"/>
-          <w:numId w:val="32"/>
-        </w:numPr>
-        <w:spacing w:after="120" w:line="240" w:lineRule="auto"/>
-      </w:pPr>
-      <w:r>
-        <w:t>PR templates</w:t>
-      </w:r>
-    </w:p>
-    <w:p>
-      <w:pPr>
-        <w:numPr>
-          <w:ilvl w:val="0"/>
-          <w:numId w:val="32"/>
-        </w:numPr>
-        <w:spacing w:after="120" w:line="240" w:lineRule="auto"/>
-      </w:pPr>
-      <w:r>
-        <w:t xml:space="preserve">[ ] </w:t>
-      </w:r>
-      <w:r>
-        <w:rPr>
-          <w:b/>
-          <w:bCs/>
-        </w:rPr>
-        <w:t>Database schema documentation</w:t>
-      </w:r>
-      <w:r>
-        <w:t xml:space="preserve"> </w:t>
-      </w:r>
-    </w:p>
-    <w:p>
-      <w:pPr>
-        <w:numPr>
-          <w:ilvl w:val="1"/>
-          <w:numId w:val="32"/>
-        </w:numPr>
-        <w:spacing w:after="120" w:line="240" w:lineRule="auto"/>
-      </w:pPr>
-      <w:r>
-        <w:t>Table descriptions</w:t>
-      </w:r>
-    </w:p>
-    <w:p>
-      <w:pPr>
-        <w:numPr>
-          <w:ilvl w:val="1"/>
-          <w:numId w:val="32"/>
-        </w:numPr>
-        <w:spacing w:after="120" w:line="240" w:lineRule="auto"/>
-      </w:pPr>
-      <w:r>
-        <w:t>Relationship diagrams</w:t>
-      </w:r>
-    </w:p>
-    <w:p>
-      <w:pPr>
-        <w:numPr>
-          <w:ilvl w:val="0"/>
-          <w:numId w:val="32"/>
-        </w:numPr>
-        <w:spacing w:after="120" w:line="240" w:lineRule="auto"/>
-      </w:pPr>
-      <w:r>
-        <w:t xml:space="preserve">[ ] </w:t>
-      </w:r>
-      <w:r>
-        <w:rPr>
-          <w:b/>
-          <w:bCs/>
-        </w:rPr>
-        <w:t>Integration guide</w:t>
-      </w:r>
-      <w:r>
-        <w:t xml:space="preserve"> </w:t>
-      </w:r>
-    </w:p>
-    <w:p>
-      <w:pPr>
-        <w:numPr>
-          <w:ilvl w:val="1"/>
-          <w:numId w:val="32"/>
-        </w:numPr>
-        <w:spacing w:after="120" w:line="240" w:lineRule="auto"/>
-      </w:pPr>
-      <w:r>
-        <w:t>How to integrate with external systems</w:t>
-      </w:r>
-    </w:p>
-    <w:p>
-      <w:pPr>
-        <w:numPr>
-          <w:ilvl w:val="1"/>
-          <w:numId w:val="32"/>
-        </w:numPr>
-        <w:spacing w:after="120" w:line="240" w:lineRule="auto"/>
-      </w:pPr>
-      <w:r>
-        <w:t>Event schema documentation</w:t>
-      </w:r>
-    </w:p>
-    <w:p>
-      <w:pPr>
-        <w:spacing w:after="120" w:line="240" w:lineRule="auto"/>
-        <w:rPr>
-          <w:b/>
-          <w:bCs/>
-        </w:rPr>
-      </w:pPr>
-      <w:r>
-        <w:rPr>
-          <w:b/>
-          <w:bCs/>
-        </w:rPr>
-        <w:t>19. User Documentation</w:t>
-      </w:r>
-    </w:p>
-    <w:p>
-      <w:pPr>
-        <w:numPr>
-          <w:ilvl w:val="0"/>
+        <w:t>[ ]</w:t>
+      </w:r>
+      <w:proofErr w:type="gramEnd"/>
+      <w:r>
+        <w:t xml:space="preserve"> </w:t>
+      </w:r>
+      <w:r>
+        <w:rPr>
+          <w:b/>
+          <w:bCs/>
+        </w:rPr>
+        <w:t>User manuals</w:t>
+      </w:r>
+      <w:r>
+        <w:t xml:space="preserve"> </w:t>
+      </w:r>
+    </w:p>
+    <w:p>
+      <w:pPr>
+        <w:numPr>
+          <w:ilvl w:val="1"/>
           <w:numId w:val="33"/>
         </w:numPr>
         <w:spacing w:after="120" w:line="240" w:lineRule="auto"/>
       </w:pPr>
       <w:r>
-        <w:t xml:space="preserve">[ ] </w:t>
-      </w:r>
-      <w:r>
-        <w:rPr>
-          <w:b/>
-          <w:bCs/>
-        </w:rPr>
-        <w:t>User manuals</w:t>
-      </w:r>
-      <w:r>
-        <w:t xml:space="preserve"> </w:t>
+        <w:t>Admin user guide</w:t>
       </w:r>
     </w:p>
     <w:p>
@@ -5631,7 +5079,7 @@
         <w:spacing w:after="120" w:line="240" w:lineRule="auto"/>
       </w:pPr>
       <w:r>
-        <w:t>Admin user guide</w:t>
+        <w:t>Product manager guide</w:t>
       </w:r>
     </w:p>
     <w:p>
@@ -5643,41 +5091,46 @@
         <w:spacing w:after="120" w:line="240" w:lineRule="auto"/>
       </w:pPr>
       <w:r>
-        <w:t>Product manager guide</w:t>
-      </w:r>
-    </w:p>
-    <w:p>
-      <w:pPr>
-        <w:numPr>
-          <w:ilvl w:val="1"/>
+        <w:t>Operations guide</w:t>
+      </w:r>
+    </w:p>
+    <w:p>
+      <w:pPr>
+        <w:numPr>
+          <w:ilvl w:val="0"/>
           <w:numId w:val="33"/>
         </w:numPr>
         <w:spacing w:after="120" w:line="240" w:lineRule="auto"/>
       </w:pPr>
-      <w:r>
-        <w:t>Operations guide</w:t>
-      </w:r>
-    </w:p>
-    <w:p>
-      <w:pPr>
-        <w:numPr>
-          <w:ilvl w:val="0"/>
+      <w:proofErr w:type="gramStart"/>
+      <w:r>
+        <w:t>[ ]</w:t>
+      </w:r>
+      <w:proofErr w:type="gramEnd"/>
+      <w:r>
+        <w:t xml:space="preserve"> </w:t>
+      </w:r>
+      <w:r>
+        <w:rPr>
+          <w:b/>
+          <w:bCs/>
+        </w:rPr>
+        <w:t>Video tutorials</w:t>
+      </w:r>
+      <w:r>
+        <w:t xml:space="preserve"> </w:t>
+      </w:r>
+    </w:p>
+    <w:p>
+      <w:pPr>
+        <w:numPr>
+          <w:ilvl w:val="1"/>
           <w:numId w:val="33"/>
         </w:numPr>
         <w:spacing w:after="120" w:line="240" w:lineRule="auto"/>
       </w:pPr>
       <w:r>
-        <w:t xml:space="preserve">[ ] </w:t>
-      </w:r>
-      <w:r>
-        <w:rPr>
-          <w:b/>
-          <w:bCs/>
-        </w:rPr>
-        <w:t>Video tutorials</w:t>
-      </w:r>
-      <w:r>
-        <w:t xml:space="preserve"> </w:t>
+        <w:t>Getting started</w:t>
       </w:r>
     </w:p>
     <w:p>
@@ -5689,41 +5142,46 @@
         <w:spacing w:after="120" w:line="240" w:lineRule="auto"/>
       </w:pPr>
       <w:r>
-        <w:t>Getting started</w:t>
-      </w:r>
-    </w:p>
-    <w:p>
-      <w:pPr>
-        <w:numPr>
-          <w:ilvl w:val="1"/>
+        <w:t>Common workflows</w:t>
+      </w:r>
+    </w:p>
+    <w:p>
+      <w:pPr>
+        <w:numPr>
+          <w:ilvl w:val="0"/>
           <w:numId w:val="33"/>
         </w:numPr>
         <w:spacing w:after="120" w:line="240" w:lineRule="auto"/>
       </w:pPr>
-      <w:r>
-        <w:t>Common workflows</w:t>
-      </w:r>
-    </w:p>
-    <w:p>
-      <w:pPr>
-        <w:numPr>
-          <w:ilvl w:val="0"/>
+      <w:proofErr w:type="gramStart"/>
+      <w:r>
+        <w:t>[ ]</w:t>
+      </w:r>
+      <w:proofErr w:type="gramEnd"/>
+      <w:r>
+        <w:t xml:space="preserve"> </w:t>
+      </w:r>
+      <w:r>
+        <w:rPr>
+          <w:b/>
+          <w:bCs/>
+        </w:rPr>
+        <w:t>FAQ</w:t>
+      </w:r>
+      <w:r>
+        <w:t xml:space="preserve"> </w:t>
+      </w:r>
+    </w:p>
+    <w:p>
+      <w:pPr>
+        <w:numPr>
+          <w:ilvl w:val="1"/>
           <w:numId w:val="33"/>
         </w:numPr>
         <w:spacing w:after="120" w:line="240" w:lineRule="auto"/>
       </w:pPr>
       <w:r>
-        <w:t xml:space="preserve">[ ] </w:t>
-      </w:r>
-      <w:r>
-        <w:rPr>
-          <w:b/>
-          <w:bCs/>
-        </w:rPr>
-        <w:t>FAQ</w:t>
-      </w:r>
-      <w:r>
-        <w:t xml:space="preserve"> </w:t>
+        <w:t>Common issues</w:t>
       </w:r>
     </w:p>
     <w:p>
@@ -5735,41 +5193,46 @@
         <w:spacing w:after="120" w:line="240" w:lineRule="auto"/>
       </w:pPr>
       <w:r>
-        <w:t>Common issues</w:t>
-      </w:r>
-    </w:p>
-    <w:p>
-      <w:pPr>
-        <w:numPr>
-          <w:ilvl w:val="1"/>
+        <w:t>Troubleshooting</w:t>
+      </w:r>
+    </w:p>
+    <w:p>
+      <w:pPr>
+        <w:numPr>
+          <w:ilvl w:val="0"/>
           <w:numId w:val="33"/>
         </w:numPr>
         <w:spacing w:after="120" w:line="240" w:lineRule="auto"/>
       </w:pPr>
-      <w:r>
-        <w:t>Troubleshooting</w:t>
-      </w:r>
-    </w:p>
-    <w:p>
-      <w:pPr>
-        <w:numPr>
-          <w:ilvl w:val="0"/>
+      <w:proofErr w:type="gramStart"/>
+      <w:r>
+        <w:t>[ ]</w:t>
+      </w:r>
+      <w:proofErr w:type="gramEnd"/>
+      <w:r>
+        <w:t xml:space="preserve"> </w:t>
+      </w:r>
+      <w:r>
+        <w:rPr>
+          <w:b/>
+          <w:bCs/>
+        </w:rPr>
+        <w:t>Release notes</w:t>
+      </w:r>
+      <w:r>
+        <w:t xml:space="preserve"> </w:t>
+      </w:r>
+    </w:p>
+    <w:p>
+      <w:pPr>
+        <w:numPr>
+          <w:ilvl w:val="1"/>
           <w:numId w:val="33"/>
         </w:numPr>
         <w:spacing w:after="120" w:line="240" w:lineRule="auto"/>
       </w:pPr>
       <w:r>
-        <w:t xml:space="preserve">[ ] </w:t>
-      </w:r>
-      <w:r>
-        <w:rPr>
-          <w:b/>
-          <w:bCs/>
-        </w:rPr>
-        <w:t>Release notes</w:t>
-      </w:r>
-      <w:r>
-        <w:t xml:space="preserve"> </w:t>
+        <w:t>Version history</w:t>
       </w:r>
     </w:p>
     <w:p>
@@ -5781,18 +5244,6 @@
         <w:spacing w:after="120" w:line="240" w:lineRule="auto"/>
       </w:pPr>
       <w:r>
-        <w:t>Version history</w:t>
-      </w:r>
-    </w:p>
-    <w:p>
-      <w:pPr>
-        <w:numPr>
-          <w:ilvl w:val="1"/>
-          <w:numId w:val="33"/>
-        </w:numPr>
-        <w:spacing w:after="120" w:line="240" w:lineRule="auto"/>
-      </w:pPr>
-      <w:r>
         <w:t>Breaking changes</w:t>
       </w:r>
     </w:p>
@@ -5820,8 +5271,13 @@
         </w:numPr>
         <w:spacing w:after="120" w:line="240" w:lineRule="auto"/>
       </w:pPr>
-      <w:r>
-        <w:t xml:space="preserve">[ ] </w:t>
+      <w:proofErr w:type="gramStart"/>
+      <w:r>
+        <w:t>[ ]</w:t>
+      </w:r>
+      <w:proofErr w:type="gramEnd"/>
+      <w:r>
+        <w:t xml:space="preserve"> </w:t>
       </w:r>
       <w:r>
         <w:rPr>
@@ -5866,8 +5322,13 @@
         </w:numPr>
         <w:spacing w:after="120" w:line="240" w:lineRule="auto"/>
       </w:pPr>
-      <w:r>
-        <w:t xml:space="preserve">[ ] </w:t>
+      <w:proofErr w:type="gramStart"/>
+      <w:r>
+        <w:t>[ ]</w:t>
+      </w:r>
+      <w:proofErr w:type="gramEnd"/>
+      <w:r>
+        <w:t xml:space="preserve"> </w:t>
       </w:r>
       <w:r>
         <w:rPr>
@@ -5901,7 +5362,6 @@
         <w:spacing w:after="120" w:line="240" w:lineRule="auto"/>
       </w:pPr>
       <w:r>
-        <w:lastRenderedPageBreak/>
         <w:t>Rollback procedures</w:t>
       </w:r>
     </w:p>
@@ -5913,8 +5373,13 @@
         </w:numPr>
         <w:spacing w:after="120" w:line="240" w:lineRule="auto"/>
       </w:pPr>
-      <w:r>
-        <w:t xml:space="preserve">[ ] </w:t>
+      <w:proofErr w:type="gramStart"/>
+      <w:r>
+        <w:t>[ ]</w:t>
+      </w:r>
+      <w:proofErr w:type="gramEnd"/>
+      <w:r>
+        <w:t xml:space="preserve"> </w:t>
       </w:r>
       <w:r>
         <w:rPr>
@@ -6009,8 +5474,13 @@
         </w:numPr>
         <w:spacing w:after="120" w:line="240" w:lineRule="auto"/>
       </w:pPr>
-      <w:r>
-        <w:t xml:space="preserve">[ ] </w:t>
+      <w:proofErr w:type="gramStart"/>
+      <w:r>
+        <w:t>[ ]</w:t>
+      </w:r>
+      <w:proofErr w:type="gramEnd"/>
+      <w:r>
+        <w:t xml:space="preserve"> </w:t>
       </w:r>
       <w:r>
         <w:rPr>
@@ -6067,8 +5537,13 @@
         </w:numPr>
         <w:spacing w:after="120" w:line="240" w:lineRule="auto"/>
       </w:pPr>
-      <w:r>
-        <w:t xml:space="preserve">[ ] </w:t>
+      <w:proofErr w:type="gramStart"/>
+      <w:r>
+        <w:t>[ ]</w:t>
+      </w:r>
+      <w:proofErr w:type="gramEnd"/>
+      <w:r>
+        <w:t xml:space="preserve"> </w:t>
       </w:r>
       <w:r>
         <w:rPr>
@@ -6113,8 +5588,14 @@
         </w:numPr>
         <w:spacing w:after="120" w:line="240" w:lineRule="auto"/>
       </w:pPr>
-      <w:r>
-        <w:t xml:space="preserve">[ ] </w:t>
+      <w:proofErr w:type="gramStart"/>
+      <w:r>
+        <w:lastRenderedPageBreak/>
+        <w:t>[ ]</w:t>
+      </w:r>
+      <w:proofErr w:type="gramEnd"/>
+      <w:r>
+        <w:t xml:space="preserve"> </w:t>
       </w:r>
       <w:r>
         <w:rPr>
@@ -6183,8 +5664,13 @@
         </w:numPr>
         <w:spacing w:after="120" w:line="240" w:lineRule="auto"/>
       </w:pPr>
-      <w:r>
-        <w:t xml:space="preserve">[ ] </w:t>
+      <w:proofErr w:type="gramStart"/>
+      <w:r>
+        <w:t>[ ]</w:t>
+      </w:r>
+      <w:proofErr w:type="gramEnd"/>
+      <w:r>
+        <w:t xml:space="preserve"> </w:t>
       </w:r>
       <w:r>
         <w:rPr>
@@ -6257,8 +5743,13 @@
         </w:numPr>
         <w:spacing w:after="120" w:line="240" w:lineRule="auto"/>
       </w:pPr>
-      <w:r>
-        <w:t xml:space="preserve">[ ] </w:t>
+      <w:proofErr w:type="gramStart"/>
+      <w:r>
+        <w:t>[ ]</w:t>
+      </w:r>
+      <w:proofErr w:type="gramEnd"/>
+      <w:r>
+        <w:t xml:space="preserve"> </w:t>
       </w:r>
       <w:r>
         <w:rPr>
@@ -6303,8 +5794,13 @@
         </w:numPr>
         <w:spacing w:after="120" w:line="240" w:lineRule="auto"/>
       </w:pPr>
-      <w:r>
-        <w:t xml:space="preserve">[ ] </w:t>
+      <w:proofErr w:type="gramStart"/>
+      <w:r>
+        <w:t>[ ]</w:t>
+      </w:r>
+      <w:proofErr w:type="gramEnd"/>
+      <w:r>
+        <w:t xml:space="preserve"> </w:t>
       </w:r>
       <w:r>
         <w:rPr>
@@ -6358,8 +5854,13 @@
         </w:numPr>
         <w:spacing w:after="120" w:line="240" w:lineRule="auto"/>
       </w:pPr>
-      <w:r>
-        <w:t xml:space="preserve">[ ] </w:t>
+      <w:proofErr w:type="gramStart"/>
+      <w:r>
+        <w:t>[ ]</w:t>
+      </w:r>
+      <w:proofErr w:type="gramEnd"/>
+      <w:r>
+        <w:t xml:space="preserve"> </w:t>
       </w:r>
       <w:r>
         <w:rPr>
@@ -6392,8 +5893,13 @@
         </w:numPr>
         <w:spacing w:after="120" w:line="240" w:lineRule="auto"/>
       </w:pPr>
-      <w:r>
-        <w:t xml:space="preserve">[ ] </w:t>
+      <w:proofErr w:type="gramStart"/>
+      <w:r>
+        <w:t>[ ]</w:t>
+      </w:r>
+      <w:proofErr w:type="gramEnd"/>
+      <w:r>
+        <w:t xml:space="preserve"> </w:t>
       </w:r>
       <w:r>
         <w:rPr>
@@ -6415,7 +5921,6 @@
         <w:spacing w:after="120" w:line="240" w:lineRule="auto"/>
       </w:pPr>
       <w:r>
-        <w:lastRenderedPageBreak/>
         <w:t>PR template</w:t>
       </w:r>
     </w:p>
@@ -6489,8 +5994,13 @@
         </w:numPr>
         <w:spacing w:after="120" w:line="240" w:lineRule="auto"/>
       </w:pPr>
-      <w:r>
-        <w:t xml:space="preserve">[ ] </w:t>
+      <w:proofErr w:type="gramStart"/>
+      <w:r>
+        <w:t>[ ]</w:t>
+      </w:r>
+      <w:proofErr w:type="gramEnd"/>
+      <w:r>
+        <w:t xml:space="preserve"> </w:t>
       </w:r>
       <w:r>
         <w:rPr>
@@ -6535,8 +6045,13 @@
         </w:numPr>
         <w:spacing w:after="120" w:line="240" w:lineRule="auto"/>
       </w:pPr>
-      <w:r>
-        <w:t xml:space="preserve">[ ] </w:t>
+      <w:proofErr w:type="gramStart"/>
+      <w:r>
+        <w:t>[ ]</w:t>
+      </w:r>
+      <w:proofErr w:type="gramEnd"/>
+      <w:r>
+        <w:t xml:space="preserve"> </w:t>
       </w:r>
       <w:r>
         <w:rPr>
@@ -6569,8 +6084,13 @@
         </w:numPr>
         <w:spacing w:after="120" w:line="240" w:lineRule="auto"/>
       </w:pPr>
-      <w:r>
-        <w:t xml:space="preserve">[ ] </w:t>
+      <w:proofErr w:type="gramStart"/>
+      <w:r>
+        <w:t>[ ]</w:t>
+      </w:r>
+      <w:proofErr w:type="gramEnd"/>
+      <w:r>
+        <w:t xml:space="preserve"> </w:t>
       </w:r>
       <w:r>
         <w:rPr>
@@ -6631,8 +6151,14 @@
         </w:numPr>
         <w:spacing w:after="120" w:line="240" w:lineRule="auto"/>
       </w:pPr>
-      <w:r>
-        <w:t xml:space="preserve">[ ] </w:t>
+      <w:proofErr w:type="gramStart"/>
+      <w:r>
+        <w:lastRenderedPageBreak/>
+        <w:t>[ ]</w:t>
+      </w:r>
+      <w:proofErr w:type="gramEnd"/>
+      <w:r>
+        <w:t xml:space="preserve"> </w:t>
       </w:r>
       <w:r>
         <w:rPr>
@@ -6701,8 +6227,13 @@
         </w:numPr>
         <w:spacing w:after="120" w:line="240" w:lineRule="auto"/>
       </w:pPr>
-      <w:r>
-        <w:t xml:space="preserve">[ ] </w:t>
+      <w:proofErr w:type="gramStart"/>
+      <w:r>
+        <w:t>[ ]</w:t>
+      </w:r>
+      <w:proofErr w:type="gramEnd"/>
+      <w:r>
+        <w:t xml:space="preserve"> </w:t>
       </w:r>
       <w:r>
         <w:rPr>
@@ -6724,8 +6255,13 @@
         <w:spacing w:after="120" w:line="240" w:lineRule="auto"/>
       </w:pPr>
       <w:r>
-        <w:t>Data encryption</w:t>
-      </w:r>
+        <w:t xml:space="preserve">Data </w:t>
+      </w:r>
+      <w:proofErr w:type="gramStart"/>
+      <w:r>
+        <w:t>encryption</w:t>
+      </w:r>
+      <w:proofErr w:type="gramEnd"/>
     </w:p>
     <w:p>
       <w:pPr>
@@ -6775,8 +6311,13 @@
         </w:numPr>
         <w:spacing w:after="120" w:line="240" w:lineRule="auto"/>
       </w:pPr>
-      <w:r>
-        <w:t xml:space="preserve">[ ] </w:t>
+      <w:proofErr w:type="gramStart"/>
+      <w:r>
+        <w:t>[ ]</w:t>
+      </w:r>
+      <w:proofErr w:type="gramEnd"/>
+      <w:r>
+        <w:t xml:space="preserve"> </w:t>
       </w:r>
       <w:r>
         <w:rPr>
@@ -6821,8 +6362,13 @@
         </w:numPr>
         <w:spacing w:after="120" w:line="240" w:lineRule="auto"/>
       </w:pPr>
-      <w:r>
-        <w:t xml:space="preserve">[ ] </w:t>
+      <w:proofErr w:type="gramStart"/>
+      <w:r>
+        <w:t>[ ]</w:t>
+      </w:r>
+      <w:proofErr w:type="gramEnd"/>
+      <w:r>
+        <w:t xml:space="preserve"> </w:t>
       </w:r>
       <w:r>
         <w:rPr>
@@ -6867,8 +6413,13 @@
         </w:numPr>
         <w:spacing w:after="120" w:line="240" w:lineRule="auto"/>
       </w:pPr>
-      <w:r>
-        <w:t xml:space="preserve">[ ] </w:t>
+      <w:proofErr w:type="gramStart"/>
+      <w:r>
+        <w:t>[ ]</w:t>
+      </w:r>
+      <w:proofErr w:type="gramEnd"/>
+      <w:r>
+        <w:t xml:space="preserve"> </w:t>
       </w:r>
       <w:r>
         <w:rPr>
@@ -6910,7 +6461,6 @@
         <w:spacing w:after="120" w:line="240" w:lineRule="auto"/>
       </w:pPr>
       <w:r>
-        <w:lastRenderedPageBreak/>
         <w:pict w14:anchorId="682C4F20">
           <v:rect id="_x0000_i1033" style="width:0;height:1.5pt" o:hralign="center" o:hrstd="t" o:hr="t" fillcolor="#a0a0a0" stroked="f"/>
         </w:pict>
@@ -6945,7 +6495,15 @@
         <w:spacing w:after="120" w:line="240" w:lineRule="auto"/>
       </w:pPr>
       <w:r>
-        <w:t>Before going to production, ensure ALL of the following are complete:</w:t>
+        <w:t xml:space="preserve">Before going to production, ensure </w:t>
+      </w:r>
+      <w:proofErr w:type="gramStart"/>
+      <w:r>
+        <w:t>ALL of</w:t>
+      </w:r>
+      <w:proofErr w:type="gramEnd"/>
+      <w:r>
+        <w:t xml:space="preserve"> the following are complete:</w:t>
       </w:r>
     </w:p>
     <w:p>
@@ -6972,8 +6530,13 @@
         </w:numPr>
         <w:spacing w:after="120" w:line="240" w:lineRule="auto"/>
       </w:pPr>
-      <w:r>
-        <w:t>[ ] All default passwords changed</w:t>
+      <w:proofErr w:type="gramStart"/>
+      <w:r>
+        <w:t>[ ]</w:t>
+      </w:r>
+      <w:proofErr w:type="gramEnd"/>
+      <w:r>
+        <w:t xml:space="preserve"> All default passwords changed</w:t>
       </w:r>
     </w:p>
     <w:p>
@@ -6984,8 +6547,13 @@
         </w:numPr>
         <w:spacing w:after="120" w:line="240" w:lineRule="auto"/>
       </w:pPr>
-      <w:r>
-        <w:t>[ ] SSL/TLS configured</w:t>
+      <w:proofErr w:type="gramStart"/>
+      <w:r>
+        <w:t>[ ]</w:t>
+      </w:r>
+      <w:proofErr w:type="gramEnd"/>
+      <w:r>
+        <w:t xml:space="preserve"> SSL/TLS configured</w:t>
       </w:r>
     </w:p>
     <w:p>
@@ -6996,8 +6564,13 @@
         </w:numPr>
         <w:spacing w:after="120" w:line="240" w:lineRule="auto"/>
       </w:pPr>
-      <w:r>
-        <w:t>[ ] Secrets properly managed (not in code)</w:t>
+      <w:proofErr w:type="gramStart"/>
+      <w:r>
+        <w:t>[ ]</w:t>
+      </w:r>
+      <w:proofErr w:type="gramEnd"/>
+      <w:r>
+        <w:t xml:space="preserve"> Secrets properly managed (not in code)</w:t>
       </w:r>
     </w:p>
     <w:p>
@@ -7008,8 +6581,13 @@
         </w:numPr>
         <w:spacing w:after="120" w:line="240" w:lineRule="auto"/>
       </w:pPr>
-      <w:r>
-        <w:t>[ ] Security audit completed</w:t>
+      <w:proofErr w:type="gramStart"/>
+      <w:r>
+        <w:t>[ ]</w:t>
+      </w:r>
+      <w:proofErr w:type="gramEnd"/>
+      <w:r>
+        <w:t xml:space="preserve"> Security audit completed</w:t>
       </w:r>
     </w:p>
     <w:p>
@@ -7020,8 +6598,13 @@
         </w:numPr>
         <w:spacing w:after="120" w:line="240" w:lineRule="auto"/>
       </w:pPr>
-      <w:r>
-        <w:t>[ ] Penetration testing done</w:t>
+      <w:proofErr w:type="gramStart"/>
+      <w:r>
+        <w:t>[ ]</w:t>
+      </w:r>
+      <w:proofErr w:type="gramEnd"/>
+      <w:r>
+        <w:t xml:space="preserve"> Penetration testing done</w:t>
       </w:r>
     </w:p>
     <w:p>
@@ -7048,8 +6631,13 @@
         </w:numPr>
         <w:spacing w:after="120" w:line="240" w:lineRule="auto"/>
       </w:pPr>
-      <w:r>
-        <w:t>[ ] Load testing completed</w:t>
+      <w:proofErr w:type="gramStart"/>
+      <w:r>
+        <w:t>[ ]</w:t>
+      </w:r>
+      <w:proofErr w:type="gramEnd"/>
+      <w:r>
+        <w:t xml:space="preserve"> Load testing completed</w:t>
       </w:r>
     </w:p>
     <w:p>
@@ -7060,8 +6648,13 @@
         </w:numPr>
         <w:spacing w:after="120" w:line="240" w:lineRule="auto"/>
       </w:pPr>
-      <w:r>
-        <w:t>[ ] Database indexed properly</w:t>
+      <w:proofErr w:type="gramStart"/>
+      <w:r>
+        <w:t>[ ]</w:t>
+      </w:r>
+      <w:proofErr w:type="gramEnd"/>
+      <w:r>
+        <w:t xml:space="preserve"> Database indexed properly</w:t>
       </w:r>
     </w:p>
     <w:p>
@@ -7072,8 +6665,13 @@
         </w:numPr>
         <w:spacing w:after="120" w:line="240" w:lineRule="auto"/>
       </w:pPr>
-      <w:r>
-        <w:t>[ ] Caching configured</w:t>
+      <w:proofErr w:type="gramStart"/>
+      <w:r>
+        <w:t>[ ]</w:t>
+      </w:r>
+      <w:proofErr w:type="gramEnd"/>
+      <w:r>
+        <w:t xml:space="preserve"> Caching configured</w:t>
       </w:r>
     </w:p>
     <w:p>
@@ -7084,8 +6682,13 @@
         </w:numPr>
         <w:spacing w:after="120" w:line="240" w:lineRule="auto"/>
       </w:pPr>
-      <w:r>
-        <w:t>[ ] CDN set up for frontend</w:t>
+      <w:proofErr w:type="gramStart"/>
+      <w:r>
+        <w:t>[ ]</w:t>
+      </w:r>
+      <w:proofErr w:type="gramEnd"/>
+      <w:r>
+        <w:t xml:space="preserve"> CDN set up for frontend</w:t>
       </w:r>
     </w:p>
     <w:p>
@@ -7096,8 +6699,14 @@
         </w:numPr>
         <w:spacing w:after="120" w:line="240" w:lineRule="auto"/>
       </w:pPr>
-      <w:r>
-        <w:t>[ ] API rate limiting enabled</w:t>
+      <w:proofErr w:type="gramStart"/>
+      <w:r>
+        <w:lastRenderedPageBreak/>
+        <w:t>[ ]</w:t>
+      </w:r>
+      <w:proofErr w:type="gramEnd"/>
+      <w:r>
+        <w:t xml:space="preserve"> API rate limiting enabled</w:t>
       </w:r>
     </w:p>
     <w:p>
@@ -7124,8 +6733,13 @@
         </w:numPr>
         <w:spacing w:after="120" w:line="240" w:lineRule="auto"/>
       </w:pPr>
-      <w:r>
-        <w:t>[ ] Database backups configured and tested</w:t>
+      <w:proofErr w:type="gramStart"/>
+      <w:r>
+        <w:t>[ ]</w:t>
+      </w:r>
+      <w:proofErr w:type="gramEnd"/>
+      <w:r>
+        <w:t xml:space="preserve"> Database backups configured and tested</w:t>
       </w:r>
     </w:p>
     <w:p>
@@ -7136,8 +6750,13 @@
         </w:numPr>
         <w:spacing w:after="120" w:line="240" w:lineRule="auto"/>
       </w:pPr>
-      <w:r>
-        <w:t>[ ] Disaster recovery plan documented and tested</w:t>
+      <w:proofErr w:type="gramStart"/>
+      <w:r>
+        <w:t>[ ]</w:t>
+      </w:r>
+      <w:proofErr w:type="gramEnd"/>
+      <w:r>
+        <w:t xml:space="preserve"> Disaster recovery plan documented and tested</w:t>
       </w:r>
     </w:p>
     <w:p>
@@ -7148,8 +6767,13 @@
         </w:numPr>
         <w:spacing w:after="120" w:line="240" w:lineRule="auto"/>
       </w:pPr>
-      <w:r>
-        <w:t>[ ] Monitoring and alerting configured</w:t>
+      <w:proofErr w:type="gramStart"/>
+      <w:r>
+        <w:t>[ ]</w:t>
+      </w:r>
+      <w:proofErr w:type="gramEnd"/>
+      <w:r>
+        <w:t xml:space="preserve"> Monitoring and alerting configured</w:t>
       </w:r>
     </w:p>
     <w:p>
@@ -7160,8 +6784,13 @@
         </w:numPr>
         <w:spacing w:after="120" w:line="240" w:lineRule="auto"/>
       </w:pPr>
-      <w:r>
-        <w:t>[ ] On-call rotation set up</w:t>
+      <w:proofErr w:type="gramStart"/>
+      <w:r>
+        <w:t>[ ]</w:t>
+      </w:r>
+      <w:proofErr w:type="gramEnd"/>
+      <w:r>
+        <w:t xml:space="preserve"> On-call rotation set up</w:t>
       </w:r>
     </w:p>
     <w:p>
@@ -7172,8 +6801,13 @@
         </w:numPr>
         <w:spacing w:after="120" w:line="240" w:lineRule="auto"/>
       </w:pPr>
-      <w:r>
-        <w:t>[ ] Runbook completed</w:t>
+      <w:proofErr w:type="gramStart"/>
+      <w:r>
+        <w:t>[ ]</w:t>
+      </w:r>
+      <w:proofErr w:type="gramEnd"/>
+      <w:r>
+        <w:t xml:space="preserve"> Runbook completed</w:t>
       </w:r>
     </w:p>
     <w:p>
@@ -7200,8 +6834,13 @@
         </w:numPr>
         <w:spacing w:after="120" w:line="240" w:lineRule="auto"/>
       </w:pPr>
-      <w:r>
-        <w:t>[ ] All tests passing (unit, integration, E2E)</w:t>
+      <w:proofErr w:type="gramStart"/>
+      <w:r>
+        <w:t>[ ]</w:t>
+      </w:r>
+      <w:proofErr w:type="gramEnd"/>
+      <w:r>
+        <w:t xml:space="preserve"> All tests passing (unit, integration, E2E)</w:t>
       </w:r>
     </w:p>
     <w:p>
@@ -7212,8 +6851,13 @@
         </w:numPr>
         <w:spacing w:after="120" w:line="240" w:lineRule="auto"/>
       </w:pPr>
-      <w:r>
-        <w:t>[ ] UAT completed successfully</w:t>
+      <w:proofErr w:type="gramStart"/>
+      <w:r>
+        <w:t>[ ]</w:t>
+      </w:r>
+      <w:proofErr w:type="gramEnd"/>
+      <w:r>
+        <w:t xml:space="preserve"> UAT completed successfully</w:t>
       </w:r>
     </w:p>
     <w:p>
@@ -7224,8 +6868,13 @@
         </w:numPr>
         <w:spacing w:after="120" w:line="240" w:lineRule="auto"/>
       </w:pPr>
-      <w:r>
-        <w:t>[ ] No critical bugs</w:t>
+      <w:proofErr w:type="gramStart"/>
+      <w:r>
+        <w:t>[ ]</w:t>
+      </w:r>
+      <w:proofErr w:type="gramEnd"/>
+      <w:r>
+        <w:t xml:space="preserve"> No critical bugs</w:t>
       </w:r>
     </w:p>
     <w:p>
@@ -7236,8 +6885,13 @@
         </w:numPr>
         <w:spacing w:after="120" w:line="240" w:lineRule="auto"/>
       </w:pPr>
-      <w:r>
-        <w:t>[ ] Performance meets SLAs</w:t>
+      <w:proofErr w:type="gramStart"/>
+      <w:r>
+        <w:t>[ ]</w:t>
+      </w:r>
+      <w:proofErr w:type="gramEnd"/>
+      <w:r>
+        <w:t xml:space="preserve"> Performance meets SLAs</w:t>
       </w:r>
     </w:p>
     <w:p>
@@ -7264,8 +6918,13 @@
         </w:numPr>
         <w:spacing w:after="120" w:line="240" w:lineRule="auto"/>
       </w:pPr>
-      <w:r>
-        <w:t>[ ] User documentation complete</w:t>
+      <w:proofErr w:type="gramStart"/>
+      <w:r>
+        <w:t>[ ]</w:t>
+      </w:r>
+      <w:proofErr w:type="gramEnd"/>
+      <w:r>
+        <w:t xml:space="preserve"> User documentation complete</w:t>
       </w:r>
     </w:p>
     <w:p>
@@ -7276,8 +6935,13 @@
         </w:numPr>
         <w:spacing w:after="120" w:line="240" w:lineRule="auto"/>
       </w:pPr>
-      <w:r>
-        <w:t>[ ] API documentation complete</w:t>
+      <w:proofErr w:type="gramStart"/>
+      <w:r>
+        <w:t>[ ]</w:t>
+      </w:r>
+      <w:proofErr w:type="gramEnd"/>
+      <w:r>
+        <w:t xml:space="preserve"> API documentation complete</w:t>
       </w:r>
     </w:p>
     <w:p>
@@ -7288,8 +6952,13 @@
         </w:numPr>
         <w:spacing w:after="120" w:line="240" w:lineRule="auto"/>
       </w:pPr>
-      <w:r>
-        <w:t>[ ] Operational runbook complete</w:t>
+      <w:proofErr w:type="gramStart"/>
+      <w:r>
+        <w:t>[ ]</w:t>
+      </w:r>
+      <w:proofErr w:type="gramEnd"/>
+      <w:r>
+        <w:t xml:space="preserve"> Operational runbook complete</w:t>
       </w:r>
     </w:p>
     <w:p>
@@ -7300,8 +6969,13 @@
         </w:numPr>
         <w:spacing w:after="120" w:line="240" w:lineRule="auto"/>
       </w:pPr>
-      <w:r>
-        <w:t>[ ] Training materials ready</w:t>
+      <w:proofErr w:type="gramStart"/>
+      <w:r>
+        <w:t>[ ]</w:t>
+      </w:r>
+      <w:proofErr w:type="gramEnd"/>
+      <w:r>
+        <w:t xml:space="preserve"> Training materials ready</w:t>
       </w:r>
     </w:p>
     <w:p>
@@ -7328,8 +7002,13 @@
         </w:numPr>
         <w:spacing w:after="120" w:line="240" w:lineRule="auto"/>
       </w:pPr>
-      <w:r>
-        <w:t>[ ] GDPR compliance verified</w:t>
+      <w:proofErr w:type="gramStart"/>
+      <w:r>
+        <w:t>[ ]</w:t>
+      </w:r>
+      <w:proofErr w:type="gramEnd"/>
+      <w:r>
+        <w:t xml:space="preserve"> GDPR compliance verified</w:t>
       </w:r>
     </w:p>
     <w:p>
@@ -7340,9 +7019,13 @@
         </w:numPr>
         <w:spacing w:after="120" w:line="240" w:lineRule="auto"/>
       </w:pPr>
-      <w:r>
-        <w:lastRenderedPageBreak/>
-        <w:t>[ ] TMF compliance verified</w:t>
+      <w:proofErr w:type="gramStart"/>
+      <w:r>
+        <w:t>[ ]</w:t>
+      </w:r>
+      <w:proofErr w:type="gramEnd"/>
+      <w:r>
+        <w:t xml:space="preserve"> TMF compliance verified</w:t>
       </w:r>
     </w:p>
     <w:p>
@@ -7353,8 +7036,13 @@
         </w:numPr>
         <w:spacing w:after="120" w:line="240" w:lineRule="auto"/>
       </w:pPr>
-      <w:r>
-        <w:t>[ ] Terms of service ready</w:t>
+      <w:proofErr w:type="gramStart"/>
+      <w:r>
+        <w:t>[ ]</w:t>
+      </w:r>
+      <w:proofErr w:type="gramEnd"/>
+      <w:r>
+        <w:t xml:space="preserve"> Terms of service ready</w:t>
       </w:r>
     </w:p>
     <w:p>
@@ -7365,8 +7053,13 @@
         </w:numPr>
         <w:spacing w:after="120" w:line="240" w:lineRule="auto"/>
       </w:pPr>
-      <w:r>
-        <w:t>[ ] Privacy policy ready</w:t>
+      <w:proofErr w:type="gramStart"/>
+      <w:r>
+        <w:t>[ ]</w:t>
+      </w:r>
+      <w:proofErr w:type="gramEnd"/>
+      <w:r>
+        <w:t xml:space="preserve"> Privacy policy ready</w:t>
       </w:r>
     </w:p>
     <w:p>
@@ -7524,6 +7217,7 @@
         <w:spacing w:after="120" w:line="240" w:lineRule="auto"/>
       </w:pPr>
       <w:r>
+        <w:lastRenderedPageBreak/>
         <w:t>User satisfaction: &gt; 4.5/5</w:t>
       </w:r>
     </w:p>
@@ -7762,7 +7456,6 @@
         <w:spacing w:after="120" w:line="240" w:lineRule="auto"/>
       </w:pPr>
       <w:r>
-        <w:lastRenderedPageBreak/>
         <w:t>UAT</w:t>
       </w:r>
     </w:p>
@@ -7938,12 +7631,21 @@
         </w:numPr>
         <w:spacing w:after="120" w:line="240" w:lineRule="auto"/>
       </w:pPr>
-      <w:r>
-        <w:rPr>
-          <w:b/>
-          <w:bCs/>
-        </w:rPr>
-        <w:t>Deploy to staging</w:t>
+      <w:proofErr w:type="gramStart"/>
+      <w:r>
+        <w:rPr>
+          <w:b/>
+          <w:bCs/>
+        </w:rPr>
+        <w:t>Deploy</w:t>
+      </w:r>
+      <w:proofErr w:type="gramEnd"/>
+      <w:r>
+        <w:rPr>
+          <w:b/>
+          <w:bCs/>
+        </w:rPr>
+        <w:t xml:space="preserve"> to staging</w:t>
       </w:r>
     </w:p>
     <w:p>
@@ -7983,6 +7685,7 @@
         <w:spacing w:after="120" w:line="240" w:lineRule="auto"/>
       </w:pPr>
       <w:r>
+        <w:lastRenderedPageBreak/>
         <w:pict w14:anchorId="0F2E48B2">
           <v:rect id="_x0000_i1037" style="width:0;height:1.5pt" o:hralign="center" o:hrstd="t" o:hr="t" fillcolor="#a0a0a0" stroked="f"/>
         </w:pict>
